--- a/富宇大境社區管理委員會法定獨立分割報告書.docx
+++ b/富宇大境社區管理委員會法定獨立分割報告書.docx
@@ -24,7 +24,7 @@
         <w:rPr>
           <w:rFonts w:ascii="PingFang TC" w:hAnsi="PingFang TC"/>
           <w:b/>
-          <w:color w:val="A83212"/>
+          <w:color w:val="B8860B"/>
           <w:sz w:val="44"/>
         </w:rPr>
         <w:t>富宇大境（A2 區・6 戶）社區管理委員會</w:t>
@@ -67,6 +67,7 @@
               <w:left w:w="0" w:type="dxa"/>
               <w:right w:w="0" w:type="dxa"/>
             </w:tcMar>
+            <w:shd w:fill="1A1D20"/>
           </w:tcPr>
           <w:p/>
         </w:tc>
@@ -94,13 +95,14 @@
               <w:left w:w="130" w:type="dxa"/>
               <w:right w:w="130" w:type="dxa"/>
             </w:tcMar>
+            <w:shd w:fill="1A1D20"/>
           </w:tcPr>
           <w:p>
             <w:r>
               <w:rPr>
                 <w:rFonts w:ascii="PingFang TC" w:hAnsi="PingFang TC"/>
                 <w:b/>
-                <w:color w:val="A83212"/>
+                <w:color w:val="D4AF37"/>
                 <w:sz w:val="18"/>
               </w:rPr>
               <w:t>專案標的</w:t>
@@ -117,12 +119,14 @@
               <w:left w:w="130" w:type="dxa"/>
               <w:right w:w="130" w:type="dxa"/>
             </w:tcMar>
+            <w:shd w:fill="1A1D20"/>
           </w:tcPr>
           <w:p>
             <w:r>
               <w:rPr>
                 <w:rFonts w:ascii="PingFang TC" w:hAnsi="PingFang TC"/>
-                <w:color w:val="2D3748"/>
+                <w:b/>
+                <w:color w:val="D4AF37"/>
                 <w:sz w:val="18"/>
               </w:rPr>
               <w:t>富宇大境（A2 區）透天別墅（龍社路 595、597、599、601、603、605 號，共 6 戶）</w:t>
@@ -141,6 +145,7 @@
               <w:left w:w="130" w:type="dxa"/>
               <w:right w:w="130" w:type="dxa"/>
             </w:tcMar>
+            <w:shd w:fill="FFFDF5"/>
           </w:tcPr>
           <w:p>
             <w:r>
@@ -164,6 +169,7 @@
               <w:left w:w="130" w:type="dxa"/>
               <w:right w:w="130" w:type="dxa"/>
             </w:tcMar>
+            <w:shd w:fill="FFFDF5"/>
           </w:tcPr>
           <w:p>
             <w:r>
@@ -188,6 +194,7 @@
               <w:left w:w="130" w:type="dxa"/>
               <w:right w:w="130" w:type="dxa"/>
             </w:tcMar>
+            <w:shd w:fill="FAF8F2"/>
           </w:tcPr>
           <w:p>
             <w:r>
@@ -211,6 +218,7 @@
               <w:left w:w="130" w:type="dxa"/>
               <w:right w:w="130" w:type="dxa"/>
             </w:tcMar>
+            <w:shd w:fill="FAF8F2"/>
           </w:tcPr>
           <w:p>
             <w:r>
@@ -235,6 +243,7 @@
               <w:left w:w="130" w:type="dxa"/>
               <w:right w:w="130" w:type="dxa"/>
             </w:tcMar>
+            <w:shd w:fill="FFFDF5"/>
           </w:tcPr>
           <w:p>
             <w:r>
@@ -258,6 +267,7 @@
               <w:left w:w="130" w:type="dxa"/>
               <w:right w:w="130" w:type="dxa"/>
             </w:tcMar>
+            <w:shd w:fill="FFFDF5"/>
           </w:tcPr>
           <w:p>
             <w:r>
@@ -282,6 +292,7 @@
               <w:left w:w="130" w:type="dxa"/>
               <w:right w:w="130" w:type="dxa"/>
             </w:tcMar>
+            <w:shd w:fill="FAF8F2"/>
           </w:tcPr>
           <w:p>
             <w:r>
@@ -305,6 +316,7 @@
               <w:left w:w="130" w:type="dxa"/>
               <w:right w:w="130" w:type="dxa"/>
             </w:tcMar>
+            <w:shd w:fill="FAF8F2"/>
           </w:tcPr>
           <w:p>
             <w:r>
@@ -329,6 +341,7 @@
               <w:left w:w="130" w:type="dxa"/>
               <w:right w:w="130" w:type="dxa"/>
             </w:tcMar>
+            <w:shd w:fill="FFFDF5"/>
           </w:tcPr>
           <w:p>
             <w:r>
@@ -352,6 +365,7 @@
               <w:left w:w="130" w:type="dxa"/>
               <w:right w:w="130" w:type="dxa"/>
             </w:tcMar>
+            <w:shd w:fill="FFFDF5"/>
           </w:tcPr>
           <w:p>
             <w:r>
@@ -408,7 +422,7 @@
       <w:r>
         <w:rPr>
           <w:rFonts w:ascii="PingFang TC" w:hAnsi="PingFang TC"/>
-          <w:color w:val="2D3748"/>
+          <w:color w:val="B8860B"/>
           <w:sz w:val="19"/>
         </w:rPr>
         <w:t>本報告書專為台中市沙鹿區「富宇大境（A2 區，共 6 戶透天別墅）」區分所有權人量身編制。針對現行與「富宇大地（A1上境、B1好境、B2悠境、C1清境、C2澄境）」六區合併共 241 戶之治理體系進行深度穿透分析。研究結論明確指出：**富宇大境具備 100% 充分且具備法律勝訴優勢之獨立分割條件，且分割後對大境 6 戶住戶之財務利益與生活自主權具有壓倒性優勢。**</w:t>
@@ -440,6 +454,7 @@
               <w:right w:val="none"/>
               <w:bottom w:val="none"/>
             </w:tcBorders>
+            <w:shd w:fill="1A1D20"/>
           </w:tcPr>
           <w:p>
             <w:pPr>
@@ -449,7 +464,7 @@
               <w:rPr>
                 <w:rFonts w:ascii="PingFang TC" w:hAnsi="PingFang TC"/>
                 <w:b/>
-                <w:color w:val="DE5814"/>
+                <w:color w:val="D4AF37"/>
                 <w:sz w:val="20"/>
               </w:rPr>
               <w:t>【四大核心結論摘要】</w:t>
@@ -458,7 +473,8 @@
             <w:r>
               <w:rPr>
                 <w:rFonts w:ascii="PingFang TC" w:hAnsi="PingFang TC"/>
-                <w:color w:val="2D3748"/>
+                <w:b/>
+                <w:color w:val="D4AF37"/>
                 <w:sz w:val="18"/>
               </w:rPr>
               <w:t>1. 地理出入完全獨立：A2 大境 6 戶門牌臨龍社路公有道路，出入絕不途經內部 628、642 巷道。</w:t>
@@ -487,7 +503,7 @@
         <w:rPr>
           <w:rFonts w:ascii="PingFang TC" w:hAnsi="PingFang TC"/>
           <w:b/>
-          <w:color w:val="A83212"/>
+          <w:color w:val="B8860B"/>
           <w:sz w:val="28"/>
         </w:rPr>
         <w:t>第壹章：專案緣起與六區合併現況體檢</w:t>
@@ -573,13 +589,14 @@
               <w:left w:w="100" w:type="dxa"/>
               <w:right w:w="100" w:type="dxa"/>
             </w:tcMar>
+            <w:shd w:fill="1A1D20"/>
           </w:tcPr>
           <w:p>
             <w:r>
               <w:rPr>
                 <w:rFonts w:ascii="PingFang TC" w:hAnsi="PingFang TC"/>
                 <w:b/>
-                <w:color w:val="FFFFFF"/>
+                <w:color w:val="D4AF37"/>
                 <w:sz w:val="17"/>
               </w:rPr>
               <w:t>分區代號</w:t>
@@ -596,13 +613,14 @@
               <w:left w:w="100" w:type="dxa"/>
               <w:right w:w="100" w:type="dxa"/>
             </w:tcMar>
+            <w:shd w:fill="1A1D20"/>
           </w:tcPr>
           <w:p>
             <w:r>
               <w:rPr>
                 <w:rFonts w:ascii="PingFang TC" w:hAnsi="PingFang TC"/>
                 <w:b/>
-                <w:color w:val="FFFFFF"/>
+                <w:color w:val="D4AF37"/>
                 <w:sz w:val="17"/>
               </w:rPr>
               <w:t>分區名稱</w:t>
@@ -619,13 +637,14 @@
               <w:left w:w="100" w:type="dxa"/>
               <w:right w:w="100" w:type="dxa"/>
             </w:tcMar>
+            <w:shd w:fill="1A1D20"/>
           </w:tcPr>
           <w:p>
             <w:r>
               <w:rPr>
                 <w:rFonts w:ascii="PingFang TC" w:hAnsi="PingFang TC"/>
                 <w:b/>
-                <w:color w:val="FFFFFF"/>
+                <w:color w:val="D4AF37"/>
                 <w:sz w:val="17"/>
               </w:rPr>
               <w:t>總戶數</w:t>
@@ -642,13 +661,14 @@
               <w:left w:w="100" w:type="dxa"/>
               <w:right w:w="100" w:type="dxa"/>
             </w:tcMar>
+            <w:shd w:fill="1A1D20"/>
           </w:tcPr>
           <w:p>
             <w:r>
               <w:rPr>
                 <w:rFonts w:ascii="PingFang TC" w:hAnsi="PingFang TC"/>
                 <w:b/>
-                <w:color w:val="FFFFFF"/>
+                <w:color w:val="D4AF37"/>
                 <w:sz w:val="17"/>
               </w:rPr>
               <w:t>戶數佔比</w:t>
@@ -665,13 +685,14 @@
               <w:left w:w="100" w:type="dxa"/>
               <w:right w:w="100" w:type="dxa"/>
             </w:tcMar>
+            <w:shd w:fill="1A1D20"/>
           </w:tcPr>
           <w:p>
             <w:r>
               <w:rPr>
                 <w:rFonts w:ascii="PingFang TC" w:hAnsi="PingFang TC"/>
                 <w:b/>
-                <w:color w:val="FFFFFF"/>
+                <w:color w:val="D4AF37"/>
                 <w:sz w:val="17"/>
               </w:rPr>
               <w:t>地理出入與共用特徵</w:t>
@@ -690,6 +711,7 @@
               <w:left w:w="100" w:type="dxa"/>
               <w:right w:w="100" w:type="dxa"/>
             </w:tcMar>
+            <w:shd w:fill="FFFDF5"/>
           </w:tcPr>
           <w:p>
             <w:r>
@@ -713,6 +735,7 @@
               <w:left w:w="100" w:type="dxa"/>
               <w:right w:w="100" w:type="dxa"/>
             </w:tcMar>
+            <w:shd w:fill="FFFDF5"/>
           </w:tcPr>
           <w:p>
             <w:r>
@@ -736,6 +759,7 @@
               <w:left w:w="100" w:type="dxa"/>
               <w:right w:w="100" w:type="dxa"/>
             </w:tcMar>
+            <w:shd w:fill="FFFDF5"/>
           </w:tcPr>
           <w:p>
             <w:r>
@@ -758,6 +782,7 @@
               <w:left w:w="100" w:type="dxa"/>
               <w:right w:w="100" w:type="dxa"/>
             </w:tcMar>
+            <w:shd w:fill="FFFDF5"/>
           </w:tcPr>
           <w:p>
             <w:r>
@@ -780,6 +805,7 @@
               <w:left w:w="100" w:type="dxa"/>
               <w:right w:w="100" w:type="dxa"/>
             </w:tcMar>
+            <w:shd w:fill="FFFDF5"/>
           </w:tcPr>
           <w:p>
             <w:r>
@@ -804,6 +830,7 @@
               <w:left w:w="100" w:type="dxa"/>
               <w:right w:w="100" w:type="dxa"/>
             </w:tcMar>
+            <w:shd w:fill="FAF8F2"/>
           </w:tcPr>
           <w:p>
             <w:r>
@@ -827,6 +854,7 @@
               <w:left w:w="100" w:type="dxa"/>
               <w:right w:w="100" w:type="dxa"/>
             </w:tcMar>
+            <w:shd w:fill="FAF8F2"/>
           </w:tcPr>
           <w:p>
             <w:r>
@@ -850,6 +878,7 @@
               <w:left w:w="100" w:type="dxa"/>
               <w:right w:w="100" w:type="dxa"/>
             </w:tcMar>
+            <w:shd w:fill="FAF8F2"/>
           </w:tcPr>
           <w:p>
             <w:r>
@@ -872,6 +901,7 @@
               <w:left w:w="100" w:type="dxa"/>
               <w:right w:w="100" w:type="dxa"/>
             </w:tcMar>
+            <w:shd w:fill="FAF8F2"/>
           </w:tcPr>
           <w:p>
             <w:r>
@@ -894,6 +924,7 @@
               <w:left w:w="100" w:type="dxa"/>
               <w:right w:w="100" w:type="dxa"/>
             </w:tcMar>
+            <w:shd w:fill="FAF8F2"/>
           </w:tcPr>
           <w:p>
             <w:r>
@@ -918,6 +949,7 @@
               <w:left w:w="100" w:type="dxa"/>
               <w:right w:w="100" w:type="dxa"/>
             </w:tcMar>
+            <w:shd w:fill="FFFDF5"/>
           </w:tcPr>
           <w:p>
             <w:r>
@@ -941,6 +973,7 @@
               <w:left w:w="100" w:type="dxa"/>
               <w:right w:w="100" w:type="dxa"/>
             </w:tcMar>
+            <w:shd w:fill="FFFDF5"/>
           </w:tcPr>
           <w:p>
             <w:r>
@@ -964,6 +997,7 @@
               <w:left w:w="100" w:type="dxa"/>
               <w:right w:w="100" w:type="dxa"/>
             </w:tcMar>
+            <w:shd w:fill="FFFDF5"/>
           </w:tcPr>
           <w:p>
             <w:r>
@@ -986,6 +1020,7 @@
               <w:left w:w="100" w:type="dxa"/>
               <w:right w:w="100" w:type="dxa"/>
             </w:tcMar>
+            <w:shd w:fill="FFFDF5"/>
           </w:tcPr>
           <w:p>
             <w:r>
@@ -1008,6 +1043,7 @@
               <w:left w:w="100" w:type="dxa"/>
               <w:right w:w="100" w:type="dxa"/>
             </w:tcMar>
+            <w:shd w:fill="FFFDF5"/>
           </w:tcPr>
           <w:p>
             <w:r>
@@ -1032,6 +1068,7 @@
               <w:left w:w="100" w:type="dxa"/>
               <w:right w:w="100" w:type="dxa"/>
             </w:tcMar>
+            <w:shd w:fill="FAF8F2"/>
           </w:tcPr>
           <w:p>
             <w:r>
@@ -1055,6 +1092,7 @@
               <w:left w:w="100" w:type="dxa"/>
               <w:right w:w="100" w:type="dxa"/>
             </w:tcMar>
+            <w:shd w:fill="FAF8F2"/>
           </w:tcPr>
           <w:p>
             <w:r>
@@ -1078,6 +1116,7 @@
               <w:left w:w="100" w:type="dxa"/>
               <w:right w:w="100" w:type="dxa"/>
             </w:tcMar>
+            <w:shd w:fill="FAF8F2"/>
           </w:tcPr>
           <w:p>
             <w:r>
@@ -1100,6 +1139,7 @@
               <w:left w:w="100" w:type="dxa"/>
               <w:right w:w="100" w:type="dxa"/>
             </w:tcMar>
+            <w:shd w:fill="FAF8F2"/>
           </w:tcPr>
           <w:p>
             <w:r>
@@ -1122,6 +1162,7 @@
               <w:left w:w="100" w:type="dxa"/>
               <w:right w:w="100" w:type="dxa"/>
             </w:tcMar>
+            <w:shd w:fill="FAF8F2"/>
           </w:tcPr>
           <w:p>
             <w:r>
@@ -1146,6 +1187,7 @@
               <w:left w:w="100" w:type="dxa"/>
               <w:right w:w="100" w:type="dxa"/>
             </w:tcMar>
+            <w:shd w:fill="FFFDF5"/>
           </w:tcPr>
           <w:p>
             <w:r>
@@ -1169,6 +1211,7 @@
               <w:left w:w="100" w:type="dxa"/>
               <w:right w:w="100" w:type="dxa"/>
             </w:tcMar>
+            <w:shd w:fill="FFFDF5"/>
           </w:tcPr>
           <w:p>
             <w:r>
@@ -1192,6 +1235,7 @@
               <w:left w:w="100" w:type="dxa"/>
               <w:right w:w="100" w:type="dxa"/>
             </w:tcMar>
+            <w:shd w:fill="FFFDF5"/>
           </w:tcPr>
           <w:p>
             <w:r>
@@ -1214,6 +1258,7 @@
               <w:left w:w="100" w:type="dxa"/>
               <w:right w:w="100" w:type="dxa"/>
             </w:tcMar>
+            <w:shd w:fill="FFFDF5"/>
           </w:tcPr>
           <w:p>
             <w:r>
@@ -1236,6 +1281,7 @@
               <w:left w:w="100" w:type="dxa"/>
               <w:right w:w="100" w:type="dxa"/>
             </w:tcMar>
+            <w:shd w:fill="FFFDF5"/>
           </w:tcPr>
           <w:p>
             <w:r>
@@ -1260,6 +1306,7 @@
               <w:left w:w="100" w:type="dxa"/>
               <w:right w:w="100" w:type="dxa"/>
             </w:tcMar>
+            <w:shd w:fill="FAF8F2"/>
           </w:tcPr>
           <w:p>
             <w:r>
@@ -1283,6 +1330,7 @@
               <w:left w:w="100" w:type="dxa"/>
               <w:right w:w="100" w:type="dxa"/>
             </w:tcMar>
+            <w:shd w:fill="FAF8F2"/>
           </w:tcPr>
           <w:p>
             <w:r>
@@ -1306,6 +1354,7 @@
               <w:left w:w="100" w:type="dxa"/>
               <w:right w:w="100" w:type="dxa"/>
             </w:tcMar>
+            <w:shd w:fill="FAF8F2"/>
           </w:tcPr>
           <w:p>
             <w:r>
@@ -1328,6 +1377,7 @@
               <w:left w:w="100" w:type="dxa"/>
               <w:right w:w="100" w:type="dxa"/>
             </w:tcMar>
+            <w:shd w:fill="FAF8F2"/>
           </w:tcPr>
           <w:p>
             <w:r>
@@ -1350,6 +1400,7 @@
               <w:left w:w="100" w:type="dxa"/>
               <w:right w:w="100" w:type="dxa"/>
             </w:tcMar>
+            <w:shd w:fill="FAF8F2"/>
           </w:tcPr>
           <w:p>
             <w:r>
@@ -1440,7 +1491,7 @@
         <w:rPr>
           <w:rFonts w:ascii="PingFang TC" w:hAnsi="PingFang TC"/>
           <w:b/>
-          <w:color w:val="A83212"/>
+          <w:color w:val="B8860B"/>
           <w:sz w:val="28"/>
         </w:rPr>
         <w:t>第貳章：法定分割之法理依據與三大核心王牌</w:t>
@@ -1500,6 +1551,7 @@
               <w:right w:val="none"/>
               <w:bottom w:val="none"/>
             </w:tcBorders>
+            <w:shd w:fill="1A1D20"/>
           </w:tcPr>
           <w:p>
             <w:pPr>
@@ -1509,7 +1561,7 @@
               <w:rPr>
                 <w:rFonts w:ascii="PingFang TC" w:hAnsi="PingFang TC"/>
                 <w:b/>
-                <w:color w:val="DE5814"/>
+                <w:color w:val="D4AF37"/>
                 <w:sz w:val="20"/>
               </w:rPr>
               <w:t>【法定構成要件分析】</w:t>
@@ -1518,7 +1570,8 @@
             <w:r>
               <w:rPr>
                 <w:rFonts w:ascii="PingFang TC" w:hAnsi="PingFang TC"/>
-                <w:color w:val="2D3748"/>
+                <w:b/>
+                <w:color w:val="D4AF37"/>
                 <w:sz w:val="18"/>
               </w:rPr>
               <w:t>法條文義極為清晰：只要滿足兩個要件，即可合法分割成立管理委員會：</w:t>
@@ -1655,7 +1708,7 @@
         <w:rPr>
           <w:rFonts w:ascii="PingFang TC" w:hAnsi="PingFang TC"/>
           <w:b/>
-          <w:color w:val="A83212"/>
+          <w:color w:val="B8860B"/>
           <w:sz w:val="28"/>
         </w:rPr>
         <w:t>第參章：資產清算與財務割離方案（大境 28 萬取回機制）</w:t>
@@ -1712,13 +1765,14 @@
               <w:left w:w="100" w:type="dxa"/>
               <w:right w:w="100" w:type="dxa"/>
             </w:tcMar>
+            <w:shd w:fill="1A1D20"/>
           </w:tcPr>
           <w:p>
             <w:r>
               <w:rPr>
                 <w:rFonts w:ascii="PingFang TC" w:hAnsi="PingFang TC"/>
                 <w:b/>
-                <w:color w:val="FFFFFF"/>
+                <w:color w:val="D4AF37"/>
                 <w:sz w:val="17"/>
               </w:rPr>
               <w:t>資產項目</w:t>
@@ -1735,13 +1789,14 @@
               <w:left w:w="100" w:type="dxa"/>
               <w:right w:w="100" w:type="dxa"/>
             </w:tcMar>
+            <w:shd w:fill="1A1D20"/>
           </w:tcPr>
           <w:p>
             <w:r>
               <w:rPr>
                 <w:rFonts w:ascii="PingFang TC" w:hAnsi="PingFang TC"/>
                 <w:b/>
-                <w:color w:val="FFFFFF"/>
+                <w:color w:val="D4AF37"/>
                 <w:sz w:val="17"/>
               </w:rPr>
               <w:t>應移交金額 (新台幣)</w:t>
@@ -1758,13 +1813,14 @@
               <w:left w:w="100" w:type="dxa"/>
               <w:right w:w="100" w:type="dxa"/>
             </w:tcMar>
+            <w:shd w:fill="1A1D20"/>
           </w:tcPr>
           <w:p>
             <w:r>
               <w:rPr>
                 <w:rFonts w:ascii="PingFang TC" w:hAnsi="PingFang TC"/>
                 <w:b/>
-                <w:color w:val="FFFFFF"/>
+                <w:color w:val="D4AF37"/>
                 <w:sz w:val="17"/>
               </w:rPr>
               <w:t>法定依據與會議記錄證明</w:t>
@@ -1781,13 +1837,14 @@
               <w:left w:w="100" w:type="dxa"/>
               <w:right w:w="100" w:type="dxa"/>
             </w:tcMar>
+            <w:shd w:fill="1A1D20"/>
           </w:tcPr>
           <w:p>
             <w:r>
               <w:rPr>
                 <w:rFonts w:ascii="PingFang TC" w:hAnsi="PingFang TC"/>
                 <w:b/>
-                <w:color w:val="FFFFFF"/>
+                <w:color w:val="D4AF37"/>
                 <w:sz w:val="17"/>
               </w:rPr>
               <w:t>移交割離方式</w:t>
@@ -1806,6 +1863,7 @@
               <w:left w:w="100" w:type="dxa"/>
               <w:right w:w="100" w:type="dxa"/>
             </w:tcMar>
+            <w:shd w:fill="FFFDF5"/>
           </w:tcPr>
           <w:p>
             <w:r>
@@ -1828,6 +1886,7 @@
               <w:left w:w="100" w:type="dxa"/>
               <w:right w:w="100" w:type="dxa"/>
             </w:tcMar>
+            <w:shd w:fill="FFFDF5"/>
           </w:tcPr>
           <w:p>
             <w:r>
@@ -1852,6 +1911,7 @@
               <w:left w:w="100" w:type="dxa"/>
               <w:right w:w="100" w:type="dxa"/>
             </w:tcMar>
+            <w:shd w:fill="FFFDF5"/>
           </w:tcPr>
           <w:p>
             <w:r>
@@ -1876,6 +1936,7 @@
               <w:left w:w="100" w:type="dxa"/>
               <w:right w:w="100" w:type="dxa"/>
             </w:tcMar>
+            <w:shd w:fill="FFFDF5"/>
           </w:tcPr>
           <w:p>
             <w:r>
@@ -1900,6 +1961,7 @@
               <w:left w:w="100" w:type="dxa"/>
               <w:right w:w="100" w:type="dxa"/>
             </w:tcMar>
+            <w:shd w:fill="FAF8F2"/>
           </w:tcPr>
           <w:p>
             <w:r>
@@ -1922,6 +1984,7 @@
               <w:left w:w="100" w:type="dxa"/>
               <w:right w:w="100" w:type="dxa"/>
             </w:tcMar>
+            <w:shd w:fill="FAF8F2"/>
           </w:tcPr>
           <w:p>
             <w:r>
@@ -1946,6 +2009,7 @@
               <w:left w:w="100" w:type="dxa"/>
               <w:right w:w="100" w:type="dxa"/>
             </w:tcMar>
+            <w:shd w:fill="FAF8F2"/>
           </w:tcPr>
           <w:p>
             <w:r>
@@ -1970,6 +2034,7 @@
               <w:left w:w="100" w:type="dxa"/>
               <w:right w:w="100" w:type="dxa"/>
             </w:tcMar>
+            <w:shd w:fill="FAF8F2"/>
           </w:tcPr>
           <w:p>
             <w:r>
@@ -1994,6 +2059,7 @@
               <w:left w:w="100" w:type="dxa"/>
               <w:right w:w="100" w:type="dxa"/>
             </w:tcMar>
+            <w:shd w:fill="FFFDF5"/>
           </w:tcPr>
           <w:p>
             <w:r>
@@ -2016,6 +2082,7 @@
               <w:left w:w="100" w:type="dxa"/>
               <w:right w:w="100" w:type="dxa"/>
             </w:tcMar>
+            <w:shd w:fill="FFFDF5"/>
           </w:tcPr>
           <w:p>
             <w:r>
@@ -2040,6 +2107,7 @@
               <w:left w:w="100" w:type="dxa"/>
               <w:right w:w="100" w:type="dxa"/>
             </w:tcMar>
+            <w:shd w:fill="FFFDF5"/>
           </w:tcPr>
           <w:p>
             <w:r>
@@ -2062,6 +2130,7 @@
               <w:left w:w="100" w:type="dxa"/>
               <w:right w:w="100" w:type="dxa"/>
             </w:tcMar>
+            <w:shd w:fill="FFFDF5"/>
           </w:tcPr>
           <w:p>
             <w:r>
@@ -2086,6 +2155,7 @@
               <w:left w:w="100" w:type="dxa"/>
               <w:right w:w="100" w:type="dxa"/>
             </w:tcMar>
+            <w:shd w:fill="FAF8F2"/>
           </w:tcPr>
           <w:p>
             <w:r>
@@ -2109,6 +2179,7 @@
               <w:left w:w="100" w:type="dxa"/>
               <w:right w:w="100" w:type="dxa"/>
             </w:tcMar>
+            <w:shd w:fill="FAF8F2"/>
           </w:tcPr>
           <w:p>
             <w:r>
@@ -2132,6 +2203,7 @@
               <w:left w:w="100" w:type="dxa"/>
               <w:right w:w="100" w:type="dxa"/>
             </w:tcMar>
+            <w:shd w:fill="FAF8F2"/>
           </w:tcPr>
           <w:p>
             <w:r>
@@ -2155,6 +2227,7 @@
               <w:left w:w="100" w:type="dxa"/>
               <w:right w:w="100" w:type="dxa"/>
             </w:tcMar>
+            <w:shd w:fill="FAF8F2"/>
           </w:tcPr>
           <w:p>
             <w:r>
@@ -2220,13 +2293,14 @@
               <w:left w:w="100" w:type="dxa"/>
               <w:right w:w="100" w:type="dxa"/>
             </w:tcMar>
+            <w:shd w:fill="1A1D20"/>
           </w:tcPr>
           <w:p>
             <w:r>
               <w:rPr>
                 <w:rFonts w:ascii="PingFang TC" w:hAnsi="PingFang TC"/>
                 <w:b/>
-                <w:color w:val="FFFFFF"/>
+                <w:color w:val="D4AF37"/>
                 <w:sz w:val="17"/>
               </w:rPr>
               <w:t>收支項目</w:t>
@@ -2243,13 +2317,14 @@
               <w:left w:w="100" w:type="dxa"/>
               <w:right w:w="100" w:type="dxa"/>
             </w:tcMar>
+            <w:shd w:fill="1A1D20"/>
           </w:tcPr>
           <w:p>
             <w:r>
               <w:rPr>
                 <w:rFonts w:ascii="PingFang TC" w:hAnsi="PingFang TC"/>
                 <w:b/>
-                <w:color w:val="FFFFFF"/>
+                <w:color w:val="D4AF37"/>
                 <w:sz w:val="17"/>
               </w:rPr>
               <w:t>每月金額 (新台幣)</w:t>
@@ -2266,13 +2341,14 @@
               <w:left w:w="100" w:type="dxa"/>
               <w:right w:w="100" w:type="dxa"/>
             </w:tcMar>
+            <w:shd w:fill="1A1D20"/>
           </w:tcPr>
           <w:p>
             <w:r>
               <w:rPr>
                 <w:rFonts w:ascii="PingFang TC" w:hAnsi="PingFang TC"/>
                 <w:b/>
-                <w:color w:val="FFFFFF"/>
+                <w:color w:val="D4AF37"/>
                 <w:sz w:val="17"/>
               </w:rPr>
               <w:t>年度金額 (新台幣) / 說明</w:t>
@@ -2291,6 +2367,7 @@
               <w:left w:w="100" w:type="dxa"/>
               <w:right w:w="100" w:type="dxa"/>
             </w:tcMar>
+            <w:shd w:fill="FFFDF5"/>
           </w:tcPr>
           <w:p>
             <w:r>
@@ -2313,6 +2390,7 @@
               <w:left w:w="100" w:type="dxa"/>
               <w:right w:w="100" w:type="dxa"/>
             </w:tcMar>
+            <w:shd w:fill="FFFDF5"/>
           </w:tcPr>
           <w:p>
             <w:r>
@@ -2335,6 +2413,7 @@
               <w:left w:w="100" w:type="dxa"/>
               <w:right w:w="100" w:type="dxa"/>
             </w:tcMar>
+            <w:shd w:fill="FFFDF5"/>
           </w:tcPr>
           <w:p>
             <w:r>
@@ -2359,6 +2438,7 @@
               <w:left w:w="100" w:type="dxa"/>
               <w:right w:w="100" w:type="dxa"/>
             </w:tcMar>
+            <w:shd w:fill="FAF8F2"/>
           </w:tcPr>
           <w:p>
             <w:r>
@@ -2381,6 +2461,7 @@
               <w:left w:w="100" w:type="dxa"/>
               <w:right w:w="100" w:type="dxa"/>
             </w:tcMar>
+            <w:shd w:fill="FAF8F2"/>
           </w:tcPr>
           <w:p>
             <w:r>
@@ -2403,6 +2484,7 @@
               <w:left w:w="100" w:type="dxa"/>
               <w:right w:w="100" w:type="dxa"/>
             </w:tcMar>
+            <w:shd w:fill="FAF8F2"/>
           </w:tcPr>
           <w:p>
             <w:r>
@@ -2427,6 +2509,7 @@
               <w:left w:w="100" w:type="dxa"/>
               <w:right w:w="100" w:type="dxa"/>
             </w:tcMar>
+            <w:shd w:fill="FFFDF5"/>
           </w:tcPr>
           <w:p>
             <w:r>
@@ -2449,6 +2532,7 @@
               <w:left w:w="100" w:type="dxa"/>
               <w:right w:w="100" w:type="dxa"/>
             </w:tcMar>
+            <w:shd w:fill="FFFDF5"/>
           </w:tcPr>
           <w:p>
             <w:r>
@@ -2471,6 +2555,7 @@
               <w:left w:w="100" w:type="dxa"/>
               <w:right w:w="100" w:type="dxa"/>
             </w:tcMar>
+            <w:shd w:fill="FFFDF5"/>
           </w:tcPr>
           <w:p>
             <w:r>
@@ -2495,6 +2580,7 @@
               <w:left w:w="100" w:type="dxa"/>
               <w:right w:w="100" w:type="dxa"/>
             </w:tcMar>
+            <w:shd w:fill="FAF8F2"/>
           </w:tcPr>
           <w:p>
             <w:r>
@@ -2517,6 +2603,7 @@
               <w:left w:w="100" w:type="dxa"/>
               <w:right w:w="100" w:type="dxa"/>
             </w:tcMar>
+            <w:shd w:fill="FAF8F2"/>
           </w:tcPr>
           <w:p>
             <w:r>
@@ -2539,6 +2626,7 @@
               <w:left w:w="100" w:type="dxa"/>
               <w:right w:w="100" w:type="dxa"/>
             </w:tcMar>
+            <w:shd w:fill="FAF8F2"/>
           </w:tcPr>
           <w:p>
             <w:r>
@@ -2563,6 +2651,7 @@
               <w:left w:w="100" w:type="dxa"/>
               <w:right w:w="100" w:type="dxa"/>
             </w:tcMar>
+            <w:shd w:fill="FFFDF5"/>
           </w:tcPr>
           <w:p>
             <w:r>
@@ -2586,6 +2675,7 @@
               <w:left w:w="100" w:type="dxa"/>
               <w:right w:w="100" w:type="dxa"/>
             </w:tcMar>
+            <w:shd w:fill="FFFDF5"/>
           </w:tcPr>
           <w:p>
             <w:r>
@@ -2609,6 +2699,7 @@
               <w:left w:w="100" w:type="dxa"/>
               <w:right w:w="100" w:type="dxa"/>
             </w:tcMar>
+            <w:shd w:fill="FFFDF5"/>
           </w:tcPr>
           <w:p>
             <w:r>
@@ -2633,7 +2724,7 @@
         <w:rPr>
           <w:rFonts w:ascii="PingFang TC" w:hAnsi="PingFang TC"/>
           <w:b/>
-          <w:color w:val="A83212"/>
+          <w:color w:val="B8860B"/>
           <w:sz w:val="28"/>
         </w:rPr>
         <w:t>第肆章：五大推動階段與標準作業程序（SOP）</w:t>
@@ -2970,7 +3061,7 @@
         <w:rPr>
           <w:rFonts w:ascii="PingFang TC" w:hAnsi="PingFang TC"/>
           <w:b/>
-          <w:color w:val="A83212"/>
+          <w:color w:val="B8860B"/>
           <w:sz w:val="28"/>
         </w:rPr>
         <w:t>第伍章：常見法律風險防禦與爭議防範守則</w:t>
@@ -3080,7 +3171,7 @@
         <w:rPr>
           <w:rFonts w:ascii="PingFang TC" w:hAnsi="PingFang TC"/>
           <w:b/>
-          <w:color w:val="A83212"/>
+          <w:color w:val="B8860B"/>
           <w:sz w:val="28"/>
         </w:rPr>
         <w:t>第陸章：法制化必備實體附件與契約範本庫</w:t>
@@ -3127,6 +3218,7 @@
               <w:right w:val="none"/>
               <w:bottom w:val="none"/>
             </w:tcBorders>
+            <w:shd w:fill="1A1D20"/>
           </w:tcPr>
           <w:p>
             <w:pPr>
@@ -3136,7 +3228,7 @@
               <w:rPr>
                 <w:rFonts w:ascii="PingFang TC" w:hAnsi="PingFang TC"/>
                 <w:b/>
-                <w:color w:val="DE5814"/>
+                <w:color w:val="D4AF37"/>
                 <w:sz w:val="20"/>
               </w:rPr>
               <w:t>【法定連署書公文範本】</w:t>
@@ -3145,7 +3237,8 @@
             <w:r>
               <w:rPr>
                 <w:rFonts w:ascii="PingFang TC" w:hAnsi="PingFang TC"/>
-                <w:color w:val="2D3748"/>
+                <w:b/>
+                <w:color w:val="D4AF37"/>
                 <w:sz w:val="18"/>
               </w:rPr>
               <w:t>立連署書人係台中市沙鹿區「富宇大境（A2 區）」之全體區分所有權人。緣於本區 6 戶透天別墅面臨龍社路公有計畫道路，人員車輛出入完全獨立；且生活垃圾均自行等候市府垃圾車清運，完全未使用富宇大地社區內部之收費子母車與環保室。</w:t>
@@ -3219,6 +3312,7 @@
               <w:right w:val="none"/>
               <w:bottom w:val="none"/>
             </w:tcBorders>
+            <w:shd w:fill="1A1D20"/>
           </w:tcPr>
           <w:p>
             <w:pPr>
@@ -3228,7 +3322,7 @@
               <w:rPr>
                 <w:rFonts w:ascii="PingFang TC" w:hAnsi="PingFang TC"/>
                 <w:b/>
-                <w:color w:val="DE5814"/>
+                <w:color w:val="D4AF37"/>
                 <w:sz w:val="20"/>
               </w:rPr>
               <w:t>【資產清算協議書契約範本】</w:t>
@@ -3237,7 +3331,8 @@
             <w:r>
               <w:rPr>
                 <w:rFonts w:ascii="PingFang TC" w:hAnsi="PingFang TC"/>
-                <w:color w:val="2D3748"/>
+                <w:b/>
+                <w:color w:val="D4AF37"/>
                 <w:sz w:val="18"/>
               </w:rPr>
               <w:t>立協議書人：</w:t>
@@ -3292,13 +3387,50 @@
       <w:pStyle w:val="Footer"/>
       <w:jc w:val="center"/>
     </w:pPr>
+    <w:r/>
     <w:r>
       <w:rPr>
         <w:rFonts w:ascii="PingFang TC" w:hAnsi="PingFang TC"/>
-        <w:color w:val="718096"/>
+        <w:color w:val="8C8273"/>
         <w:sz w:val="17"/>
       </w:rPr>
-      <w:t>報告人：Howard Liao Ph.D.  ｜  依《公寓大廈管理條例》第 26 條法規標準編制</w:t>
+      <w:t xml:space="preserve">報告人：Howard Liao Ph.D.  ｜  克林姆金色典藏版  ｜  第 </w:t>
+    </w:r>
+    <w:fldSimple w:instr="PAGE">
+      <w:r>
+        <w:rPr>
+          <w:rFonts w:ascii="PingFang TC" w:eastAsia="PingFang TC"/>
+          <w:sz w:val="17"/>
+          <w:color w:val="8C8273"/>
+        </w:rPr>
+        <w:t>1</w:t>
+      </w:r>
+    </w:fldSimple>
+    <w:r>
+      <w:rPr>
+        <w:rFonts w:ascii="PingFang TC" w:hAnsi="PingFang TC"/>
+        <w:color w:val="8C8273"/>
+        <w:sz w:val="17"/>
+      </w:rPr>
+      <w:t xml:space="preserve"> 頁  /  共 </w:t>
+    </w:r>
+    <w:fldSimple w:instr="NUMPAGES">
+      <w:r>
+        <w:rPr>
+          <w:rFonts w:ascii="PingFang TC" w:eastAsia="PingFang TC"/>
+          <w:sz w:val="17"/>
+          <w:color w:val="8C8273"/>
+        </w:rPr>
+        <w:t>1</w:t>
+      </w:r>
+    </w:fldSimple>
+    <w:r>
+      <w:rPr>
+        <w:rFonts w:ascii="PingFang TC" w:hAnsi="PingFang TC"/>
+        <w:color w:val="8C8273"/>
+        <w:sz w:val="17"/>
+      </w:rPr>
+      <w:t xml:space="preserve"> 頁</w:t>
     </w:r>
   </w:p>
 </w:ftr>

--- a/富宇大境社區管理委員會法定獨立分割報告書.docx
+++ b/富宇大境社區管理委員會法定獨立分割報告書.docx
@@ -3387,7 +3387,6 @@
       <w:pStyle w:val="Footer"/>
       <w:jc w:val="center"/>
     </w:pPr>
-    <w:r/>
     <w:r>
       <w:rPr>
         <w:rFonts w:ascii="PingFang TC" w:hAnsi="PingFang TC"/>

--- a/富宇大境社區管理委員會法定獨立分割報告書.docx
+++ b/富宇大境社區管理委員會法定獨立分割報告書.docx
@@ -129,7 +129,7 @@
                 <w:color w:val="D4AF37"/>
                 <w:sz w:val="18"/>
               </w:rPr>
-              <w:t>富宇大境（A2 區）透天別墅（龍社路 595、597、599、601、603、605 號，共 6 戶）</w:t>
+              <w:t>富宇大境（A2 區）透天別墅（龍社路 593、595、597、599、601、603 號，共 6 戶）</w:t>
             </w:r>
           </w:p>
         </w:tc>
@@ -477,7 +477,7 @@
                 <w:color w:val="D4AF37"/>
                 <w:sz w:val="18"/>
               </w:rPr>
-              <w:t>1. 地理出入完全獨立：A2 大境 6 戶門牌臨龍社路公有道路，出入絕不途經內部 628、642 巷道。</w:t>
+              <w:t>1. 地理出入完全獨立：A2 大境 6 戶門牌臨龍社路公有道路，出入絕不途經富宇大地內部私設巷道（如 642 巷等）。</w:t>
               <w:br/>
               <w:t>2. 垃圾清運完全非依賴：大境住戶門前即可直接等待台中市環保局公有垃圾車，完全未使用大社區內部睿豐每週二次之收費子母車（每桶 1,000 元）。</w:t>
               <w:br/>
@@ -1052,7 +1052,7 @@
                 <w:color w:val="2D3748"/>
                 <w:sz w:val="17"/>
               </w:rPr>
-              <w:t>經由龍社路 628 巷內部巷道進出，高度共用巷道與環保室</w:t>
+              <w:t>經由龍社路內部私設巷道進出，高度共用巷道與環保室</w:t>
             </w:r>
           </w:p>
         </w:tc>
@@ -1171,7 +1171,7 @@
                 <w:color w:val="2D3748"/>
                 <w:sz w:val="17"/>
               </w:rPr>
-              <w:t>經由龍社路 628 巷內部巷道進出，深處社區</w:t>
+              <w:t>經由龍社路內部私設巷道進出，深處社區</w:t>
             </w:r>
           </w:p>
         </w:tc>
@@ -1668,7 +1668,7 @@
           <w:color w:val="2D3748"/>
           <w:sz w:val="19"/>
         </w:rPr>
-        <w:t>A2 大境 6 戶之基地地籍臨接台中市公有計畫道路『龍社路』。車輛與人員進出直接銜接市區道路，**完全不需要通行富宇好境、悠境或清境之私設巷道（628、642 巷）**。不存在任何袋地通行權、私設道路維護費分攤爭議，具備百分之百的地緣獨立性。</w:t>
+        <w:t>A2 大境 6 戶之基地地籍臨接台中市公有計畫道路『龍社路』。車輛與人員進出直接銜接市區道路，**完全不需要通行富宇好境、悠境或清境之私設巷道（如 642 巷等）**。不存在任何袋地通行權、私設道路維護費分攤爭議，具備百分之百的地緣獨立性。</w:t>
       </w:r>
     </w:p>
     <w:p>
@@ -3248,17 +3248,17 @@
               <w:br/>
               <w:t>全體連署人名冊與簽章：</w:t>
               <w:br/>
-              <w:t>1. 龍社路 595 號  區權人：_______________  身分證字號：____________  簽章：_________</w:t>
+              <w:t>1. 龍社路 593 號  區權人：_______________  身分證字號：____________  簽章：_________</w:t>
               <w:br/>
-              <w:t>2. 龍社路 597 號  區權人：_______________  身分證字號：____________  簽章：_________</w:t>
+              <w:t>2. 龍社路 595 號  區權人：_______________  身分證字號：____________  簽章：_________</w:t>
               <w:br/>
-              <w:t>3. 龍社路 599 號  區權人：_______________  身分證字號：____________  簽章：_________</w:t>
+              <w:t>3. 龍社路 597 號  區權人：_______________  身分證字號：____________  簽章：_________</w:t>
               <w:br/>
-              <w:t>4. 龍社路 601 號  區權人：_______________  身分證字號：____________  簽章：_________</w:t>
+              <w:t>4. 龍社路 599 號  區權人：_______________  身分證字號：____________  簽章：_________</w:t>
               <w:br/>
-              <w:t>5. 龍社路 603 號  區權人：_______________  身分證字號：____________  簽章：_________</w:t>
+              <w:t>5. 龍社路 601 號  區權人：_______________  身分證字號：____________  簽章：_________</w:t>
               <w:br/>
-              <w:t>6. 龍社路 605 號  區權人：_______________  身分證字號：____________  簽章：_________</w:t>
+              <w:t>6. 龍社路 603 號  區權人：_______________  身分證字號：____________  簽章：_________</w:t>
               <w:br/>
               <w:t>中華民國 115 年 _____ 月 _____ 日</w:t>
             </w:r>

--- a/富宇大境社區管理委員會法定獨立分割報告書.docx
+++ b/富宇大境社區管理委員會法定獨立分割報告書.docx
@@ -68,6 +68,7 @@
               <w:right w:w="0" w:type="dxa"/>
             </w:tcMar>
             <w:shd w:fill="1A1D20"/>
+            <w:shd w:fill="1A1D20"/>
           </w:tcPr>
           <w:p/>
         </w:tc>
@@ -96,6 +97,7 @@
               <w:right w:w="130" w:type="dxa"/>
             </w:tcMar>
             <w:shd w:fill="1A1D20"/>
+            <w:shd w:fill="1A1D20"/>
           </w:tcPr>
           <w:p>
             <w:r>
@@ -119,6 +121,7 @@
               <w:left w:w="130" w:type="dxa"/>
               <w:right w:w="130" w:type="dxa"/>
             </w:tcMar>
+            <w:shd w:fill="1A1D20"/>
             <w:shd w:fill="1A1D20"/>
           </w:tcPr>
           <w:p>
@@ -146,6 +149,7 @@
               <w:right w:w="130" w:type="dxa"/>
             </w:tcMar>
             <w:shd w:fill="FFFDF5"/>
+            <w:shd w:fill="FFFDF5"/>
           </w:tcPr>
           <w:p>
             <w:r>
@@ -169,6 +173,7 @@
               <w:left w:w="130" w:type="dxa"/>
               <w:right w:w="130" w:type="dxa"/>
             </w:tcMar>
+            <w:shd w:fill="FFFDF5"/>
             <w:shd w:fill="FFFDF5"/>
           </w:tcPr>
           <w:p>
@@ -195,6 +200,7 @@
               <w:right w:w="130" w:type="dxa"/>
             </w:tcMar>
             <w:shd w:fill="FAF8F2"/>
+            <w:shd w:fill="FAF8F2"/>
           </w:tcPr>
           <w:p>
             <w:r>
@@ -218,6 +224,7 @@
               <w:left w:w="130" w:type="dxa"/>
               <w:right w:w="130" w:type="dxa"/>
             </w:tcMar>
+            <w:shd w:fill="FAF8F2"/>
             <w:shd w:fill="FAF8F2"/>
           </w:tcPr>
           <w:p>
@@ -244,6 +251,7 @@
               <w:right w:w="130" w:type="dxa"/>
             </w:tcMar>
             <w:shd w:fill="FFFDF5"/>
+            <w:shd w:fill="FFFDF5"/>
           </w:tcPr>
           <w:p>
             <w:r>
@@ -267,6 +275,7 @@
               <w:left w:w="130" w:type="dxa"/>
               <w:right w:w="130" w:type="dxa"/>
             </w:tcMar>
+            <w:shd w:fill="FFFDF5"/>
             <w:shd w:fill="FFFDF5"/>
           </w:tcPr>
           <w:p>
@@ -293,6 +302,7 @@
               <w:right w:w="130" w:type="dxa"/>
             </w:tcMar>
             <w:shd w:fill="FAF8F2"/>
+            <w:shd w:fill="FAF8F2"/>
           </w:tcPr>
           <w:p>
             <w:r>
@@ -316,6 +326,7 @@
               <w:left w:w="130" w:type="dxa"/>
               <w:right w:w="130" w:type="dxa"/>
             </w:tcMar>
+            <w:shd w:fill="FAF8F2"/>
             <w:shd w:fill="FAF8F2"/>
           </w:tcPr>
           <w:p>
@@ -342,6 +353,7 @@
               <w:right w:w="130" w:type="dxa"/>
             </w:tcMar>
             <w:shd w:fill="FFFDF5"/>
+            <w:shd w:fill="FFFDF5"/>
           </w:tcPr>
           <w:p>
             <w:r>
@@ -365,6 +377,7 @@
               <w:left w:w="130" w:type="dxa"/>
               <w:right w:w="130" w:type="dxa"/>
             </w:tcMar>
+            <w:shd w:fill="FFFDF5"/>
             <w:shd w:fill="FFFDF5"/>
           </w:tcPr>
           <w:p>
@@ -454,6 +467,7 @@
               <w:right w:val="none"/>
               <w:bottom w:val="none"/>
             </w:tcBorders>
+            <w:shd w:fill="1A1D20"/>
             <w:shd w:fill="1A1D20"/>
           </w:tcPr>
           <w:p>
@@ -590,6 +604,7 @@
               <w:right w:w="100" w:type="dxa"/>
             </w:tcMar>
             <w:shd w:fill="1A1D20"/>
+            <w:shd w:fill="1A1D20"/>
           </w:tcPr>
           <w:p>
             <w:r>
@@ -613,6 +628,7 @@
               <w:left w:w="100" w:type="dxa"/>
               <w:right w:w="100" w:type="dxa"/>
             </w:tcMar>
+            <w:shd w:fill="1A1D20"/>
             <w:shd w:fill="1A1D20"/>
           </w:tcPr>
           <w:p>
@@ -638,6 +654,7 @@
               <w:right w:w="100" w:type="dxa"/>
             </w:tcMar>
             <w:shd w:fill="1A1D20"/>
+            <w:shd w:fill="1A1D20"/>
           </w:tcPr>
           <w:p>
             <w:r>
@@ -662,6 +679,7 @@
               <w:right w:w="100" w:type="dxa"/>
             </w:tcMar>
             <w:shd w:fill="1A1D20"/>
+            <w:shd w:fill="1A1D20"/>
           </w:tcPr>
           <w:p>
             <w:r>
@@ -685,6 +703,7 @@
               <w:left w:w="100" w:type="dxa"/>
               <w:right w:w="100" w:type="dxa"/>
             </w:tcMar>
+            <w:shd w:fill="1A1D20"/>
             <w:shd w:fill="1A1D20"/>
           </w:tcPr>
           <w:p>
@@ -712,6 +731,7 @@
               <w:right w:w="100" w:type="dxa"/>
             </w:tcMar>
             <w:shd w:fill="FFFDF5"/>
+            <w:shd w:fill="FFFDF5"/>
           </w:tcPr>
           <w:p>
             <w:r>
@@ -735,6 +755,7 @@
               <w:left w:w="100" w:type="dxa"/>
               <w:right w:w="100" w:type="dxa"/>
             </w:tcMar>
+            <w:shd w:fill="FFFDF5"/>
             <w:shd w:fill="FFFDF5"/>
           </w:tcPr>
           <w:p>
@@ -760,6 +781,7 @@
               <w:right w:w="100" w:type="dxa"/>
             </w:tcMar>
             <w:shd w:fill="FFFDF5"/>
+            <w:shd w:fill="FFFDF5"/>
           </w:tcPr>
           <w:p>
             <w:r>
@@ -783,6 +805,7 @@
               <w:right w:w="100" w:type="dxa"/>
             </w:tcMar>
             <w:shd w:fill="FFFDF5"/>
+            <w:shd w:fill="FFFDF5"/>
           </w:tcPr>
           <w:p>
             <w:r>
@@ -805,6 +828,7 @@
               <w:left w:w="100" w:type="dxa"/>
               <w:right w:w="100" w:type="dxa"/>
             </w:tcMar>
+            <w:shd w:fill="FFFDF5"/>
             <w:shd w:fill="FFFDF5"/>
           </w:tcPr>
           <w:p>
@@ -831,6 +855,7 @@
               <w:right w:w="100" w:type="dxa"/>
             </w:tcMar>
             <w:shd w:fill="FAF8F2"/>
+            <w:shd w:fill="FAF8F2"/>
           </w:tcPr>
           <w:p>
             <w:r>
@@ -854,6 +879,7 @@
               <w:left w:w="100" w:type="dxa"/>
               <w:right w:w="100" w:type="dxa"/>
             </w:tcMar>
+            <w:shd w:fill="FAF8F2"/>
             <w:shd w:fill="FAF8F2"/>
           </w:tcPr>
           <w:p>
@@ -879,6 +905,7 @@
               <w:right w:w="100" w:type="dxa"/>
             </w:tcMar>
             <w:shd w:fill="FAF8F2"/>
+            <w:shd w:fill="FAF8F2"/>
           </w:tcPr>
           <w:p>
             <w:r>
@@ -902,6 +929,7 @@
               <w:right w:w="100" w:type="dxa"/>
             </w:tcMar>
             <w:shd w:fill="FAF8F2"/>
+            <w:shd w:fill="FAF8F2"/>
           </w:tcPr>
           <w:p>
             <w:r>
@@ -924,6 +952,7 @@
               <w:left w:w="100" w:type="dxa"/>
               <w:right w:w="100" w:type="dxa"/>
             </w:tcMar>
+            <w:shd w:fill="FAF8F2"/>
             <w:shd w:fill="FAF8F2"/>
           </w:tcPr>
           <w:p>
@@ -950,6 +979,7 @@
               <w:right w:w="100" w:type="dxa"/>
             </w:tcMar>
             <w:shd w:fill="FFFDF5"/>
+            <w:shd w:fill="FFFDF5"/>
           </w:tcPr>
           <w:p>
             <w:r>
@@ -973,6 +1003,7 @@
               <w:left w:w="100" w:type="dxa"/>
               <w:right w:w="100" w:type="dxa"/>
             </w:tcMar>
+            <w:shd w:fill="FFFDF5"/>
             <w:shd w:fill="FFFDF5"/>
           </w:tcPr>
           <w:p>
@@ -998,6 +1029,7 @@
               <w:right w:w="100" w:type="dxa"/>
             </w:tcMar>
             <w:shd w:fill="FFFDF5"/>
+            <w:shd w:fill="FFFDF5"/>
           </w:tcPr>
           <w:p>
             <w:r>
@@ -1021,6 +1053,7 @@
               <w:right w:w="100" w:type="dxa"/>
             </w:tcMar>
             <w:shd w:fill="FFFDF5"/>
+            <w:shd w:fill="FFFDF5"/>
           </w:tcPr>
           <w:p>
             <w:r>
@@ -1043,6 +1076,7 @@
               <w:left w:w="100" w:type="dxa"/>
               <w:right w:w="100" w:type="dxa"/>
             </w:tcMar>
+            <w:shd w:fill="FFFDF5"/>
             <w:shd w:fill="FFFDF5"/>
           </w:tcPr>
           <w:p>
@@ -1069,6 +1103,7 @@
               <w:right w:w="100" w:type="dxa"/>
             </w:tcMar>
             <w:shd w:fill="FAF8F2"/>
+            <w:shd w:fill="FAF8F2"/>
           </w:tcPr>
           <w:p>
             <w:r>
@@ -1092,6 +1127,7 @@
               <w:left w:w="100" w:type="dxa"/>
               <w:right w:w="100" w:type="dxa"/>
             </w:tcMar>
+            <w:shd w:fill="FAF8F2"/>
             <w:shd w:fill="FAF8F2"/>
           </w:tcPr>
           <w:p>
@@ -1117,6 +1153,7 @@
               <w:right w:w="100" w:type="dxa"/>
             </w:tcMar>
             <w:shd w:fill="FAF8F2"/>
+            <w:shd w:fill="FAF8F2"/>
           </w:tcPr>
           <w:p>
             <w:r>
@@ -1140,6 +1177,7 @@
               <w:right w:w="100" w:type="dxa"/>
             </w:tcMar>
             <w:shd w:fill="FAF8F2"/>
+            <w:shd w:fill="FAF8F2"/>
           </w:tcPr>
           <w:p>
             <w:r>
@@ -1162,6 +1200,7 @@
               <w:left w:w="100" w:type="dxa"/>
               <w:right w:w="100" w:type="dxa"/>
             </w:tcMar>
+            <w:shd w:fill="FAF8F2"/>
             <w:shd w:fill="FAF8F2"/>
           </w:tcPr>
           <w:p>
@@ -1188,6 +1227,7 @@
               <w:right w:w="100" w:type="dxa"/>
             </w:tcMar>
             <w:shd w:fill="FFFDF5"/>
+            <w:shd w:fill="FFFDF5"/>
           </w:tcPr>
           <w:p>
             <w:r>
@@ -1211,6 +1251,7 @@
               <w:left w:w="100" w:type="dxa"/>
               <w:right w:w="100" w:type="dxa"/>
             </w:tcMar>
+            <w:shd w:fill="FFFDF5"/>
             <w:shd w:fill="FFFDF5"/>
           </w:tcPr>
           <w:p>
@@ -1236,6 +1277,7 @@
               <w:right w:w="100" w:type="dxa"/>
             </w:tcMar>
             <w:shd w:fill="FFFDF5"/>
+            <w:shd w:fill="FFFDF5"/>
           </w:tcPr>
           <w:p>
             <w:r>
@@ -1259,6 +1301,7 @@
               <w:right w:w="100" w:type="dxa"/>
             </w:tcMar>
             <w:shd w:fill="FFFDF5"/>
+            <w:shd w:fill="FFFDF5"/>
           </w:tcPr>
           <w:p>
             <w:r>
@@ -1281,6 +1324,7 @@
               <w:left w:w="100" w:type="dxa"/>
               <w:right w:w="100" w:type="dxa"/>
             </w:tcMar>
+            <w:shd w:fill="FFFDF5"/>
             <w:shd w:fill="FFFDF5"/>
           </w:tcPr>
           <w:p>
@@ -1307,6 +1351,7 @@
               <w:right w:w="100" w:type="dxa"/>
             </w:tcMar>
             <w:shd w:fill="FAF8F2"/>
+            <w:shd w:fill="FAF8F2"/>
           </w:tcPr>
           <w:p>
             <w:r>
@@ -1330,6 +1375,7 @@
               <w:left w:w="100" w:type="dxa"/>
               <w:right w:w="100" w:type="dxa"/>
             </w:tcMar>
+            <w:shd w:fill="FAF8F2"/>
             <w:shd w:fill="FAF8F2"/>
           </w:tcPr>
           <w:p>
@@ -1355,6 +1401,7 @@
               <w:right w:w="100" w:type="dxa"/>
             </w:tcMar>
             <w:shd w:fill="FAF8F2"/>
+            <w:shd w:fill="FAF8F2"/>
           </w:tcPr>
           <w:p>
             <w:r>
@@ -1378,6 +1425,7 @@
               <w:right w:w="100" w:type="dxa"/>
             </w:tcMar>
             <w:shd w:fill="FAF8F2"/>
+            <w:shd w:fill="FAF8F2"/>
           </w:tcPr>
           <w:p>
             <w:r>
@@ -1400,6 +1448,7 @@
               <w:left w:w="100" w:type="dxa"/>
               <w:right w:w="100" w:type="dxa"/>
             </w:tcMar>
+            <w:shd w:fill="FAF8F2"/>
             <w:shd w:fill="FAF8F2"/>
           </w:tcPr>
           <w:p>
@@ -1551,6 +1600,7 @@
               <w:right w:val="none"/>
               <w:bottom w:val="none"/>
             </w:tcBorders>
+            <w:shd w:fill="1A1D20"/>
             <w:shd w:fill="1A1D20"/>
           </w:tcPr>
           <w:p>
@@ -1766,6 +1816,7 @@
               <w:right w:w="100" w:type="dxa"/>
             </w:tcMar>
             <w:shd w:fill="1A1D20"/>
+            <w:shd w:fill="1A1D20"/>
           </w:tcPr>
           <w:p>
             <w:r>
@@ -1789,6 +1840,7 @@
               <w:left w:w="100" w:type="dxa"/>
               <w:right w:w="100" w:type="dxa"/>
             </w:tcMar>
+            <w:shd w:fill="1A1D20"/>
             <w:shd w:fill="1A1D20"/>
           </w:tcPr>
           <w:p>
@@ -1814,6 +1866,7 @@
               <w:right w:w="100" w:type="dxa"/>
             </w:tcMar>
             <w:shd w:fill="1A1D20"/>
+            <w:shd w:fill="1A1D20"/>
           </w:tcPr>
           <w:p>
             <w:r>
@@ -1837,6 +1890,7 @@
               <w:left w:w="100" w:type="dxa"/>
               <w:right w:w="100" w:type="dxa"/>
             </w:tcMar>
+            <w:shd w:fill="1A1D20"/>
             <w:shd w:fill="1A1D20"/>
           </w:tcPr>
           <w:p>
@@ -1864,6 +1918,7 @@
               <w:right w:w="100" w:type="dxa"/>
             </w:tcMar>
             <w:shd w:fill="FFFDF5"/>
+            <w:shd w:fill="FFFDF5"/>
           </w:tcPr>
           <w:p>
             <w:r>
@@ -1886,6 +1941,7 @@
               <w:left w:w="100" w:type="dxa"/>
               <w:right w:w="100" w:type="dxa"/>
             </w:tcMar>
+            <w:shd w:fill="FFFDF5"/>
             <w:shd w:fill="FFFDF5"/>
           </w:tcPr>
           <w:p>
@@ -1912,6 +1968,7 @@
               <w:right w:w="100" w:type="dxa"/>
             </w:tcMar>
             <w:shd w:fill="FFFDF5"/>
+            <w:shd w:fill="FFFDF5"/>
           </w:tcPr>
           <w:p>
             <w:r>
@@ -1936,6 +1993,7 @@
               <w:left w:w="100" w:type="dxa"/>
               <w:right w:w="100" w:type="dxa"/>
             </w:tcMar>
+            <w:shd w:fill="FFFDF5"/>
             <w:shd w:fill="FFFDF5"/>
           </w:tcPr>
           <w:p>
@@ -1962,6 +2020,7 @@
               <w:right w:w="100" w:type="dxa"/>
             </w:tcMar>
             <w:shd w:fill="FAF8F2"/>
+            <w:shd w:fill="FAF8F2"/>
           </w:tcPr>
           <w:p>
             <w:r>
@@ -1984,6 +2043,7 @@
               <w:left w:w="100" w:type="dxa"/>
               <w:right w:w="100" w:type="dxa"/>
             </w:tcMar>
+            <w:shd w:fill="FAF8F2"/>
             <w:shd w:fill="FAF8F2"/>
           </w:tcPr>
           <w:p>
@@ -2010,6 +2070,7 @@
               <w:right w:w="100" w:type="dxa"/>
             </w:tcMar>
             <w:shd w:fill="FAF8F2"/>
+            <w:shd w:fill="FAF8F2"/>
           </w:tcPr>
           <w:p>
             <w:r>
@@ -2034,6 +2095,7 @@
               <w:left w:w="100" w:type="dxa"/>
               <w:right w:w="100" w:type="dxa"/>
             </w:tcMar>
+            <w:shd w:fill="FAF8F2"/>
             <w:shd w:fill="FAF8F2"/>
           </w:tcPr>
           <w:p>
@@ -2060,6 +2122,7 @@
               <w:right w:w="100" w:type="dxa"/>
             </w:tcMar>
             <w:shd w:fill="FFFDF5"/>
+            <w:shd w:fill="FFFDF5"/>
           </w:tcPr>
           <w:p>
             <w:r>
@@ -2082,6 +2145,7 @@
               <w:left w:w="100" w:type="dxa"/>
               <w:right w:w="100" w:type="dxa"/>
             </w:tcMar>
+            <w:shd w:fill="FFFDF5"/>
             <w:shd w:fill="FFFDF5"/>
           </w:tcPr>
           <w:p>
@@ -2108,6 +2172,7 @@
               <w:right w:w="100" w:type="dxa"/>
             </w:tcMar>
             <w:shd w:fill="FFFDF5"/>
+            <w:shd w:fill="FFFDF5"/>
           </w:tcPr>
           <w:p>
             <w:r>
@@ -2130,6 +2195,7 @@
               <w:left w:w="100" w:type="dxa"/>
               <w:right w:w="100" w:type="dxa"/>
             </w:tcMar>
+            <w:shd w:fill="FFFDF5"/>
             <w:shd w:fill="FFFDF5"/>
           </w:tcPr>
           <w:p>
@@ -2156,6 +2222,7 @@
               <w:right w:w="100" w:type="dxa"/>
             </w:tcMar>
             <w:shd w:fill="FAF8F2"/>
+            <w:shd w:fill="FAF8F2"/>
           </w:tcPr>
           <w:p>
             <w:r>
@@ -2179,6 +2246,7 @@
               <w:left w:w="100" w:type="dxa"/>
               <w:right w:w="100" w:type="dxa"/>
             </w:tcMar>
+            <w:shd w:fill="FAF8F2"/>
             <w:shd w:fill="FAF8F2"/>
           </w:tcPr>
           <w:p>
@@ -2204,6 +2272,7 @@
               <w:right w:w="100" w:type="dxa"/>
             </w:tcMar>
             <w:shd w:fill="FAF8F2"/>
+            <w:shd w:fill="FAF8F2"/>
           </w:tcPr>
           <w:p>
             <w:r>
@@ -2227,6 +2296,7 @@
               <w:left w:w="100" w:type="dxa"/>
               <w:right w:w="100" w:type="dxa"/>
             </w:tcMar>
+            <w:shd w:fill="FAF8F2"/>
             <w:shd w:fill="FAF8F2"/>
           </w:tcPr>
           <w:p>
@@ -2294,6 +2364,7 @@
               <w:right w:w="100" w:type="dxa"/>
             </w:tcMar>
             <w:shd w:fill="1A1D20"/>
+            <w:shd w:fill="1A1D20"/>
           </w:tcPr>
           <w:p>
             <w:r>
@@ -2318,6 +2389,7 @@
               <w:right w:w="100" w:type="dxa"/>
             </w:tcMar>
             <w:shd w:fill="1A1D20"/>
+            <w:shd w:fill="1A1D20"/>
           </w:tcPr>
           <w:p>
             <w:r>
@@ -2341,6 +2413,7 @@
               <w:left w:w="100" w:type="dxa"/>
               <w:right w:w="100" w:type="dxa"/>
             </w:tcMar>
+            <w:shd w:fill="1A1D20"/>
             <w:shd w:fill="1A1D20"/>
           </w:tcPr>
           <w:p>
@@ -2368,6 +2441,7 @@
               <w:right w:w="100" w:type="dxa"/>
             </w:tcMar>
             <w:shd w:fill="FFFDF5"/>
+            <w:shd w:fill="FFFDF5"/>
           </w:tcPr>
           <w:p>
             <w:r>
@@ -2391,6 +2465,7 @@
               <w:right w:w="100" w:type="dxa"/>
             </w:tcMar>
             <w:shd w:fill="FFFDF5"/>
+            <w:shd w:fill="FFFDF5"/>
           </w:tcPr>
           <w:p>
             <w:r>
@@ -2413,6 +2488,7 @@
               <w:left w:w="100" w:type="dxa"/>
               <w:right w:w="100" w:type="dxa"/>
             </w:tcMar>
+            <w:shd w:fill="FFFDF5"/>
             <w:shd w:fill="FFFDF5"/>
           </w:tcPr>
           <w:p>
@@ -2439,6 +2515,7 @@
               <w:right w:w="100" w:type="dxa"/>
             </w:tcMar>
             <w:shd w:fill="FAF8F2"/>
+            <w:shd w:fill="FAF8F2"/>
           </w:tcPr>
           <w:p>
             <w:r>
@@ -2462,6 +2539,7 @@
               <w:right w:w="100" w:type="dxa"/>
             </w:tcMar>
             <w:shd w:fill="FAF8F2"/>
+            <w:shd w:fill="FAF8F2"/>
           </w:tcPr>
           <w:p>
             <w:r>
@@ -2484,6 +2562,7 @@
               <w:left w:w="100" w:type="dxa"/>
               <w:right w:w="100" w:type="dxa"/>
             </w:tcMar>
+            <w:shd w:fill="FAF8F2"/>
             <w:shd w:fill="FAF8F2"/>
           </w:tcPr>
           <w:p>
@@ -2510,6 +2589,7 @@
               <w:right w:w="100" w:type="dxa"/>
             </w:tcMar>
             <w:shd w:fill="FFFDF5"/>
+            <w:shd w:fill="FFFDF5"/>
           </w:tcPr>
           <w:p>
             <w:r>
@@ -2533,6 +2613,7 @@
               <w:right w:w="100" w:type="dxa"/>
             </w:tcMar>
             <w:shd w:fill="FFFDF5"/>
+            <w:shd w:fill="FFFDF5"/>
           </w:tcPr>
           <w:p>
             <w:r>
@@ -2555,6 +2636,7 @@
               <w:left w:w="100" w:type="dxa"/>
               <w:right w:w="100" w:type="dxa"/>
             </w:tcMar>
+            <w:shd w:fill="FFFDF5"/>
             <w:shd w:fill="FFFDF5"/>
           </w:tcPr>
           <w:p>
@@ -2581,6 +2663,7 @@
               <w:right w:w="100" w:type="dxa"/>
             </w:tcMar>
             <w:shd w:fill="FAF8F2"/>
+            <w:shd w:fill="FAF8F2"/>
           </w:tcPr>
           <w:p>
             <w:r>
@@ -2604,6 +2687,7 @@
               <w:right w:w="100" w:type="dxa"/>
             </w:tcMar>
             <w:shd w:fill="FAF8F2"/>
+            <w:shd w:fill="FAF8F2"/>
           </w:tcPr>
           <w:p>
             <w:r>
@@ -2626,6 +2710,7 @@
               <w:left w:w="100" w:type="dxa"/>
               <w:right w:w="100" w:type="dxa"/>
             </w:tcMar>
+            <w:shd w:fill="FAF8F2"/>
             <w:shd w:fill="FAF8F2"/>
           </w:tcPr>
           <w:p>
@@ -2652,6 +2737,7 @@
               <w:right w:w="100" w:type="dxa"/>
             </w:tcMar>
             <w:shd w:fill="FFFDF5"/>
+            <w:shd w:fill="FFFDF5"/>
           </w:tcPr>
           <w:p>
             <w:r>
@@ -2676,6 +2762,7 @@
               <w:right w:w="100" w:type="dxa"/>
             </w:tcMar>
             <w:shd w:fill="FFFDF5"/>
+            <w:shd w:fill="FFFDF5"/>
           </w:tcPr>
           <w:p>
             <w:r>
@@ -2699,6 +2786,7 @@
               <w:left w:w="100" w:type="dxa"/>
               <w:right w:w="100" w:type="dxa"/>
             </w:tcMar>
+            <w:shd w:fill="FFFDF5"/>
             <w:shd w:fill="FFFDF5"/>
           </w:tcPr>
           <w:p>
@@ -3219,6 +3307,7 @@
               <w:bottom w:val="none"/>
             </w:tcBorders>
             <w:shd w:fill="1A1D20"/>
+            <w:shd w:fill="1A1D20"/>
           </w:tcPr>
           <w:p>
             <w:pPr>
@@ -3313,6 +3402,7 @@
               <w:bottom w:val="none"/>
             </w:tcBorders>
             <w:shd w:fill="1A1D20"/>
+            <w:shd w:fill="1A1D20"/>
           </w:tcPr>
           <w:p>
             <w:pPr>
@@ -3393,7 +3483,7 @@
         <w:color w:val="8C8273"/>
         <w:sz w:val="17"/>
       </w:rPr>
-      <w:t xml:space="preserve">報告人：Howard Liao Ph.D.  ｜  克林姆金色典藏版  ｜  第 </w:t>
+      <w:t xml:space="preserve">報告人：Howard Liao Ph.D.  ｜  第 </w:t>
     </w:r>
     <w:fldSimple w:instr="PAGE">
       <w:r>

--- a/富宇大境社區管理委員會法定獨立分割報告書.docx
+++ b/富宇大境社區管理委員會法定獨立分割報告書.docx
@@ -68,7 +68,6 @@
               <w:right w:w="0" w:type="dxa"/>
             </w:tcMar>
             <w:shd w:fill="1A1D20"/>
-            <w:shd w:fill="1A1D20"/>
           </w:tcPr>
           <w:p/>
         </w:tc>
@@ -97,7 +96,6 @@
               <w:right w:w="130" w:type="dxa"/>
             </w:tcMar>
             <w:shd w:fill="1A1D20"/>
-            <w:shd w:fill="1A1D20"/>
           </w:tcPr>
           <w:p>
             <w:r>
@@ -121,7 +119,6 @@
               <w:left w:w="130" w:type="dxa"/>
               <w:right w:w="130" w:type="dxa"/>
             </w:tcMar>
-            <w:shd w:fill="1A1D20"/>
             <w:shd w:fill="1A1D20"/>
           </w:tcPr>
           <w:p>
@@ -149,7 +146,6 @@
               <w:right w:w="130" w:type="dxa"/>
             </w:tcMar>
             <w:shd w:fill="FFFDF5"/>
-            <w:shd w:fill="FFFDF5"/>
           </w:tcPr>
           <w:p>
             <w:r>
@@ -173,7 +169,6 @@
               <w:left w:w="130" w:type="dxa"/>
               <w:right w:w="130" w:type="dxa"/>
             </w:tcMar>
-            <w:shd w:fill="FFFDF5"/>
             <w:shd w:fill="FFFDF5"/>
           </w:tcPr>
           <w:p>
@@ -200,7 +195,6 @@
               <w:right w:w="130" w:type="dxa"/>
             </w:tcMar>
             <w:shd w:fill="FAF8F2"/>
-            <w:shd w:fill="FAF8F2"/>
           </w:tcPr>
           <w:p>
             <w:r>
@@ -224,7 +218,6 @@
               <w:left w:w="130" w:type="dxa"/>
               <w:right w:w="130" w:type="dxa"/>
             </w:tcMar>
-            <w:shd w:fill="FAF8F2"/>
             <w:shd w:fill="FAF8F2"/>
           </w:tcPr>
           <w:p>
@@ -251,7 +244,6 @@
               <w:right w:w="130" w:type="dxa"/>
             </w:tcMar>
             <w:shd w:fill="FFFDF5"/>
-            <w:shd w:fill="FFFDF5"/>
           </w:tcPr>
           <w:p>
             <w:r>
@@ -275,7 +267,6 @@
               <w:left w:w="130" w:type="dxa"/>
               <w:right w:w="130" w:type="dxa"/>
             </w:tcMar>
-            <w:shd w:fill="FFFDF5"/>
             <w:shd w:fill="FFFDF5"/>
           </w:tcPr>
           <w:p>
@@ -302,7 +293,6 @@
               <w:right w:w="130" w:type="dxa"/>
             </w:tcMar>
             <w:shd w:fill="FAF8F2"/>
-            <w:shd w:fill="FAF8F2"/>
           </w:tcPr>
           <w:p>
             <w:r>
@@ -326,7 +316,6 @@
               <w:left w:w="130" w:type="dxa"/>
               <w:right w:w="130" w:type="dxa"/>
             </w:tcMar>
-            <w:shd w:fill="FAF8F2"/>
             <w:shd w:fill="FAF8F2"/>
           </w:tcPr>
           <w:p>
@@ -353,7 +342,6 @@
               <w:right w:w="130" w:type="dxa"/>
             </w:tcMar>
             <w:shd w:fill="FFFDF5"/>
-            <w:shd w:fill="FFFDF5"/>
           </w:tcPr>
           <w:p>
             <w:r>
@@ -378,7 +366,6 @@
               <w:right w:w="130" w:type="dxa"/>
             </w:tcMar>
             <w:shd w:fill="FFFDF5"/>
-            <w:shd w:fill="FFFDF5"/>
           </w:tcPr>
           <w:p>
             <w:r>
@@ -387,7 +374,7 @@
                 <w:color w:val="2D3748"/>
                 <w:sz w:val="18"/>
               </w:rPr>
-              <w:t>Howard Liao Ph.D.（社區治理戰略諮詢）</w:t>
+              <w:t>廖倫豪（社區治理諮詢）</w:t>
             </w:r>
           </w:p>
         </w:tc>
@@ -467,7 +454,6 @@
               <w:right w:val="none"/>
               <w:bottom w:val="none"/>
             </w:tcBorders>
-            <w:shd w:fill="1A1D20"/>
             <w:shd w:fill="1A1D20"/>
           </w:tcPr>
           <w:p>
@@ -604,7 +590,6 @@
               <w:right w:w="100" w:type="dxa"/>
             </w:tcMar>
             <w:shd w:fill="1A1D20"/>
-            <w:shd w:fill="1A1D20"/>
           </w:tcPr>
           <w:p>
             <w:r>
@@ -628,7 +613,6 @@
               <w:left w:w="100" w:type="dxa"/>
               <w:right w:w="100" w:type="dxa"/>
             </w:tcMar>
-            <w:shd w:fill="1A1D20"/>
             <w:shd w:fill="1A1D20"/>
           </w:tcPr>
           <w:p>
@@ -654,7 +638,6 @@
               <w:right w:w="100" w:type="dxa"/>
             </w:tcMar>
             <w:shd w:fill="1A1D20"/>
-            <w:shd w:fill="1A1D20"/>
           </w:tcPr>
           <w:p>
             <w:r>
@@ -679,7 +662,6 @@
               <w:right w:w="100" w:type="dxa"/>
             </w:tcMar>
             <w:shd w:fill="1A1D20"/>
-            <w:shd w:fill="1A1D20"/>
           </w:tcPr>
           <w:p>
             <w:r>
@@ -703,7 +685,6 @@
               <w:left w:w="100" w:type="dxa"/>
               <w:right w:w="100" w:type="dxa"/>
             </w:tcMar>
-            <w:shd w:fill="1A1D20"/>
             <w:shd w:fill="1A1D20"/>
           </w:tcPr>
           <w:p>
@@ -731,7 +712,6 @@
               <w:right w:w="100" w:type="dxa"/>
             </w:tcMar>
             <w:shd w:fill="FFFDF5"/>
-            <w:shd w:fill="FFFDF5"/>
           </w:tcPr>
           <w:p>
             <w:r>
@@ -755,7 +735,6 @@
               <w:left w:w="100" w:type="dxa"/>
               <w:right w:w="100" w:type="dxa"/>
             </w:tcMar>
-            <w:shd w:fill="FFFDF5"/>
             <w:shd w:fill="FFFDF5"/>
           </w:tcPr>
           <w:p>
@@ -781,7 +760,6 @@
               <w:right w:w="100" w:type="dxa"/>
             </w:tcMar>
             <w:shd w:fill="FFFDF5"/>
-            <w:shd w:fill="FFFDF5"/>
           </w:tcPr>
           <w:p>
             <w:r>
@@ -805,7 +783,6 @@
               <w:right w:w="100" w:type="dxa"/>
             </w:tcMar>
             <w:shd w:fill="FFFDF5"/>
-            <w:shd w:fill="FFFDF5"/>
           </w:tcPr>
           <w:p>
             <w:r>
@@ -828,7 +805,6 @@
               <w:left w:w="100" w:type="dxa"/>
               <w:right w:w="100" w:type="dxa"/>
             </w:tcMar>
-            <w:shd w:fill="FFFDF5"/>
             <w:shd w:fill="FFFDF5"/>
           </w:tcPr>
           <w:p>
@@ -855,7 +831,6 @@
               <w:right w:w="100" w:type="dxa"/>
             </w:tcMar>
             <w:shd w:fill="FAF8F2"/>
-            <w:shd w:fill="FAF8F2"/>
           </w:tcPr>
           <w:p>
             <w:r>
@@ -879,7 +854,6 @@
               <w:left w:w="100" w:type="dxa"/>
               <w:right w:w="100" w:type="dxa"/>
             </w:tcMar>
-            <w:shd w:fill="FAF8F2"/>
             <w:shd w:fill="FAF8F2"/>
           </w:tcPr>
           <w:p>
@@ -905,7 +879,6 @@
               <w:right w:w="100" w:type="dxa"/>
             </w:tcMar>
             <w:shd w:fill="FAF8F2"/>
-            <w:shd w:fill="FAF8F2"/>
           </w:tcPr>
           <w:p>
             <w:r>
@@ -929,7 +902,6 @@
               <w:right w:w="100" w:type="dxa"/>
             </w:tcMar>
             <w:shd w:fill="FAF8F2"/>
-            <w:shd w:fill="FAF8F2"/>
           </w:tcPr>
           <w:p>
             <w:r>
@@ -952,7 +924,6 @@
               <w:left w:w="100" w:type="dxa"/>
               <w:right w:w="100" w:type="dxa"/>
             </w:tcMar>
-            <w:shd w:fill="FAF8F2"/>
             <w:shd w:fill="FAF8F2"/>
           </w:tcPr>
           <w:p>
@@ -979,7 +950,6 @@
               <w:right w:w="100" w:type="dxa"/>
             </w:tcMar>
             <w:shd w:fill="FFFDF5"/>
-            <w:shd w:fill="FFFDF5"/>
           </w:tcPr>
           <w:p>
             <w:r>
@@ -1003,7 +973,6 @@
               <w:left w:w="100" w:type="dxa"/>
               <w:right w:w="100" w:type="dxa"/>
             </w:tcMar>
-            <w:shd w:fill="FFFDF5"/>
             <w:shd w:fill="FFFDF5"/>
           </w:tcPr>
           <w:p>
@@ -1029,7 +998,6 @@
               <w:right w:w="100" w:type="dxa"/>
             </w:tcMar>
             <w:shd w:fill="FFFDF5"/>
-            <w:shd w:fill="FFFDF5"/>
           </w:tcPr>
           <w:p>
             <w:r>
@@ -1053,7 +1021,6 @@
               <w:right w:w="100" w:type="dxa"/>
             </w:tcMar>
             <w:shd w:fill="FFFDF5"/>
-            <w:shd w:fill="FFFDF5"/>
           </w:tcPr>
           <w:p>
             <w:r>
@@ -1076,7 +1043,6 @@
               <w:left w:w="100" w:type="dxa"/>
               <w:right w:w="100" w:type="dxa"/>
             </w:tcMar>
-            <w:shd w:fill="FFFDF5"/>
             <w:shd w:fill="FFFDF5"/>
           </w:tcPr>
           <w:p>
@@ -1103,7 +1069,6 @@
               <w:right w:w="100" w:type="dxa"/>
             </w:tcMar>
             <w:shd w:fill="FAF8F2"/>
-            <w:shd w:fill="FAF8F2"/>
           </w:tcPr>
           <w:p>
             <w:r>
@@ -1127,7 +1092,6 @@
               <w:left w:w="100" w:type="dxa"/>
               <w:right w:w="100" w:type="dxa"/>
             </w:tcMar>
-            <w:shd w:fill="FAF8F2"/>
             <w:shd w:fill="FAF8F2"/>
           </w:tcPr>
           <w:p>
@@ -1153,7 +1117,6 @@
               <w:right w:w="100" w:type="dxa"/>
             </w:tcMar>
             <w:shd w:fill="FAF8F2"/>
-            <w:shd w:fill="FAF8F2"/>
           </w:tcPr>
           <w:p>
             <w:r>
@@ -1177,7 +1140,6 @@
               <w:right w:w="100" w:type="dxa"/>
             </w:tcMar>
             <w:shd w:fill="FAF8F2"/>
-            <w:shd w:fill="FAF8F2"/>
           </w:tcPr>
           <w:p>
             <w:r>
@@ -1200,7 +1162,6 @@
               <w:left w:w="100" w:type="dxa"/>
               <w:right w:w="100" w:type="dxa"/>
             </w:tcMar>
-            <w:shd w:fill="FAF8F2"/>
             <w:shd w:fill="FAF8F2"/>
           </w:tcPr>
           <w:p>
@@ -1227,7 +1188,6 @@
               <w:right w:w="100" w:type="dxa"/>
             </w:tcMar>
             <w:shd w:fill="FFFDF5"/>
-            <w:shd w:fill="FFFDF5"/>
           </w:tcPr>
           <w:p>
             <w:r>
@@ -1251,7 +1211,6 @@
               <w:left w:w="100" w:type="dxa"/>
               <w:right w:w="100" w:type="dxa"/>
             </w:tcMar>
-            <w:shd w:fill="FFFDF5"/>
             <w:shd w:fill="FFFDF5"/>
           </w:tcPr>
           <w:p>
@@ -1277,7 +1236,6 @@
               <w:right w:w="100" w:type="dxa"/>
             </w:tcMar>
             <w:shd w:fill="FFFDF5"/>
-            <w:shd w:fill="FFFDF5"/>
           </w:tcPr>
           <w:p>
             <w:r>
@@ -1301,7 +1259,6 @@
               <w:right w:w="100" w:type="dxa"/>
             </w:tcMar>
             <w:shd w:fill="FFFDF5"/>
-            <w:shd w:fill="FFFDF5"/>
           </w:tcPr>
           <w:p>
             <w:r>
@@ -1324,7 +1281,6 @@
               <w:left w:w="100" w:type="dxa"/>
               <w:right w:w="100" w:type="dxa"/>
             </w:tcMar>
-            <w:shd w:fill="FFFDF5"/>
             <w:shd w:fill="FFFDF5"/>
           </w:tcPr>
           <w:p>
@@ -1351,7 +1307,6 @@
               <w:right w:w="100" w:type="dxa"/>
             </w:tcMar>
             <w:shd w:fill="FAF8F2"/>
-            <w:shd w:fill="FAF8F2"/>
           </w:tcPr>
           <w:p>
             <w:r>
@@ -1375,7 +1330,6 @@
               <w:left w:w="100" w:type="dxa"/>
               <w:right w:w="100" w:type="dxa"/>
             </w:tcMar>
-            <w:shd w:fill="FAF8F2"/>
             <w:shd w:fill="FAF8F2"/>
           </w:tcPr>
           <w:p>
@@ -1401,7 +1355,6 @@
               <w:right w:w="100" w:type="dxa"/>
             </w:tcMar>
             <w:shd w:fill="FAF8F2"/>
-            <w:shd w:fill="FAF8F2"/>
           </w:tcPr>
           <w:p>
             <w:r>
@@ -1425,7 +1378,6 @@
               <w:right w:w="100" w:type="dxa"/>
             </w:tcMar>
             <w:shd w:fill="FAF8F2"/>
-            <w:shd w:fill="FAF8F2"/>
           </w:tcPr>
           <w:p>
             <w:r>
@@ -1448,7 +1400,6 @@
               <w:left w:w="100" w:type="dxa"/>
               <w:right w:w="100" w:type="dxa"/>
             </w:tcMar>
-            <w:shd w:fill="FAF8F2"/>
             <w:shd w:fill="FAF8F2"/>
           </w:tcPr>
           <w:p>
@@ -1600,7 +1551,6 @@
               <w:right w:val="none"/>
               <w:bottom w:val="none"/>
             </w:tcBorders>
-            <w:shd w:fill="1A1D20"/>
             <w:shd w:fill="1A1D20"/>
           </w:tcPr>
           <w:p>
@@ -1816,7 +1766,6 @@
               <w:right w:w="100" w:type="dxa"/>
             </w:tcMar>
             <w:shd w:fill="1A1D20"/>
-            <w:shd w:fill="1A1D20"/>
           </w:tcPr>
           <w:p>
             <w:r>
@@ -1840,7 +1789,6 @@
               <w:left w:w="100" w:type="dxa"/>
               <w:right w:w="100" w:type="dxa"/>
             </w:tcMar>
-            <w:shd w:fill="1A1D20"/>
             <w:shd w:fill="1A1D20"/>
           </w:tcPr>
           <w:p>
@@ -1866,7 +1814,6 @@
               <w:right w:w="100" w:type="dxa"/>
             </w:tcMar>
             <w:shd w:fill="1A1D20"/>
-            <w:shd w:fill="1A1D20"/>
           </w:tcPr>
           <w:p>
             <w:r>
@@ -1890,7 +1837,6 @@
               <w:left w:w="100" w:type="dxa"/>
               <w:right w:w="100" w:type="dxa"/>
             </w:tcMar>
-            <w:shd w:fill="1A1D20"/>
             <w:shd w:fill="1A1D20"/>
           </w:tcPr>
           <w:p>
@@ -1918,7 +1864,6 @@
               <w:right w:w="100" w:type="dxa"/>
             </w:tcMar>
             <w:shd w:fill="FFFDF5"/>
-            <w:shd w:fill="FFFDF5"/>
           </w:tcPr>
           <w:p>
             <w:r>
@@ -1941,7 +1886,6 @@
               <w:left w:w="100" w:type="dxa"/>
               <w:right w:w="100" w:type="dxa"/>
             </w:tcMar>
-            <w:shd w:fill="FFFDF5"/>
             <w:shd w:fill="FFFDF5"/>
           </w:tcPr>
           <w:p>
@@ -1968,7 +1912,6 @@
               <w:right w:w="100" w:type="dxa"/>
             </w:tcMar>
             <w:shd w:fill="FFFDF5"/>
-            <w:shd w:fill="FFFDF5"/>
           </w:tcPr>
           <w:p>
             <w:r>
@@ -1993,7 +1936,6 @@
               <w:left w:w="100" w:type="dxa"/>
               <w:right w:w="100" w:type="dxa"/>
             </w:tcMar>
-            <w:shd w:fill="FFFDF5"/>
             <w:shd w:fill="FFFDF5"/>
           </w:tcPr>
           <w:p>
@@ -2020,7 +1962,6 @@
               <w:right w:w="100" w:type="dxa"/>
             </w:tcMar>
             <w:shd w:fill="FAF8F2"/>
-            <w:shd w:fill="FAF8F2"/>
           </w:tcPr>
           <w:p>
             <w:r>
@@ -2043,7 +1984,6 @@
               <w:left w:w="100" w:type="dxa"/>
               <w:right w:w="100" w:type="dxa"/>
             </w:tcMar>
-            <w:shd w:fill="FAF8F2"/>
             <w:shd w:fill="FAF8F2"/>
           </w:tcPr>
           <w:p>
@@ -2070,7 +2010,6 @@
               <w:right w:w="100" w:type="dxa"/>
             </w:tcMar>
             <w:shd w:fill="FAF8F2"/>
-            <w:shd w:fill="FAF8F2"/>
           </w:tcPr>
           <w:p>
             <w:r>
@@ -2095,7 +2034,6 @@
               <w:left w:w="100" w:type="dxa"/>
               <w:right w:w="100" w:type="dxa"/>
             </w:tcMar>
-            <w:shd w:fill="FAF8F2"/>
             <w:shd w:fill="FAF8F2"/>
           </w:tcPr>
           <w:p>
@@ -2122,7 +2060,6 @@
               <w:right w:w="100" w:type="dxa"/>
             </w:tcMar>
             <w:shd w:fill="FFFDF5"/>
-            <w:shd w:fill="FFFDF5"/>
           </w:tcPr>
           <w:p>
             <w:r>
@@ -2145,7 +2082,6 @@
               <w:left w:w="100" w:type="dxa"/>
               <w:right w:w="100" w:type="dxa"/>
             </w:tcMar>
-            <w:shd w:fill="FFFDF5"/>
             <w:shd w:fill="FFFDF5"/>
           </w:tcPr>
           <w:p>
@@ -2172,7 +2108,6 @@
               <w:right w:w="100" w:type="dxa"/>
             </w:tcMar>
             <w:shd w:fill="FFFDF5"/>
-            <w:shd w:fill="FFFDF5"/>
           </w:tcPr>
           <w:p>
             <w:r>
@@ -2195,7 +2130,6 @@
               <w:left w:w="100" w:type="dxa"/>
               <w:right w:w="100" w:type="dxa"/>
             </w:tcMar>
-            <w:shd w:fill="FFFDF5"/>
             <w:shd w:fill="FFFDF5"/>
           </w:tcPr>
           <w:p>
@@ -2222,7 +2156,6 @@
               <w:right w:w="100" w:type="dxa"/>
             </w:tcMar>
             <w:shd w:fill="FAF8F2"/>
-            <w:shd w:fill="FAF8F2"/>
           </w:tcPr>
           <w:p>
             <w:r>
@@ -2246,7 +2179,6 @@
               <w:left w:w="100" w:type="dxa"/>
               <w:right w:w="100" w:type="dxa"/>
             </w:tcMar>
-            <w:shd w:fill="FAF8F2"/>
             <w:shd w:fill="FAF8F2"/>
           </w:tcPr>
           <w:p>
@@ -2272,7 +2204,6 @@
               <w:right w:w="100" w:type="dxa"/>
             </w:tcMar>
             <w:shd w:fill="FAF8F2"/>
-            <w:shd w:fill="FAF8F2"/>
           </w:tcPr>
           <w:p>
             <w:r>
@@ -2296,7 +2227,6 @@
               <w:left w:w="100" w:type="dxa"/>
               <w:right w:w="100" w:type="dxa"/>
             </w:tcMar>
-            <w:shd w:fill="FAF8F2"/>
             <w:shd w:fill="FAF8F2"/>
           </w:tcPr>
           <w:p>
@@ -2364,7 +2294,6 @@
               <w:right w:w="100" w:type="dxa"/>
             </w:tcMar>
             <w:shd w:fill="1A1D20"/>
-            <w:shd w:fill="1A1D20"/>
           </w:tcPr>
           <w:p>
             <w:r>
@@ -2389,7 +2318,6 @@
               <w:right w:w="100" w:type="dxa"/>
             </w:tcMar>
             <w:shd w:fill="1A1D20"/>
-            <w:shd w:fill="1A1D20"/>
           </w:tcPr>
           <w:p>
             <w:r>
@@ -2413,7 +2341,6 @@
               <w:left w:w="100" w:type="dxa"/>
               <w:right w:w="100" w:type="dxa"/>
             </w:tcMar>
-            <w:shd w:fill="1A1D20"/>
             <w:shd w:fill="1A1D20"/>
           </w:tcPr>
           <w:p>
@@ -2441,7 +2368,6 @@
               <w:right w:w="100" w:type="dxa"/>
             </w:tcMar>
             <w:shd w:fill="FFFDF5"/>
-            <w:shd w:fill="FFFDF5"/>
           </w:tcPr>
           <w:p>
             <w:r>
@@ -2465,7 +2391,6 @@
               <w:right w:w="100" w:type="dxa"/>
             </w:tcMar>
             <w:shd w:fill="FFFDF5"/>
-            <w:shd w:fill="FFFDF5"/>
           </w:tcPr>
           <w:p>
             <w:r>
@@ -2488,7 +2413,6 @@
               <w:left w:w="100" w:type="dxa"/>
               <w:right w:w="100" w:type="dxa"/>
             </w:tcMar>
-            <w:shd w:fill="FFFDF5"/>
             <w:shd w:fill="FFFDF5"/>
           </w:tcPr>
           <w:p>
@@ -2515,7 +2439,6 @@
               <w:right w:w="100" w:type="dxa"/>
             </w:tcMar>
             <w:shd w:fill="FAF8F2"/>
-            <w:shd w:fill="FAF8F2"/>
           </w:tcPr>
           <w:p>
             <w:r>
@@ -2539,7 +2462,6 @@
               <w:right w:w="100" w:type="dxa"/>
             </w:tcMar>
             <w:shd w:fill="FAF8F2"/>
-            <w:shd w:fill="FAF8F2"/>
           </w:tcPr>
           <w:p>
             <w:r>
@@ -2562,7 +2484,6 @@
               <w:left w:w="100" w:type="dxa"/>
               <w:right w:w="100" w:type="dxa"/>
             </w:tcMar>
-            <w:shd w:fill="FAF8F2"/>
             <w:shd w:fill="FAF8F2"/>
           </w:tcPr>
           <w:p>
@@ -2589,7 +2510,6 @@
               <w:right w:w="100" w:type="dxa"/>
             </w:tcMar>
             <w:shd w:fill="FFFDF5"/>
-            <w:shd w:fill="FFFDF5"/>
           </w:tcPr>
           <w:p>
             <w:r>
@@ -2613,7 +2533,6 @@
               <w:right w:w="100" w:type="dxa"/>
             </w:tcMar>
             <w:shd w:fill="FFFDF5"/>
-            <w:shd w:fill="FFFDF5"/>
           </w:tcPr>
           <w:p>
             <w:r>
@@ -2636,7 +2555,6 @@
               <w:left w:w="100" w:type="dxa"/>
               <w:right w:w="100" w:type="dxa"/>
             </w:tcMar>
-            <w:shd w:fill="FFFDF5"/>
             <w:shd w:fill="FFFDF5"/>
           </w:tcPr>
           <w:p>
@@ -2663,7 +2581,6 @@
               <w:right w:w="100" w:type="dxa"/>
             </w:tcMar>
             <w:shd w:fill="FAF8F2"/>
-            <w:shd w:fill="FAF8F2"/>
           </w:tcPr>
           <w:p>
             <w:r>
@@ -2687,7 +2604,6 @@
               <w:right w:w="100" w:type="dxa"/>
             </w:tcMar>
             <w:shd w:fill="FAF8F2"/>
-            <w:shd w:fill="FAF8F2"/>
           </w:tcPr>
           <w:p>
             <w:r>
@@ -2710,7 +2626,6 @@
               <w:left w:w="100" w:type="dxa"/>
               <w:right w:w="100" w:type="dxa"/>
             </w:tcMar>
-            <w:shd w:fill="FAF8F2"/>
             <w:shd w:fill="FAF8F2"/>
           </w:tcPr>
           <w:p>
@@ -2737,7 +2652,6 @@
               <w:right w:w="100" w:type="dxa"/>
             </w:tcMar>
             <w:shd w:fill="FFFDF5"/>
-            <w:shd w:fill="FFFDF5"/>
           </w:tcPr>
           <w:p>
             <w:r>
@@ -2762,7 +2676,6 @@
               <w:right w:w="100" w:type="dxa"/>
             </w:tcMar>
             <w:shd w:fill="FFFDF5"/>
-            <w:shd w:fill="FFFDF5"/>
           </w:tcPr>
           <w:p>
             <w:r>
@@ -2786,7 +2699,6 @@
               <w:left w:w="100" w:type="dxa"/>
               <w:right w:w="100" w:type="dxa"/>
             </w:tcMar>
-            <w:shd w:fill="FFFDF5"/>
             <w:shd w:fill="FFFDF5"/>
           </w:tcPr>
           <w:p>
@@ -3307,7 +3219,6 @@
               <w:bottom w:val="none"/>
             </w:tcBorders>
             <w:shd w:fill="1A1D20"/>
-            <w:shd w:fill="1A1D20"/>
           </w:tcPr>
           <w:p>
             <w:pPr>
@@ -3402,7 +3313,6 @@
               <w:bottom w:val="none"/>
             </w:tcBorders>
             <w:shd w:fill="1A1D20"/>
-            <w:shd w:fill="1A1D20"/>
           </w:tcPr>
           <w:p>
             <w:pPr>
@@ -3483,7 +3393,7 @@
         <w:color w:val="8C8273"/>
         <w:sz w:val="17"/>
       </w:rPr>
-      <w:t xml:space="preserve">報告人：Howard Liao Ph.D.  ｜  第 </w:t>
+      <w:t xml:space="preserve">報告人：廖倫豪  ｜  第 </w:t>
     </w:r>
     <w:fldSimple w:instr="PAGE">
       <w:r>

--- a/富宇大境社區管理委員會法定獨立分割報告書.docx
+++ b/富宇大境社區管理委員會法定獨立分割報告書.docx
@@ -227,7 +227,7 @@
                 <w:color w:val="2D3748"/>
                 <w:sz w:val="18"/>
               </w:rPr>
-              <w:t>《公寓大廈管理條例》第 26 條（得各自獨立使用分別成立管委會）、第 31 條（區權會決議）</w:t>
+              <w:t>《公寓大廈管理條例》第 26 條第 1 項（得獨立使用分別成立管委會）</w:t>
             </w:r>
           </w:p>
         </w:tc>
@@ -534,7 +534,7 @@
           <w:color w:val="2D3748"/>
           <w:sz w:val="19"/>
         </w:rPr>
-        <w:t>富宇大地社區最初係由原「大境 (A2)、上境 (A1)、悠境 (B2)、澄境 (C2)」等 4 個獨立別墅案組合而成。至 115 年 1 月 24 日，「好境 (B1)、清境 (C1)」召開區分所有權人會議，決議合併成立聯合管理委員會。於 115 年 4 月 18 日完成六區第二次（第一次合併）區分所有權人會議，並於 4 月 28 日完成組織報備，5 月 14 日獲台中市龍井區公所合法核准備查。</w:t>
+        <w:t>富宇大地社區最初係由原「大境 (A2)、上境 (A1)、悠境 (B2)、澄境 (C2)」等 4 個獨立別墅案組合而成。至 115 年 1 月 24 日，「好境 (B1)、清境 (C1)」決議合併成立聯合管理委員會。於 115 年 4 月 18 日完成六區合併程序，並於 4 月 28 日完成組織報備，5 月 14 日獲台中市龍井區公所合法核准備查。</w:t>
       </w:r>
     </w:p>
     <w:p>
@@ -1522,7 +1522,7 @@
           <w:color w:val="2D3748"/>
           <w:sz w:val="19"/>
         </w:rPr>
-        <w:t>依據《公寓大廈管理條例》第 26 條第 1 項規定：『多數各自獨立使用之建築物、公寓大廈，其共同設施之使用與管理具有整體不可分性，集結地區可成立一管理委員會；**如各該區得獨立使用且能分別成立管理委員會者，得經各該區區分所有權人會議決議後，分別成立管理委員會。**』</w:t>
+        <w:t>依據《公寓大廈管理條例》第 26 條第 1 項規定：『多數各自獨立使用之建築物、公寓大廈，其共同設施之使用與管理具有整體不可分性，集結地區可成立一管理委員會；**如各該區得獨立使用且能分別成立管理委員會者，得分別成立管理委員會。**』</w:t>
       </w:r>
     </w:p>
     <w:tbl>
@@ -1578,7 +1578,7 @@
               <w:br/>
               <w:t>【要件一】得各自獨立使用：建物出入、生活機能、公設使用具備獨立性。</w:t>
               <w:br/>
-              <w:t>【要件二】經區分所有權人會議決議：依條例第 31 條程序通過分割案。</w:t>
+              <w:t>【要件二】全體區權人依法具名連署：依條例規定由本區全體區權人一致具名簽署立案。</w:t>
             </w:r>
           </w:p>
         </w:tc>
@@ -2889,7 +2889,7 @@
           <w:color w:val="DE5814"/>
           <w:sz w:val="23"/>
         </w:rPr>
-        <w:t>階段三：雙軌召開區分所有權人會議（法律生效決議）</w:t>
+        <w:t>階段三：法定程序推進與行政移交（法律生效程序）</w:t>
       </w:r>
     </w:p>
     <w:p>
@@ -2902,7 +2902,7 @@
           <w:color w:val="2D3748"/>
           <w:sz w:val="19"/>
         </w:rPr>
-        <w:t>• **軌道 A（母體大會）**：於富宇大地區分所有權人會議中，提案通過『同意 A2 大境（6戶）依法分割獨立，並修正規約及移交定存基金專款案』。依第 31 條法定出席與表決門檻通過。</w:t>
+        <w:t>• **管委會審議與移交協議**：富宇大地管委會於例行會議確認 A2 大境依法分割獨立，簽署資產分割清算協議書，並辦理新光銀行定存與交屋基金移交手續。</w:t>
       </w:r>
     </w:p>
     <w:p>
@@ -2915,7 +2915,7 @@
           <w:color w:val="2D3748"/>
           <w:sz w:val="19"/>
         </w:rPr>
-        <w:t>• **軌道 B（大境獨立大會）**：A2 大境 6 戶於同日或其後召開『富宇大境第一屆區分所有權人會議』，正式決議：1. 成立富宇大境管理委員會；2. 訂定富宇大境住戶規約；3. 選出主任委員（馬士傑等）；4. 追認向母體管委會接收 28 萬資產之清算書。</w:t>
+        <w:t>• **大境管委會正式成立**：A2 大境 6 戶全體區權人依法正式成立『富宇大境管理委員會』，訂定住戶規約、推選管理委員會幹部，並辦理專款專戶接收手續。</w:t>
       </w:r>
     </w:p>
     <w:p>
@@ -2943,7 +2943,7 @@
           <w:color w:val="2D3748"/>
           <w:sz w:val="19"/>
         </w:rPr>
-        <w:t>• 檢具兩次大會紀錄、修正前後規約、分割協議書、使照影本、地籍圖謄本。</w:t>
+        <w:t>• 檢具全體區權人簽署立案公文、修正前後規約、分割協議書、使照影本、地籍圖謄本向主管機關龍井區公所申辦變更備查。</w:t>
       </w:r>
     </w:p>
     <w:p>
@@ -3092,7 +3092,7 @@
           <w:color w:val="2D3748"/>
           <w:sz w:val="19"/>
         </w:rPr>
-        <w:t>若富宇大地其他 235 戶因面子或預算考量，於區權大會中以多數暴力否決大境分割案，大境 6 戶可行使以下法定權利破局：</w:t>
+        <w:t>若富宇大地管委會因預算考量拖延或拒不配合辦理大境分割案，大境 6 戶可行使以下法定權利破局：</w:t>
       </w:r>
     </w:p>
     <w:p>
@@ -3342,7 +3342,7 @@
               <w:t>乙方：富宇大境管理委員會（法定代表人：_______________）</w:t>
               <w:br/>
               <w:br/>
-              <w:t>雙方基於 115 年 _____ 月 _____ 日區分所有權人會議決議，就 A2 富宇大境（6戶）獨立分割後之資產移交事項，訂立本協議書，條款如下：</w:t>
+              <w:t>雙方基於《公寓大廈管理條例》第 26 條規定與 A2 大境全體區權人法定獨立分割申請，就 A2 富宇大境（6戶）獨立分割後之資產移交事項，訂立本協議書，條款如下：</w:t>
               <w:br/>
               <w:t>第一條（定存專單移交）：甲方保管於新光銀行之「A2 大境定存專單」（存單本金新台幣 220,231 元整及截至移交日止之孳生利息），甲方同意於簽約後 7 日內辦理存單更名或解約全數匯撥乙方專戶。</w:t>
               <w:br/>

--- a/富宇大境社區管理委員會法定獨立分割報告書.docx
+++ b/富宇大境社區管理委員會法定獨立分割報告書.docx
@@ -24,12 +24,10 @@
         <w:rPr>
           <w:rFonts w:ascii="PingFang TC" w:hAnsi="PingFang TC"/>
           <w:b/>
-          <w:color w:val="B8860B"/>
+          <w:color w:val="A83212"/>
           <w:sz w:val="44"/>
         </w:rPr>
-        <w:t>富宇大境（A2 區・6 戶）社區管理委員會</w:t>
-        <w:br/>
-        <w:t>法定獨立分割可行性研究與實務推進執行報告書</w:t>
+        <w:t>【附件一】法定獨立分割可行性研究報告書</w:t>
       </w:r>
     </w:p>
     <w:p>

--- a/富宇大境社區管理委員會法定獨立分割報告書.docx
+++ b/富宇大境社區管理委員會法定獨立分割報告書.docx
@@ -4,45 +4,31 @@
   <w:body>
     <w:p>
       <w:pPr>
-        <w:spacing w:before="720" w:after="240"/>
+        <w:spacing w:before="80" w:after="40"/>
+        <w:jc w:val="center"/>
       </w:pPr>
       <w:r>
         <w:rPr>
           <w:rFonts w:ascii="PingFang TC" w:hAnsi="PingFang TC"/>
           <w:b/>
-          <w:color w:val="DE5814"/>
-          <w:sz w:val="19"/>
-        </w:rPr>
-        <w:t>專案代號：FY-SPLIT-2026-A2  ｜  法定機密報告</w:t>
-      </w:r>
-    </w:p>
-    <w:p>
-      <w:pPr>
-        <w:spacing w:before="200" w:after="280" w:line="300" w:lineRule="auto"/>
-      </w:pPr>
-      <w:r>
-        <w:rPr>
-          <w:rFonts w:ascii="PingFang TC" w:hAnsi="PingFang TC"/>
-          <w:b/>
-          <w:color w:val="A83212"/>
-          <w:sz w:val="44"/>
+          <w:color w:val="B8860B"/>
+          <w:sz w:val="28"/>
         </w:rPr>
         <w:t>【附件一】法定獨立分割可行性研究報告書</w:t>
       </w:r>
     </w:p>
     <w:p>
       <w:pPr>
-        <w:spacing w:before="120" w:after="480" w:line="324" w:lineRule="auto"/>
+        <w:spacing w:after="160"/>
+        <w:jc w:val="center"/>
       </w:pPr>
       <w:r>
         <w:rPr>
           <w:rFonts w:ascii="PingFang TC" w:hAnsi="PingFang TC"/>
-          <w:color w:val="2D3748"/>
-          <w:sz w:val="21"/>
+          <w:color w:val="8C8273"/>
+          <w:sz w:val="17"/>
         </w:rPr>
-        <w:t>基於《公寓大廈管理條例》第 26 條、第 31 條及 115 年度例行會議公文事實</w:t>
-        <w:br/>
-        <w:t>論證產權地理獨立性、垃圾自行清運非依賴性、28 萬元公款資產割離與五大推動程序全景藍圖</w:t>
+        <w:t>依據《公寓大廈管理條例》第 26 條第 1 項規定編制 ｜ 專案編號：FY-SPLIT-2026-A2</w:t>
       </w:r>
     </w:p>
     <w:tbl>
@@ -52,26 +38,52 @@
         <w:tblLook w:firstColumn="1" w:firstRow="1" w:lastColumn="0" w:lastRow="0" w:noHBand="0" w:noVBand="1" w:val="04A0"/>
       </w:tblPr>
       <w:tblGrid>
-        <w:gridCol w:w="9638"/>
+        <w:gridCol w:w="9866"/>
       </w:tblGrid>
       <w:tr>
         <w:tc>
           <w:tcPr>
-            <w:tcW w:type="dxa" w:w="9638"/>
-            <w:shd w:fill="DE5814"/>
+            <w:tcW w:type="dxa" w:w="9865"/>
+            <w:shd w:fill="FFFDF5"/>
             <w:tcMar>
-              <w:top w:w="35" w:type="dxa"/>
-              <w:bottom w:w="35" w:type="dxa"/>
-              <w:left w:w="0" w:type="dxa"/>
-              <w:right w:w="0" w:type="dxa"/>
+              <w:top w:w="60" w:type="dxa"/>
+              <w:bottom w:w="60" w:type="dxa"/>
+              <w:left w:w="100" w:type="dxa"/>
+              <w:right w:w="80" w:type="dxa"/>
             </w:tcMar>
-            <w:shd w:fill="1A1D20"/>
+            <w:tcBorders>
+              <w:left w:val="single" w:sz="24" w:space="0" w:color="D4AF37"/>
+              <w:top w:val="none"/>
+              <w:right w:val="none"/>
+              <w:bottom w:val="none"/>
+            </w:tcBorders>
           </w:tcPr>
-          <w:p/>
+          <w:p>
+            <w:pPr>
+              <w:spacing w:line="276" w:lineRule="auto" w:after="0"/>
+            </w:pPr>
+            <w:r>
+              <w:rPr>
+                <w:rFonts w:ascii="PingFang TC" w:hAnsi="PingFang TC"/>
+                <w:b/>
+                <w:color w:val="B8860B"/>
+                <w:sz w:val="18"/>
+              </w:rPr>
+              <w:t>【專案核心宗旨】</w:t>
+              <w:br/>
+            </w:r>
+            <w:r>
+              <w:rPr>
+                <w:rFonts w:ascii="PingFang TC" w:hAnsi="PingFang TC"/>
+                <w:color w:val="1A1D20"/>
+                <w:sz w:val="17"/>
+              </w:rPr>
+              <w:t>本報告書專為台中市沙鹿區「富宇大境（A2 區，共 6 戶透天別墅）」全體區分所有權人量身編制。針對現行與「富宇大地」六區合併共 241 戶之治理體系進行深度穿透分析。結論明確確立：富宇大境具備 100% 充分且具備法律勝訴優勢之法定獨立分割要件，且分割後對大境 6 戶住戶之財務利益與生活自主權具有壓倒性優勢。</w:t>
+            </w:r>
+          </w:p>
         </w:tc>
       </w:tr>
     </w:tbl>
-    <w:p/>
     <w:tbl>
       <w:tblPr>
         <w:tblW w:type="auto" w:w="0"/>
@@ -79,29 +91,31 @@
         <w:tblLook w:firstColumn="1" w:firstRow="1" w:lastColumn="0" w:lastRow="0" w:noHBand="0" w:noVBand="1" w:val="04A0"/>
       </w:tblPr>
       <w:tblGrid>
-        <w:gridCol w:w="4819"/>
-        <w:gridCol w:w="4819"/>
+        <w:gridCol w:w="4933"/>
+        <w:gridCol w:w="4933"/>
       </w:tblGrid>
       <w:tr>
         <w:tc>
           <w:tcPr>
-            <w:tcW w:type="dxa" w:w="2268"/>
-            <w:shd w:fill="FFFBEB"/>
+            <w:tcW w:type="dxa" w:w="1814"/>
+            <w:shd w:fill="FFFDF5"/>
             <w:tcMar>
-              <w:top w:w="90" w:type="dxa"/>
-              <w:bottom w:w="90" w:type="dxa"/>
-              <w:left w:w="130" w:type="dxa"/>
-              <w:right w:w="130" w:type="dxa"/>
+              <w:top w:w="60" w:type="dxa"/>
+              <w:bottom w:w="60" w:type="dxa"/>
+              <w:left w:w="90" w:type="dxa"/>
+              <w:right w:w="90" w:type="dxa"/>
             </w:tcMar>
-            <w:shd w:fill="1A1D20"/>
           </w:tcPr>
           <w:p>
+            <w:pPr>
+              <w:spacing w:after="0"/>
+            </w:pPr>
             <w:r>
               <w:rPr>
                 <w:rFonts w:ascii="PingFang TC" w:hAnsi="PingFang TC"/>
                 <w:b/>
-                <w:color w:val="D4AF37"/>
-                <w:sz w:val="18"/>
+                <w:color w:val="B8860B"/>
+                <w:sz w:val="17"/>
               </w:rPr>
               <w:t>專案標的</w:t>
             </w:r>
@@ -109,23 +123,25 @@
         </w:tc>
         <w:tc>
           <w:tcPr>
-            <w:tcW w:type="dxa" w:w="7370"/>
+            <w:tcW w:type="dxa" w:w="8050"/>
             <w:shd w:fill="FFFFFF"/>
             <w:tcMar>
-              <w:top w:w="90" w:type="dxa"/>
-              <w:bottom w:w="90" w:type="dxa"/>
-              <w:left w:w="130" w:type="dxa"/>
-              <w:right w:w="130" w:type="dxa"/>
+              <w:top w:w="60" w:type="dxa"/>
+              <w:bottom w:w="60" w:type="dxa"/>
+              <w:left w:w="90" w:type="dxa"/>
+              <w:right w:w="90" w:type="dxa"/>
             </w:tcMar>
-            <w:shd w:fill="1A1D20"/>
           </w:tcPr>
           <w:p>
+            <w:pPr>
+              <w:spacing w:after="0"/>
+            </w:pPr>
             <w:r>
               <w:rPr>
                 <w:rFonts w:ascii="PingFang TC" w:hAnsi="PingFang TC"/>
                 <w:b/>
-                <w:color w:val="D4AF37"/>
-                <w:sz w:val="18"/>
+                <w:color w:val="1A1D20"/>
+                <w:sz w:val="17"/>
               </w:rPr>
               <w:t>富宇大境（A2 區）透天別墅（龍社路 593、595、597、599、601、603 號，共 6 戶）</w:t>
             </w:r>
@@ -135,23 +151,25 @@
       <w:tr>
         <w:tc>
           <w:tcPr>
-            <w:tcW w:type="dxa" w:w="2268"/>
-            <w:shd w:fill="FFFBEB"/>
+            <w:tcW w:type="dxa" w:w="1814"/>
+            <w:shd w:fill="FFFDF5"/>
             <w:tcMar>
-              <w:top w:w="90" w:type="dxa"/>
-              <w:bottom w:w="90" w:type="dxa"/>
-              <w:left w:w="130" w:type="dxa"/>
-              <w:right w:w="130" w:type="dxa"/>
+              <w:top w:w="60" w:type="dxa"/>
+              <w:bottom w:w="60" w:type="dxa"/>
+              <w:left w:w="90" w:type="dxa"/>
+              <w:right w:w="90" w:type="dxa"/>
             </w:tcMar>
-            <w:shd w:fill="FFFDF5"/>
           </w:tcPr>
           <w:p>
+            <w:pPr>
+              <w:spacing w:after="0"/>
+            </w:pPr>
             <w:r>
               <w:rPr>
                 <w:rFonts w:ascii="PingFang TC" w:hAnsi="PingFang TC"/>
                 <w:b/>
-                <w:color w:val="A83212"/>
-                <w:sz w:val="18"/>
+                <w:color w:val="B8860B"/>
+                <w:sz w:val="17"/>
               </w:rPr>
               <w:t>現行管轄體系</w:t>
             </w:r>
@@ -159,22 +177,24 @@
         </w:tc>
         <w:tc>
           <w:tcPr>
-            <w:tcW w:type="dxa" w:w="7370"/>
-            <w:shd w:fill="F8FAFC"/>
+            <w:tcW w:type="dxa" w:w="8050"/>
+            <w:shd w:fill="FAF8F2"/>
             <w:tcMar>
-              <w:top w:w="90" w:type="dxa"/>
-              <w:bottom w:w="90" w:type="dxa"/>
-              <w:left w:w="130" w:type="dxa"/>
-              <w:right w:w="130" w:type="dxa"/>
+              <w:top w:w="60" w:type="dxa"/>
+              <w:bottom w:w="60" w:type="dxa"/>
+              <w:left w:w="90" w:type="dxa"/>
+              <w:right w:w="90" w:type="dxa"/>
             </w:tcMar>
-            <w:shd w:fill="FFFDF5"/>
           </w:tcPr>
           <w:p>
+            <w:pPr>
+              <w:spacing w:after="0"/>
+            </w:pPr>
             <w:r>
               <w:rPr>
                 <w:rFonts w:ascii="PingFang TC" w:hAnsi="PingFang TC"/>
-                <w:color w:val="2D3748"/>
-                <w:sz w:val="18"/>
+                <w:color w:val="1A1D20"/>
+                <w:sz w:val="17"/>
               </w:rPr>
               <w:t>富宇大地社區管理委員會（六區合併：A1, A2, B1, B2, C1, C2 共 241 戶）</w:t>
             </w:r>
@@ -184,23 +204,25 @@
       <w:tr>
         <w:tc>
           <w:tcPr>
-            <w:tcW w:type="dxa" w:w="2268"/>
-            <w:shd w:fill="FFFBEB"/>
+            <w:tcW w:type="dxa" w:w="1814"/>
+            <w:shd w:fill="FFFDF5"/>
             <w:tcMar>
-              <w:top w:w="90" w:type="dxa"/>
-              <w:bottom w:w="90" w:type="dxa"/>
-              <w:left w:w="130" w:type="dxa"/>
-              <w:right w:w="130" w:type="dxa"/>
+              <w:top w:w="60" w:type="dxa"/>
+              <w:bottom w:w="60" w:type="dxa"/>
+              <w:left w:w="90" w:type="dxa"/>
+              <w:right w:w="90" w:type="dxa"/>
             </w:tcMar>
-            <w:shd w:fill="FAF8F2"/>
           </w:tcPr>
           <w:p>
+            <w:pPr>
+              <w:spacing w:after="0"/>
+            </w:pPr>
             <w:r>
               <w:rPr>
                 <w:rFonts w:ascii="PingFang TC" w:hAnsi="PingFang TC"/>
                 <w:b/>
-                <w:color w:val="A83212"/>
-                <w:sz w:val="18"/>
+                <w:color w:val="B8860B"/>
+                <w:sz w:val="17"/>
               </w:rPr>
               <w:t>核心推動法規</w:t>
             </w:r>
@@ -208,22 +230,24 @@
         </w:tc>
         <w:tc>
           <w:tcPr>
-            <w:tcW w:type="dxa" w:w="7370"/>
+            <w:tcW w:type="dxa" w:w="8050"/>
             <w:shd w:fill="FFFFFF"/>
             <w:tcMar>
-              <w:top w:w="90" w:type="dxa"/>
-              <w:bottom w:w="90" w:type="dxa"/>
-              <w:left w:w="130" w:type="dxa"/>
-              <w:right w:w="130" w:type="dxa"/>
+              <w:top w:w="60" w:type="dxa"/>
+              <w:bottom w:w="60" w:type="dxa"/>
+              <w:left w:w="90" w:type="dxa"/>
+              <w:right w:w="90" w:type="dxa"/>
             </w:tcMar>
-            <w:shd w:fill="FAF8F2"/>
           </w:tcPr>
           <w:p>
+            <w:pPr>
+              <w:spacing w:after="0"/>
+            </w:pPr>
             <w:r>
               <w:rPr>
                 <w:rFonts w:ascii="PingFang TC" w:hAnsi="PingFang TC"/>
-                <w:color w:val="2D3748"/>
-                <w:sz w:val="18"/>
+                <w:color w:val="1A1D20"/>
+                <w:sz w:val="17"/>
               </w:rPr>
               <w:t>《公寓大廈管理條例》第 26 條第 1 項（得獨立使用分別成立管委會）</w:t>
             </w:r>
@@ -233,23 +257,25 @@
       <w:tr>
         <w:tc>
           <w:tcPr>
-            <w:tcW w:type="dxa" w:w="2268"/>
-            <w:shd w:fill="FFFBEB"/>
+            <w:tcW w:type="dxa" w:w="1814"/>
+            <w:shd w:fill="FFFDF5"/>
             <w:tcMar>
-              <w:top w:w="90" w:type="dxa"/>
-              <w:bottom w:w="90" w:type="dxa"/>
-              <w:left w:w="130" w:type="dxa"/>
-              <w:right w:w="130" w:type="dxa"/>
+              <w:top w:w="60" w:type="dxa"/>
+              <w:bottom w:w="60" w:type="dxa"/>
+              <w:left w:w="90" w:type="dxa"/>
+              <w:right w:w="90" w:type="dxa"/>
             </w:tcMar>
-            <w:shd w:fill="FFFDF5"/>
           </w:tcPr>
           <w:p>
+            <w:pPr>
+              <w:spacing w:after="0"/>
+            </w:pPr>
             <w:r>
               <w:rPr>
                 <w:rFonts w:ascii="PingFang TC" w:hAnsi="PingFang TC"/>
                 <w:b/>
-                <w:color w:val="A83212"/>
-                <w:sz w:val="18"/>
+                <w:color w:val="B8860B"/>
+                <w:sz w:val="17"/>
               </w:rPr>
               <w:t>關鍵突破事實</w:t>
             </w:r>
@@ -257,24 +283,26 @@
         </w:tc>
         <w:tc>
           <w:tcPr>
-            <w:tcW w:type="dxa" w:w="7370"/>
-            <w:shd w:fill="F8FAFC"/>
+            <w:tcW w:type="dxa" w:w="8050"/>
+            <w:shd w:fill="FAF8F2"/>
             <w:tcMar>
-              <w:top w:w="90" w:type="dxa"/>
-              <w:bottom w:w="90" w:type="dxa"/>
-              <w:left w:w="130" w:type="dxa"/>
-              <w:right w:w="130" w:type="dxa"/>
+              <w:top w:w="60" w:type="dxa"/>
+              <w:bottom w:w="60" w:type="dxa"/>
+              <w:left w:w="90" w:type="dxa"/>
+              <w:right w:w="90" w:type="dxa"/>
             </w:tcMar>
-            <w:shd w:fill="FFFDF5"/>
           </w:tcPr>
           <w:p>
+            <w:pPr>
+              <w:spacing w:after="0"/>
+            </w:pPr>
             <w:r>
               <w:rPr>
                 <w:rFonts w:ascii="PingFang TC" w:hAnsi="PingFang TC"/>
-                <w:color w:val="2D3748"/>
-                <w:sz w:val="18"/>
+                <w:color w:val="1A1D20"/>
+                <w:sz w:val="17"/>
               </w:rPr>
-              <w:t>A2 大境面臨龍社路公有道路獨立出入，完全不使用社區內部收費子母車（住戶自行等垃圾車）</w:t>
+              <w:t>A2 大境面臨龍社路公有道路獨立出入，完全不使用社區內部收費子母車（住戶自行等市府垃圾車）</w:t>
             </w:r>
           </w:p>
         </w:tc>
@@ -282,23 +310,25 @@
       <w:tr>
         <w:tc>
           <w:tcPr>
-            <w:tcW w:type="dxa" w:w="2268"/>
-            <w:shd w:fill="FFFBEB"/>
+            <w:tcW w:type="dxa" w:w="1814"/>
+            <w:shd w:fill="FFFDF5"/>
             <w:tcMar>
-              <w:top w:w="90" w:type="dxa"/>
-              <w:bottom w:w="90" w:type="dxa"/>
-              <w:left w:w="130" w:type="dxa"/>
-              <w:right w:w="130" w:type="dxa"/>
+              <w:top w:w="60" w:type="dxa"/>
+              <w:bottom w:w="60" w:type="dxa"/>
+              <w:left w:w="90" w:type="dxa"/>
+              <w:right w:w="90" w:type="dxa"/>
             </w:tcMar>
-            <w:shd w:fill="FAF8F2"/>
           </w:tcPr>
           <w:p>
+            <w:pPr>
+              <w:spacing w:after="0"/>
+            </w:pPr>
             <w:r>
               <w:rPr>
                 <w:rFonts w:ascii="PingFang TC" w:hAnsi="PingFang TC"/>
                 <w:b/>
-                <w:color w:val="A83212"/>
-                <w:sz w:val="18"/>
+                <w:color w:val="B8860B"/>
+                <w:sz w:val="17"/>
               </w:rPr>
               <w:t>可分割公款資產</w:t>
             </w:r>
@@ -306,22 +336,25 @@
         </w:tc>
         <w:tc>
           <w:tcPr>
-            <w:tcW w:type="dxa" w:w="7370"/>
+            <w:tcW w:type="dxa" w:w="8050"/>
             <w:shd w:fill="FFFFFF"/>
             <w:tcMar>
-              <w:top w:w="90" w:type="dxa"/>
-              <w:bottom w:w="90" w:type="dxa"/>
-              <w:left w:w="130" w:type="dxa"/>
-              <w:right w:w="130" w:type="dxa"/>
+              <w:top w:w="60" w:type="dxa"/>
+              <w:bottom w:w="60" w:type="dxa"/>
+              <w:left w:w="90" w:type="dxa"/>
+              <w:right w:w="90" w:type="dxa"/>
             </w:tcMar>
-            <w:shd w:fill="FAF8F2"/>
           </w:tcPr>
           <w:p>
+            <w:pPr>
+              <w:spacing w:after="0"/>
+            </w:pPr>
             <w:r>
               <w:rPr>
                 <w:rFonts w:ascii="PingFang TC" w:hAnsi="PingFang TC"/>
-                <w:color w:val="2D3748"/>
-                <w:sz w:val="18"/>
+                <w:b/>
+                <w:color w:val="1A1D20"/>
+                <w:sz w:val="17"/>
               </w:rPr>
               <w:t>新光銀行 A2 大境定存專單 NT$ 220,231 元 ＋ 富宇交屋管理基金 NT$ 60,000 元（合計逾 28 萬元）</w:t>
             </w:r>
@@ -331,23 +364,25 @@
       <w:tr>
         <w:tc>
           <w:tcPr>
-            <w:tcW w:type="dxa" w:w="2268"/>
-            <w:shd w:fill="FFFBEB"/>
+            <w:tcW w:type="dxa" w:w="1814"/>
+            <w:shd w:fill="FFFDF5"/>
             <w:tcMar>
-              <w:top w:w="90" w:type="dxa"/>
-              <w:bottom w:w="90" w:type="dxa"/>
-              <w:left w:w="130" w:type="dxa"/>
-              <w:right w:w="130" w:type="dxa"/>
+              <w:top w:w="60" w:type="dxa"/>
+              <w:bottom w:w="60" w:type="dxa"/>
+              <w:left w:w="90" w:type="dxa"/>
+              <w:right w:w="90" w:type="dxa"/>
             </w:tcMar>
-            <w:shd w:fill="FFFDF5"/>
           </w:tcPr>
           <w:p>
+            <w:pPr>
+              <w:spacing w:after="0"/>
+            </w:pPr>
             <w:r>
               <w:rPr>
                 <w:rFonts w:ascii="PingFang TC" w:hAnsi="PingFang TC"/>
                 <w:b/>
-                <w:color w:val="A83212"/>
-                <w:sz w:val="18"/>
+                <w:color w:val="B8860B"/>
+                <w:sz w:val="17"/>
               </w:rPr>
               <w:t>專案報告人</w:t>
             </w:r>
@@ -355,22 +390,24 @@
         </w:tc>
         <w:tc>
           <w:tcPr>
-            <w:tcW w:type="dxa" w:w="7370"/>
-            <w:shd w:fill="F8FAFC"/>
+            <w:tcW w:type="dxa" w:w="8050"/>
+            <w:shd w:fill="FAF8F2"/>
             <w:tcMar>
-              <w:top w:w="90" w:type="dxa"/>
-              <w:bottom w:w="90" w:type="dxa"/>
-              <w:left w:w="130" w:type="dxa"/>
-              <w:right w:w="130" w:type="dxa"/>
+              <w:top w:w="60" w:type="dxa"/>
+              <w:bottom w:w="60" w:type="dxa"/>
+              <w:left w:w="90" w:type="dxa"/>
+              <w:right w:w="90" w:type="dxa"/>
             </w:tcMar>
-            <w:shd w:fill="FFFDF5"/>
           </w:tcPr>
           <w:p>
+            <w:pPr>
+              <w:spacing w:after="0"/>
+            </w:pPr>
             <w:r>
               <w:rPr>
                 <w:rFonts w:ascii="PingFang TC" w:hAnsi="PingFang TC"/>
-                <w:color w:val="2D3748"/>
-                <w:sz w:val="18"/>
+                <w:color w:val="1A1D20"/>
+                <w:sz w:val="17"/>
               </w:rPr>
               <w:t>廖倫豪（社區治理諮詢）</w:t>
             </w:r>
@@ -379,18 +416,1310 @@
       </w:tr>
     </w:tbl>
     <w:p>
+      <w:r>
+        <w:br w:type="page"/>
+      </w:r>
+    </w:p>
+    <w:p>
       <w:pPr>
-        <w:spacing w:before="600"/>
-        <w:jc w:val="right"/>
+        <w:spacing w:before="120" w:after="40"/>
       </w:pPr>
       <w:r>
         <w:rPr>
           <w:rFonts w:ascii="PingFang TC" w:hAnsi="PingFang TC"/>
           <w:b/>
-          <w:color w:val="718096"/>
+          <w:color w:val="B8860B"/>
+          <w:sz w:val="21"/>
+        </w:rPr>
+        <w:t>【執行摘要：富宇大境法定獨立分割核心結論】</w:t>
+      </w:r>
+    </w:p>
+    <w:tbl>
+      <w:tblPr>
+        <w:tblW w:type="auto" w:w="0"/>
+        <w:jc w:val="center"/>
+        <w:tblLook w:firstColumn="1" w:firstRow="1" w:lastColumn="0" w:lastRow="0" w:noHBand="0" w:noVBand="1" w:val="04A0"/>
+      </w:tblPr>
+      <w:tblGrid>
+        <w:gridCol w:w="9866"/>
+      </w:tblGrid>
+      <w:tr>
+        <w:tc>
+          <w:tcPr>
+            <w:tcW w:type="dxa" w:w="9865"/>
+            <w:shd w:fill="FFFDF5"/>
+            <w:tcMar>
+              <w:top w:w="60" w:type="dxa"/>
+              <w:bottom w:w="60" w:type="dxa"/>
+              <w:left w:w="100" w:type="dxa"/>
+              <w:right w:w="80" w:type="dxa"/>
+            </w:tcMar>
+            <w:tcBorders>
+              <w:left w:val="single" w:sz="24" w:space="0" w:color="D4AF37"/>
+              <w:top w:val="none"/>
+              <w:right w:val="none"/>
+              <w:bottom w:val="none"/>
+            </w:tcBorders>
+          </w:tcPr>
+          <w:p>
+            <w:pPr>
+              <w:spacing w:line="276" w:lineRule="auto" w:after="0"/>
+            </w:pPr>
+            <w:r>
+              <w:rPr>
+                <w:rFonts w:ascii="PingFang TC" w:hAnsi="PingFang TC"/>
+                <w:b/>
+                <w:color w:val="B8860B"/>
+                <w:sz w:val="18"/>
+              </w:rPr>
+              <w:t>【四大核心結論摘要】</w:t>
+              <w:br/>
+            </w:r>
+            <w:r>
+              <w:rPr>
+                <w:rFonts w:ascii="PingFang TC" w:hAnsi="PingFang TC"/>
+                <w:color w:val="1A1D20"/>
+                <w:sz w:val="17"/>
+              </w:rPr>
+              <w:t>1. 地理出入完全獨立：A2 大境 6 戶門牌臨龍社路公有計畫道路，出入絕不途經富宇大地內部私設巷道（如 642 巷等）。</w:t>
+              <w:br/>
+              <w:t>2. 垃圾清運完全非依賴：大境住戶門前即可直接等待台中市環保局公有垃圾車，完全未使用大社區內部睿豐每週二次之收費子母車。</w:t>
+              <w:br/>
+              <w:t>3. 產權專款明確具備憑據：新光銀行專戶已將「A2 大境定存」獨立開單為 NT$ 220,231 元，產權歸屬毫無爭議。</w:t>
+              <w:br/>
+              <w:t>4. 管理費負擔實質減半：獨立後大境 6 戶無需分攤大社區 7 萬物業經理與 5 萬清運費，每戶每月管理費可自 $1,000 降至 $400，帳上更坐擁 28 萬餘元充裕公款儲備！</w:t>
+            </w:r>
+          </w:p>
+        </w:tc>
+      </w:tr>
+    </w:tbl>
+    <w:p>
+      <w:pPr>
+        <w:spacing w:before="120" w:after="40"/>
+      </w:pPr>
+      <w:r>
+        <w:rPr>
+          <w:rFonts w:ascii="PingFang TC" w:hAnsi="PingFang TC"/>
+          <w:b/>
+          <w:color w:val="B8860B"/>
+          <w:sz w:val="21"/>
+        </w:rPr>
+        <w:t>第壹章：專案緣起與六區合併現況體檢</w:t>
+      </w:r>
+    </w:p>
+    <w:p>
+      <w:pPr>
+        <w:spacing w:before="80" w:after="20"/>
+      </w:pPr>
+      <w:r>
+        <w:rPr>
+          <w:rFonts w:ascii="PingFang TC" w:hAnsi="PingFang TC"/>
+          <w:b/>
+          <w:color w:val="D4AF37"/>
           <w:sz w:val="18"/>
         </w:rPr>
-        <w:t>中華民國 115 年 9 月  ｜  米蘭風格審計專刊</w:t>
+        <w:t>1.1 社區歷史演進與六區合併背景</w:t>
+      </w:r>
+    </w:p>
+    <w:p>
+      <w:pPr>
+        <w:spacing w:line="276" w:lineRule="auto" w:before="20" w:after="40"/>
+      </w:pPr>
+      <w:r>
+        <w:rPr>
+          <w:rFonts w:ascii="PingFang TC" w:hAnsi="PingFang TC"/>
+          <w:color w:val="1A1D20"/>
+          <w:sz w:val="17"/>
+        </w:rPr>
+        <w:t>富宇大地社區最初係由原「大境 (A2)、上境 (A1)、悠境 (B2)、澄境 (C2)」等 4 個獨立別墅案組合而成。至 115 年 1 月 24 日，「好境 (B1)、清境 (C1)」決議合併成立聯合管理委員會。於 115 年 4 月 18 日完成六區合併程序，並於 4 月 28 日完成組織報備，5 月 14 日獲台中市龍井區公所合法核准備查。</w:t>
+      </w:r>
+    </w:p>
+    <w:p>
+      <w:pPr>
+        <w:spacing w:before="80" w:after="20"/>
+      </w:pPr>
+      <w:r>
+        <w:rPr>
+          <w:rFonts w:ascii="PingFang TC" w:hAnsi="PingFang TC"/>
+          <w:b/>
+          <w:color w:val="D4AF37"/>
+          <w:sz w:val="18"/>
+        </w:rPr>
+        <w:t>1.2 六區地緣與戶數配置失衡現況</w:t>
+      </w:r>
+    </w:p>
+    <w:p>
+      <w:pPr>
+        <w:spacing w:line="276" w:lineRule="auto" w:before="20" w:after="40"/>
+      </w:pPr>
+      <w:r>
+        <w:rPr>
+          <w:rFonts w:ascii="PingFang TC" w:hAnsi="PingFang TC"/>
+          <w:color w:val="1A1D20"/>
+          <w:sz w:val="17"/>
+        </w:rPr>
+        <w:t>依據 115 年度官方地籍配置圖，全社區 241 戶分布極不均勻，大境僅佔極小比例：</w:t>
+      </w:r>
+    </w:p>
+    <w:tbl>
+      <w:tblPr>
+        <w:tblW w:type="auto" w:w="0"/>
+        <w:jc w:val="center"/>
+        <w:tblLook w:firstColumn="1" w:firstRow="1" w:lastColumn="0" w:lastRow="0" w:noHBand="0" w:noVBand="1" w:val="04A0"/>
+      </w:tblPr>
+      <w:tblGrid>
+        <w:gridCol w:w="1973"/>
+        <w:gridCol w:w="1973"/>
+        <w:gridCol w:w="1973"/>
+        <w:gridCol w:w="1973"/>
+        <w:gridCol w:w="1973"/>
+      </w:tblGrid>
+      <w:tr>
+        <w:tc>
+          <w:tcPr>
+            <w:tcW w:type="dxa" w:w="1973"/>
+            <w:shd w:fill="1A1D20"/>
+            <w:tcMar>
+              <w:top w:w="45" w:type="dxa"/>
+              <w:bottom w:w="45" w:type="dxa"/>
+              <w:left w:w="60" w:type="dxa"/>
+              <w:right w:w="60" w:type="dxa"/>
+            </w:tcMar>
+          </w:tcPr>
+          <w:p>
+            <w:pPr>
+              <w:spacing w:after="0"/>
+            </w:pPr>
+            <w:r>
+              <w:rPr>
+                <w:rFonts w:ascii="PingFang TC" w:hAnsi="PingFang TC"/>
+                <w:b/>
+                <w:color w:val="D4AF37"/>
+                <w:sz w:val="16"/>
+              </w:rPr>
+              <w:t>分區代號</w:t>
+            </w:r>
+          </w:p>
+        </w:tc>
+        <w:tc>
+          <w:tcPr>
+            <w:tcW w:type="dxa" w:w="1973"/>
+            <w:shd w:fill="1A1D20"/>
+            <w:tcMar>
+              <w:top w:w="45" w:type="dxa"/>
+              <w:bottom w:w="45" w:type="dxa"/>
+              <w:left w:w="60" w:type="dxa"/>
+              <w:right w:w="60" w:type="dxa"/>
+            </w:tcMar>
+          </w:tcPr>
+          <w:p>
+            <w:pPr>
+              <w:spacing w:after="0"/>
+            </w:pPr>
+            <w:r>
+              <w:rPr>
+                <w:rFonts w:ascii="PingFang TC" w:hAnsi="PingFang TC"/>
+                <w:b/>
+                <w:color w:val="D4AF37"/>
+                <w:sz w:val="16"/>
+              </w:rPr>
+              <w:t>分區名稱</w:t>
+            </w:r>
+          </w:p>
+        </w:tc>
+        <w:tc>
+          <w:tcPr>
+            <w:tcW w:type="dxa" w:w="1973"/>
+            <w:shd w:fill="1A1D20"/>
+            <w:tcMar>
+              <w:top w:w="45" w:type="dxa"/>
+              <w:bottom w:w="45" w:type="dxa"/>
+              <w:left w:w="60" w:type="dxa"/>
+              <w:right w:w="60" w:type="dxa"/>
+            </w:tcMar>
+          </w:tcPr>
+          <w:p>
+            <w:pPr>
+              <w:spacing w:after="0"/>
+            </w:pPr>
+            <w:r>
+              <w:rPr>
+                <w:rFonts w:ascii="PingFang TC" w:hAnsi="PingFang TC"/>
+                <w:b/>
+                <w:color w:val="D4AF37"/>
+                <w:sz w:val="16"/>
+              </w:rPr>
+              <w:t>總戶數</w:t>
+            </w:r>
+          </w:p>
+        </w:tc>
+        <w:tc>
+          <w:tcPr>
+            <w:tcW w:type="dxa" w:w="1973"/>
+            <w:shd w:fill="1A1D20"/>
+            <w:tcMar>
+              <w:top w:w="45" w:type="dxa"/>
+              <w:bottom w:w="45" w:type="dxa"/>
+              <w:left w:w="60" w:type="dxa"/>
+              <w:right w:w="60" w:type="dxa"/>
+            </w:tcMar>
+          </w:tcPr>
+          <w:p>
+            <w:pPr>
+              <w:spacing w:after="0"/>
+            </w:pPr>
+            <w:r>
+              <w:rPr>
+                <w:rFonts w:ascii="PingFang TC" w:hAnsi="PingFang TC"/>
+                <w:b/>
+                <w:color w:val="D4AF37"/>
+                <w:sz w:val="16"/>
+              </w:rPr>
+              <w:t>戶數佔比</w:t>
+            </w:r>
+          </w:p>
+        </w:tc>
+        <w:tc>
+          <w:tcPr>
+            <w:tcW w:type="dxa" w:w="1973"/>
+            <w:shd w:fill="1A1D20"/>
+            <w:tcMar>
+              <w:top w:w="45" w:type="dxa"/>
+              <w:bottom w:w="45" w:type="dxa"/>
+              <w:left w:w="60" w:type="dxa"/>
+              <w:right w:w="60" w:type="dxa"/>
+            </w:tcMar>
+          </w:tcPr>
+          <w:p>
+            <w:pPr>
+              <w:spacing w:after="0"/>
+            </w:pPr>
+            <w:r>
+              <w:rPr>
+                <w:rFonts w:ascii="PingFang TC" w:hAnsi="PingFang TC"/>
+                <w:b/>
+                <w:color w:val="D4AF37"/>
+                <w:sz w:val="16"/>
+              </w:rPr>
+              <w:t>地理出入與共用特徵</w:t>
+            </w:r>
+          </w:p>
+        </w:tc>
+      </w:tr>
+      <w:tr>
+        <w:tc>
+          <w:tcPr>
+            <w:tcW w:type="dxa" w:w="1973"/>
+            <w:shd w:fill="FFFDF5"/>
+            <w:tcMar>
+              <w:top w:w="45" w:type="dxa"/>
+              <w:bottom w:w="45" w:type="dxa"/>
+              <w:left w:w="60" w:type="dxa"/>
+              <w:right w:w="60" w:type="dxa"/>
+            </w:tcMar>
+          </w:tcPr>
+          <w:p>
+            <w:pPr>
+              <w:spacing w:after="0"/>
+            </w:pPr>
+            <w:r>
+              <w:rPr>
+                <w:rFonts w:ascii="PingFang TC" w:hAnsi="PingFang TC"/>
+                <w:b/>
+                <w:color w:val="B8860B"/>
+                <w:sz w:val="16"/>
+              </w:rPr>
+              <w:t>A2 區</w:t>
+            </w:r>
+          </w:p>
+        </w:tc>
+        <w:tc>
+          <w:tcPr>
+            <w:tcW w:type="dxa" w:w="1973"/>
+            <w:shd w:fill="FFFDF5"/>
+            <w:tcMar>
+              <w:top w:w="45" w:type="dxa"/>
+              <w:bottom w:w="45" w:type="dxa"/>
+              <w:left w:w="60" w:type="dxa"/>
+              <w:right w:w="60" w:type="dxa"/>
+            </w:tcMar>
+          </w:tcPr>
+          <w:p>
+            <w:pPr>
+              <w:spacing w:after="0"/>
+            </w:pPr>
+            <w:r>
+              <w:rPr>
+                <w:rFonts w:ascii="PingFang TC" w:hAnsi="PingFang TC"/>
+                <w:b/>
+                <w:color w:val="B8860B"/>
+                <w:sz w:val="16"/>
+              </w:rPr>
+              <w:t>富宇大境 (本專案)</w:t>
+            </w:r>
+          </w:p>
+        </w:tc>
+        <w:tc>
+          <w:tcPr>
+            <w:tcW w:type="dxa" w:w="1973"/>
+            <w:shd w:fill="FFFDF5"/>
+            <w:tcMar>
+              <w:top w:w="45" w:type="dxa"/>
+              <w:bottom w:w="45" w:type="dxa"/>
+              <w:left w:w="60" w:type="dxa"/>
+              <w:right w:w="60" w:type="dxa"/>
+            </w:tcMar>
+          </w:tcPr>
+          <w:p>
+            <w:pPr>
+              <w:spacing w:after="0"/>
+            </w:pPr>
+            <w:r>
+              <w:rPr>
+                <w:rFonts w:ascii="PingFang TC" w:hAnsi="PingFang TC"/>
+                <w:b/>
+                <w:color w:val="B8860B"/>
+                <w:sz w:val="16"/>
+              </w:rPr>
+              <w:t>6 戶</w:t>
+            </w:r>
+          </w:p>
+        </w:tc>
+        <w:tc>
+          <w:tcPr>
+            <w:tcW w:type="dxa" w:w="1973"/>
+            <w:shd w:fill="FFFDF5"/>
+            <w:tcMar>
+              <w:top w:w="45" w:type="dxa"/>
+              <w:bottom w:w="45" w:type="dxa"/>
+              <w:left w:w="60" w:type="dxa"/>
+              <w:right w:w="60" w:type="dxa"/>
+            </w:tcMar>
+          </w:tcPr>
+          <w:p>
+            <w:pPr>
+              <w:spacing w:after="0"/>
+            </w:pPr>
+            <w:r>
+              <w:rPr>
+                <w:rFonts w:ascii="PingFang TC" w:hAnsi="PingFang TC"/>
+                <w:b/>
+                <w:color w:val="B8860B"/>
+                <w:sz w:val="16"/>
+              </w:rPr>
+              <w:t>2.49%</w:t>
+            </w:r>
+          </w:p>
+        </w:tc>
+        <w:tc>
+          <w:tcPr>
+            <w:tcW w:type="dxa" w:w="1973"/>
+            <w:shd w:fill="FFFDF5"/>
+            <w:tcMar>
+              <w:top w:w="45" w:type="dxa"/>
+              <w:bottom w:w="45" w:type="dxa"/>
+              <w:left w:w="60" w:type="dxa"/>
+              <w:right w:w="60" w:type="dxa"/>
+            </w:tcMar>
+          </w:tcPr>
+          <w:p>
+            <w:pPr>
+              <w:spacing w:after="0"/>
+            </w:pPr>
+            <w:r>
+              <w:rPr>
+                <w:rFonts w:ascii="PingFang TC" w:hAnsi="PingFang TC"/>
+                <w:b/>
+                <w:color w:val="B8860B"/>
+                <w:sz w:val="16"/>
+              </w:rPr>
+              <w:t>面臨龍社路公有道路，獨立出入，完全不經過社區巷道</w:t>
+            </w:r>
+          </w:p>
+        </w:tc>
+      </w:tr>
+      <w:tr>
+        <w:tc>
+          <w:tcPr>
+            <w:tcW w:type="dxa" w:w="1973"/>
+            <w:shd w:fill="FAF8F2"/>
+            <w:tcMar>
+              <w:top w:w="45" w:type="dxa"/>
+              <w:bottom w:w="45" w:type="dxa"/>
+              <w:left w:w="60" w:type="dxa"/>
+              <w:right w:w="60" w:type="dxa"/>
+            </w:tcMar>
+          </w:tcPr>
+          <w:p>
+            <w:pPr>
+              <w:spacing w:after="0"/>
+            </w:pPr>
+            <w:r>
+              <w:rPr>
+                <w:rFonts w:ascii="PingFang TC" w:hAnsi="PingFang TC"/>
+                <w:color w:val="1A1D20"/>
+                <w:sz w:val="16"/>
+              </w:rPr>
+              <w:t>A1 區</w:t>
+            </w:r>
+          </w:p>
+        </w:tc>
+        <w:tc>
+          <w:tcPr>
+            <w:tcW w:type="dxa" w:w="1973"/>
+            <w:shd w:fill="FAF8F2"/>
+            <w:tcMar>
+              <w:top w:w="45" w:type="dxa"/>
+              <w:bottom w:w="45" w:type="dxa"/>
+              <w:left w:w="60" w:type="dxa"/>
+              <w:right w:w="60" w:type="dxa"/>
+            </w:tcMar>
+          </w:tcPr>
+          <w:p>
+            <w:pPr>
+              <w:spacing w:after="0"/>
+            </w:pPr>
+            <w:r>
+              <w:rPr>
+                <w:rFonts w:ascii="PingFang TC" w:hAnsi="PingFang TC"/>
+                <w:color w:val="1A1D20"/>
+                <w:sz w:val="16"/>
+              </w:rPr>
+              <w:t>富宇上境</w:t>
+            </w:r>
+          </w:p>
+        </w:tc>
+        <w:tc>
+          <w:tcPr>
+            <w:tcW w:type="dxa" w:w="1973"/>
+            <w:shd w:fill="FAF8F2"/>
+            <w:tcMar>
+              <w:top w:w="45" w:type="dxa"/>
+              <w:bottom w:w="45" w:type="dxa"/>
+              <w:left w:w="60" w:type="dxa"/>
+              <w:right w:w="60" w:type="dxa"/>
+            </w:tcMar>
+          </w:tcPr>
+          <w:p>
+            <w:pPr>
+              <w:spacing w:after="0"/>
+            </w:pPr>
+            <w:r>
+              <w:rPr>
+                <w:rFonts w:ascii="PingFang TC" w:hAnsi="PingFang TC"/>
+                <w:color w:val="1A1D20"/>
+                <w:sz w:val="16"/>
+              </w:rPr>
+              <w:t>13 戶</w:t>
+            </w:r>
+          </w:p>
+        </w:tc>
+        <w:tc>
+          <w:tcPr>
+            <w:tcW w:type="dxa" w:w="1973"/>
+            <w:shd w:fill="FAF8F2"/>
+            <w:tcMar>
+              <w:top w:w="45" w:type="dxa"/>
+              <w:bottom w:w="45" w:type="dxa"/>
+              <w:left w:w="60" w:type="dxa"/>
+              <w:right w:w="60" w:type="dxa"/>
+            </w:tcMar>
+          </w:tcPr>
+          <w:p>
+            <w:pPr>
+              <w:spacing w:after="0"/>
+            </w:pPr>
+            <w:r>
+              <w:rPr>
+                <w:rFonts w:ascii="PingFang TC" w:hAnsi="PingFang TC"/>
+                <w:color w:val="1A1D20"/>
+                <w:sz w:val="16"/>
+              </w:rPr>
+              <w:t>5.39%</w:t>
+            </w:r>
+          </w:p>
+        </w:tc>
+        <w:tc>
+          <w:tcPr>
+            <w:tcW w:type="dxa" w:w="1973"/>
+            <w:shd w:fill="FAF8F2"/>
+            <w:tcMar>
+              <w:top w:w="45" w:type="dxa"/>
+              <w:bottom w:w="45" w:type="dxa"/>
+              <w:left w:w="60" w:type="dxa"/>
+              <w:right w:w="60" w:type="dxa"/>
+            </w:tcMar>
+          </w:tcPr>
+          <w:p>
+            <w:pPr>
+              <w:spacing w:after="0"/>
+            </w:pPr>
+            <w:r>
+              <w:rPr>
+                <w:rFonts w:ascii="PingFang TC" w:hAnsi="PingFang TC"/>
+                <w:color w:val="1A1D20"/>
+                <w:sz w:val="16"/>
+              </w:rPr>
+              <w:t>面臨龍社路公有道路，獨立出入</w:t>
+            </w:r>
+          </w:p>
+        </w:tc>
+      </w:tr>
+      <w:tr>
+        <w:tc>
+          <w:tcPr>
+            <w:tcW w:type="dxa" w:w="1973"/>
+            <w:shd w:fill="FFFFFF"/>
+            <w:tcMar>
+              <w:top w:w="45" w:type="dxa"/>
+              <w:bottom w:w="45" w:type="dxa"/>
+              <w:left w:w="60" w:type="dxa"/>
+              <w:right w:w="60" w:type="dxa"/>
+            </w:tcMar>
+          </w:tcPr>
+          <w:p>
+            <w:pPr>
+              <w:spacing w:after="0"/>
+            </w:pPr>
+            <w:r>
+              <w:rPr>
+                <w:rFonts w:ascii="PingFang TC" w:hAnsi="PingFang TC"/>
+                <w:color w:val="1A1D20"/>
+                <w:sz w:val="16"/>
+              </w:rPr>
+              <w:t>B1 區</w:t>
+            </w:r>
+          </w:p>
+        </w:tc>
+        <w:tc>
+          <w:tcPr>
+            <w:tcW w:type="dxa" w:w="1973"/>
+            <w:shd w:fill="FFFFFF"/>
+            <w:tcMar>
+              <w:top w:w="45" w:type="dxa"/>
+              <w:bottom w:w="45" w:type="dxa"/>
+              <w:left w:w="60" w:type="dxa"/>
+              <w:right w:w="60" w:type="dxa"/>
+            </w:tcMar>
+          </w:tcPr>
+          <w:p>
+            <w:pPr>
+              <w:spacing w:after="0"/>
+            </w:pPr>
+            <w:r>
+              <w:rPr>
+                <w:rFonts w:ascii="PingFang TC" w:hAnsi="PingFang TC"/>
+                <w:color w:val="1A1D20"/>
+                <w:sz w:val="16"/>
+              </w:rPr>
+              <w:t>富宇好境</w:t>
+            </w:r>
+          </w:p>
+        </w:tc>
+        <w:tc>
+          <w:tcPr>
+            <w:tcW w:type="dxa" w:w="1973"/>
+            <w:shd w:fill="FFFFFF"/>
+            <w:tcMar>
+              <w:top w:w="45" w:type="dxa"/>
+              <w:bottom w:w="45" w:type="dxa"/>
+              <w:left w:w="60" w:type="dxa"/>
+              <w:right w:w="60" w:type="dxa"/>
+            </w:tcMar>
+          </w:tcPr>
+          <w:p>
+            <w:pPr>
+              <w:spacing w:after="0"/>
+            </w:pPr>
+            <w:r>
+              <w:rPr>
+                <w:rFonts w:ascii="PingFang TC" w:hAnsi="PingFang TC"/>
+                <w:color w:val="1A1D20"/>
+                <w:sz w:val="16"/>
+              </w:rPr>
+              <w:t>42 戶</w:t>
+            </w:r>
+          </w:p>
+        </w:tc>
+        <w:tc>
+          <w:tcPr>
+            <w:tcW w:type="dxa" w:w="1973"/>
+            <w:shd w:fill="FFFFFF"/>
+            <w:tcMar>
+              <w:top w:w="45" w:type="dxa"/>
+              <w:bottom w:w="45" w:type="dxa"/>
+              <w:left w:w="60" w:type="dxa"/>
+              <w:right w:w="60" w:type="dxa"/>
+            </w:tcMar>
+          </w:tcPr>
+          <w:p>
+            <w:pPr>
+              <w:spacing w:after="0"/>
+            </w:pPr>
+            <w:r>
+              <w:rPr>
+                <w:rFonts w:ascii="PingFang TC" w:hAnsi="PingFang TC"/>
+                <w:color w:val="1A1D20"/>
+                <w:sz w:val="16"/>
+              </w:rPr>
+              <w:t>17.43%</w:t>
+            </w:r>
+          </w:p>
+        </w:tc>
+        <w:tc>
+          <w:tcPr>
+            <w:tcW w:type="dxa" w:w="1973"/>
+            <w:shd w:fill="FFFFFF"/>
+            <w:tcMar>
+              <w:top w:w="45" w:type="dxa"/>
+              <w:bottom w:w="45" w:type="dxa"/>
+              <w:left w:w="60" w:type="dxa"/>
+              <w:right w:w="60" w:type="dxa"/>
+            </w:tcMar>
+          </w:tcPr>
+          <w:p>
+            <w:pPr>
+              <w:spacing w:after="0"/>
+            </w:pPr>
+            <w:r>
+              <w:rPr>
+                <w:rFonts w:ascii="PingFang TC" w:hAnsi="PingFang TC"/>
+                <w:color w:val="1A1D20"/>
+                <w:sz w:val="16"/>
+              </w:rPr>
+              <w:t>經由龍社路內部私設巷道進出，高度共用巷道與環保室</w:t>
+            </w:r>
+          </w:p>
+        </w:tc>
+      </w:tr>
+      <w:tr>
+        <w:tc>
+          <w:tcPr>
+            <w:tcW w:type="dxa" w:w="1973"/>
+            <w:shd w:fill="FAF8F2"/>
+            <w:tcMar>
+              <w:top w:w="45" w:type="dxa"/>
+              <w:bottom w:w="45" w:type="dxa"/>
+              <w:left w:w="60" w:type="dxa"/>
+              <w:right w:w="60" w:type="dxa"/>
+            </w:tcMar>
+          </w:tcPr>
+          <w:p>
+            <w:pPr>
+              <w:spacing w:after="0"/>
+            </w:pPr>
+            <w:r>
+              <w:rPr>
+                <w:rFonts w:ascii="PingFang TC" w:hAnsi="PingFang TC"/>
+                <w:color w:val="1A1D20"/>
+                <w:sz w:val="16"/>
+              </w:rPr>
+              <w:t>B2 區</w:t>
+            </w:r>
+          </w:p>
+        </w:tc>
+        <w:tc>
+          <w:tcPr>
+            <w:tcW w:type="dxa" w:w="1973"/>
+            <w:shd w:fill="FAF8F2"/>
+            <w:tcMar>
+              <w:top w:w="45" w:type="dxa"/>
+              <w:bottom w:w="45" w:type="dxa"/>
+              <w:left w:w="60" w:type="dxa"/>
+              <w:right w:w="60" w:type="dxa"/>
+            </w:tcMar>
+          </w:tcPr>
+          <w:p>
+            <w:pPr>
+              <w:spacing w:after="0"/>
+            </w:pPr>
+            <w:r>
+              <w:rPr>
+                <w:rFonts w:ascii="PingFang TC" w:hAnsi="PingFang TC"/>
+                <w:color w:val="1A1D20"/>
+                <w:sz w:val="16"/>
+              </w:rPr>
+              <w:t>富宇悠境</w:t>
+            </w:r>
+          </w:p>
+        </w:tc>
+        <w:tc>
+          <w:tcPr>
+            <w:tcW w:type="dxa" w:w="1973"/>
+            <w:shd w:fill="FAF8F2"/>
+            <w:tcMar>
+              <w:top w:w="45" w:type="dxa"/>
+              <w:bottom w:w="45" w:type="dxa"/>
+              <w:left w:w="60" w:type="dxa"/>
+              <w:right w:w="60" w:type="dxa"/>
+            </w:tcMar>
+          </w:tcPr>
+          <w:p>
+            <w:pPr>
+              <w:spacing w:after="0"/>
+            </w:pPr>
+            <w:r>
+              <w:rPr>
+                <w:rFonts w:ascii="PingFang TC" w:hAnsi="PingFang TC"/>
+                <w:color w:val="1A1D20"/>
+                <w:sz w:val="16"/>
+              </w:rPr>
+              <w:t>55 戶</w:t>
+            </w:r>
+          </w:p>
+        </w:tc>
+        <w:tc>
+          <w:tcPr>
+            <w:tcW w:type="dxa" w:w="1973"/>
+            <w:shd w:fill="FAF8F2"/>
+            <w:tcMar>
+              <w:top w:w="45" w:type="dxa"/>
+              <w:bottom w:w="45" w:type="dxa"/>
+              <w:left w:w="60" w:type="dxa"/>
+              <w:right w:w="60" w:type="dxa"/>
+            </w:tcMar>
+          </w:tcPr>
+          <w:p>
+            <w:pPr>
+              <w:spacing w:after="0"/>
+            </w:pPr>
+            <w:r>
+              <w:rPr>
+                <w:rFonts w:ascii="PingFang TC" w:hAnsi="PingFang TC"/>
+                <w:color w:val="1A1D20"/>
+                <w:sz w:val="16"/>
+              </w:rPr>
+              <w:t>22.82%</w:t>
+            </w:r>
+          </w:p>
+        </w:tc>
+        <w:tc>
+          <w:tcPr>
+            <w:tcW w:type="dxa" w:w="1973"/>
+            <w:shd w:fill="FAF8F2"/>
+            <w:tcMar>
+              <w:top w:w="45" w:type="dxa"/>
+              <w:bottom w:w="45" w:type="dxa"/>
+              <w:left w:w="60" w:type="dxa"/>
+              <w:right w:w="60" w:type="dxa"/>
+            </w:tcMar>
+          </w:tcPr>
+          <w:p>
+            <w:pPr>
+              <w:spacing w:after="0"/>
+            </w:pPr>
+            <w:r>
+              <w:rPr>
+                <w:rFonts w:ascii="PingFang TC" w:hAnsi="PingFang TC"/>
+                <w:color w:val="1A1D20"/>
+                <w:sz w:val="16"/>
+              </w:rPr>
+              <w:t>經由龍社路內部私設巷道進出，深處社區</w:t>
+            </w:r>
+          </w:p>
+        </w:tc>
+      </w:tr>
+      <w:tr>
+        <w:tc>
+          <w:tcPr>
+            <w:tcW w:type="dxa" w:w="1973"/>
+            <w:shd w:fill="FFFFFF"/>
+            <w:tcMar>
+              <w:top w:w="45" w:type="dxa"/>
+              <w:bottom w:w="45" w:type="dxa"/>
+              <w:left w:w="60" w:type="dxa"/>
+              <w:right w:w="60" w:type="dxa"/>
+            </w:tcMar>
+          </w:tcPr>
+          <w:p>
+            <w:pPr>
+              <w:spacing w:after="0"/>
+            </w:pPr>
+            <w:r>
+              <w:rPr>
+                <w:rFonts w:ascii="PingFang TC" w:hAnsi="PingFang TC"/>
+                <w:color w:val="1A1D20"/>
+                <w:sz w:val="16"/>
+              </w:rPr>
+              <w:t>C1 區</w:t>
+            </w:r>
+          </w:p>
+        </w:tc>
+        <w:tc>
+          <w:tcPr>
+            <w:tcW w:type="dxa" w:w="1973"/>
+            <w:shd w:fill="FFFFFF"/>
+            <w:tcMar>
+              <w:top w:w="45" w:type="dxa"/>
+              <w:bottom w:w="45" w:type="dxa"/>
+              <w:left w:w="60" w:type="dxa"/>
+              <w:right w:w="60" w:type="dxa"/>
+            </w:tcMar>
+          </w:tcPr>
+          <w:p>
+            <w:pPr>
+              <w:spacing w:after="0"/>
+            </w:pPr>
+            <w:r>
+              <w:rPr>
+                <w:rFonts w:ascii="PingFang TC" w:hAnsi="PingFang TC"/>
+                <w:color w:val="1A1D20"/>
+                <w:sz w:val="16"/>
+              </w:rPr>
+              <w:t>富宇清境</w:t>
+            </w:r>
+          </w:p>
+        </w:tc>
+        <w:tc>
+          <w:tcPr>
+            <w:tcW w:type="dxa" w:w="1973"/>
+            <w:shd w:fill="FFFFFF"/>
+            <w:tcMar>
+              <w:top w:w="45" w:type="dxa"/>
+              <w:bottom w:w="45" w:type="dxa"/>
+              <w:left w:w="60" w:type="dxa"/>
+              <w:right w:w="60" w:type="dxa"/>
+            </w:tcMar>
+          </w:tcPr>
+          <w:p>
+            <w:pPr>
+              <w:spacing w:after="0"/>
+            </w:pPr>
+            <w:r>
+              <w:rPr>
+                <w:rFonts w:ascii="PingFang TC" w:hAnsi="PingFang TC"/>
+                <w:color w:val="1A1D20"/>
+                <w:sz w:val="16"/>
+              </w:rPr>
+              <w:t>66 戶</w:t>
+            </w:r>
+          </w:p>
+        </w:tc>
+        <w:tc>
+          <w:tcPr>
+            <w:tcW w:type="dxa" w:w="1973"/>
+            <w:shd w:fill="FFFFFF"/>
+            <w:tcMar>
+              <w:top w:w="45" w:type="dxa"/>
+              <w:bottom w:w="45" w:type="dxa"/>
+              <w:left w:w="60" w:type="dxa"/>
+              <w:right w:w="60" w:type="dxa"/>
+            </w:tcMar>
+          </w:tcPr>
+          <w:p>
+            <w:pPr>
+              <w:spacing w:after="0"/>
+            </w:pPr>
+            <w:r>
+              <w:rPr>
+                <w:rFonts w:ascii="PingFang TC" w:hAnsi="PingFang TC"/>
+                <w:color w:val="1A1D20"/>
+                <w:sz w:val="16"/>
+              </w:rPr>
+              <w:t>27.39%</w:t>
+            </w:r>
+          </w:p>
+        </w:tc>
+        <w:tc>
+          <w:tcPr>
+            <w:tcW w:type="dxa" w:w="1973"/>
+            <w:shd w:fill="FFFFFF"/>
+            <w:tcMar>
+              <w:top w:w="45" w:type="dxa"/>
+              <w:bottom w:w="45" w:type="dxa"/>
+              <w:left w:w="60" w:type="dxa"/>
+              <w:right w:w="60" w:type="dxa"/>
+            </w:tcMar>
+          </w:tcPr>
+          <w:p>
+            <w:pPr>
+              <w:spacing w:after="0"/>
+            </w:pPr>
+            <w:r>
+              <w:rPr>
+                <w:rFonts w:ascii="PingFang TC" w:hAnsi="PingFang TC"/>
+                <w:color w:val="1A1D20"/>
+                <w:sz w:val="16"/>
+              </w:rPr>
+              <w:t>經由龍社路 642 巷內部巷道進出，最大戶數聚落</w:t>
+            </w:r>
+          </w:p>
+        </w:tc>
+      </w:tr>
+      <w:tr>
+        <w:tc>
+          <w:tcPr>
+            <w:tcW w:type="dxa" w:w="1973"/>
+            <w:shd w:fill="FAF8F2"/>
+            <w:tcMar>
+              <w:top w:w="45" w:type="dxa"/>
+              <w:bottom w:w="45" w:type="dxa"/>
+              <w:left w:w="60" w:type="dxa"/>
+              <w:right w:w="60" w:type="dxa"/>
+            </w:tcMar>
+          </w:tcPr>
+          <w:p>
+            <w:pPr>
+              <w:spacing w:after="0"/>
+            </w:pPr>
+            <w:r>
+              <w:rPr>
+                <w:rFonts w:ascii="PingFang TC" w:hAnsi="PingFang TC"/>
+                <w:color w:val="1A1D20"/>
+                <w:sz w:val="16"/>
+              </w:rPr>
+              <w:t>C2 區</w:t>
+            </w:r>
+          </w:p>
+        </w:tc>
+        <w:tc>
+          <w:tcPr>
+            <w:tcW w:type="dxa" w:w="1973"/>
+            <w:shd w:fill="FAF8F2"/>
+            <w:tcMar>
+              <w:top w:w="45" w:type="dxa"/>
+              <w:bottom w:w="45" w:type="dxa"/>
+              <w:left w:w="60" w:type="dxa"/>
+              <w:right w:w="60" w:type="dxa"/>
+            </w:tcMar>
+          </w:tcPr>
+          <w:p>
+            <w:pPr>
+              <w:spacing w:after="0"/>
+            </w:pPr>
+            <w:r>
+              <w:rPr>
+                <w:rFonts w:ascii="PingFang TC" w:hAnsi="PingFang TC"/>
+                <w:color w:val="1A1D20"/>
+                <w:sz w:val="16"/>
+              </w:rPr>
+              <w:t>富宇澄境</w:t>
+            </w:r>
+          </w:p>
+        </w:tc>
+        <w:tc>
+          <w:tcPr>
+            <w:tcW w:type="dxa" w:w="1973"/>
+            <w:shd w:fill="FAF8F2"/>
+            <w:tcMar>
+              <w:top w:w="45" w:type="dxa"/>
+              <w:bottom w:w="45" w:type="dxa"/>
+              <w:left w:w="60" w:type="dxa"/>
+              <w:right w:w="60" w:type="dxa"/>
+            </w:tcMar>
+          </w:tcPr>
+          <w:p>
+            <w:pPr>
+              <w:spacing w:after="0"/>
+            </w:pPr>
+            <w:r>
+              <w:rPr>
+                <w:rFonts w:ascii="PingFang TC" w:hAnsi="PingFang TC"/>
+                <w:color w:val="1A1D20"/>
+                <w:sz w:val="16"/>
+              </w:rPr>
+              <w:t>59 戶</w:t>
+            </w:r>
+          </w:p>
+        </w:tc>
+        <w:tc>
+          <w:tcPr>
+            <w:tcW w:type="dxa" w:w="1973"/>
+            <w:shd w:fill="FAF8F2"/>
+            <w:tcMar>
+              <w:top w:w="45" w:type="dxa"/>
+              <w:bottom w:w="45" w:type="dxa"/>
+              <w:left w:w="60" w:type="dxa"/>
+              <w:right w:w="60" w:type="dxa"/>
+            </w:tcMar>
+          </w:tcPr>
+          <w:p>
+            <w:pPr>
+              <w:spacing w:after="0"/>
+            </w:pPr>
+            <w:r>
+              <w:rPr>
+                <w:rFonts w:ascii="PingFang TC" w:hAnsi="PingFang TC"/>
+                <w:color w:val="1A1D20"/>
+                <w:sz w:val="16"/>
+              </w:rPr>
+              <w:t>24.48%</w:t>
+            </w:r>
+          </w:p>
+        </w:tc>
+        <w:tc>
+          <w:tcPr>
+            <w:tcW w:type="dxa" w:w="1973"/>
+            <w:shd w:fill="FAF8F2"/>
+            <w:tcMar>
+              <w:top w:w="45" w:type="dxa"/>
+              <w:bottom w:w="45" w:type="dxa"/>
+              <w:left w:w="60" w:type="dxa"/>
+              <w:right w:w="60" w:type="dxa"/>
+            </w:tcMar>
+          </w:tcPr>
+          <w:p>
+            <w:pPr>
+              <w:spacing w:after="0"/>
+            </w:pPr>
+            <w:r>
+              <w:rPr>
+                <w:rFonts w:ascii="PingFang TC" w:hAnsi="PingFang TC"/>
+                <w:color w:val="1A1D20"/>
+                <w:sz w:val="16"/>
+              </w:rPr>
+              <w:t>經由龍社路 642、646 巷進出，內部大型聚落</w:t>
+            </w:r>
+          </w:p>
+        </w:tc>
+      </w:tr>
+    </w:tbl>
+    <w:p>
+      <w:r>
+        <w:br w:type="page"/>
+      </w:r>
+    </w:p>
+    <w:p>
+      <w:pPr>
+        <w:spacing w:before="80" w:after="20"/>
+      </w:pPr>
+      <w:r>
+        <w:rPr>
+          <w:rFonts w:ascii="PingFang TC" w:hAnsi="PingFang TC"/>
+          <w:b/>
+          <w:color w:val="D4AF37"/>
+          <w:sz w:val="18"/>
+        </w:rPr>
+        <w:t>1.3 A2 大境現行「利益嚴重不對等」財務困境</w:t>
+      </w:r>
+    </w:p>
+    <w:p>
+      <w:pPr>
+        <w:spacing w:line="276" w:lineRule="auto" w:before="20" w:after="40"/>
+      </w:pPr>
+      <w:r>
+        <w:rPr>
+          <w:rFonts w:ascii="PingFang TC" w:hAnsi="PingFang TC"/>
+          <w:color w:val="1A1D20"/>
+          <w:sz w:val="17"/>
+        </w:rPr>
+        <w:t>A2 大境僅 6 戶，在 241 戶的管委會體系中話語權僅佔 2.49%，處於絕對弱勢邊緣。更嚴重的是財務上的『巨額逆向補貼』：</w:t>
+      </w:r>
+    </w:p>
+    <w:p>
+      <w:pPr>
+        <w:spacing w:line="276" w:lineRule="auto" w:before="20" w:after="40"/>
+      </w:pPr>
+      <w:r>
+        <w:rPr>
+          <w:rFonts w:ascii="PingFang TC" w:hAnsi="PingFang TC"/>
+          <w:color w:val="1A1D20"/>
+          <w:sz w:val="17"/>
+        </w:rPr>
+        <w:t>1. 每年繳交 7.2 萬元管理費（6戶 × $1,000 × 12個月）：全數流入大社區經常門水庫。</w:t>
+      </w:r>
+    </w:p>
+    <w:p>
+      <w:pPr>
+        <w:spacing w:line="276" w:lineRule="auto" w:before="20" w:after="40"/>
+      </w:pPr>
+      <w:r>
+        <w:rPr>
+          <w:rFonts w:ascii="PingFang TC" w:hAnsi="PingFang TC"/>
+          <w:color w:val="1A1D20"/>
+          <w:sz w:val="17"/>
+        </w:rPr>
+        <w:t>2. 補貼大社區內部垃圾子母車：睿豐清運每月耗費約 4.8 萬元（每週兩次 6 桶，每桶 $1,000）。大境住戶自己走幾步路在龍社路等免費公有垃圾車，根本沒有使用子母車，卻每年幫大社區分攤垃圾處理費！</w:t>
+      </w:r>
+    </w:p>
+    <w:p>
+      <w:pPr>
+        <w:spacing w:line="276" w:lineRule="auto" w:before="20" w:after="40"/>
+      </w:pPr>
+      <w:r>
+        <w:rPr>
+          <w:rFonts w:ascii="PingFang TC" w:hAnsi="PingFang TC"/>
+          <w:color w:val="1A1D20"/>
+          <w:sz w:val="17"/>
+        </w:rPr>
+        <w:t>3. 補貼巷道深處之物業經理薪水：福爾摩沙物業經理（$70,350/月）常駐於內部貨櫃屋管理室，大境住戶位在最外側龍社路，日常信件大多由郵差按門鈴直送，實質享受到的物業服務近乎於零。</w:t>
+      </w:r>
+    </w:p>
+    <w:p>
+      <w:pPr>
+        <w:spacing w:before="120" w:after="40"/>
+      </w:pPr>
+      <w:r>
+        <w:rPr>
+          <w:rFonts w:ascii="PingFang TC" w:hAnsi="PingFang TC"/>
+          <w:b/>
+          <w:color w:val="B8860B"/>
+          <w:sz w:val="21"/>
+        </w:rPr>
+        <w:t>第貳章：法定分割之法理依據與三大核心王牌</w:t>
+      </w:r>
+    </w:p>
+    <w:p>
+      <w:pPr>
+        <w:spacing w:before="80" w:after="20"/>
+      </w:pPr>
+      <w:r>
+        <w:rPr>
+          <w:rFonts w:ascii="PingFang TC" w:hAnsi="PingFang TC"/>
+          <w:b/>
+          <w:color w:val="D4AF37"/>
+          <w:sz w:val="18"/>
+        </w:rPr>
+        <w:t>2.1 《公寓大廈管理條例》第 26 條第 1 項之法定構成要件</w:t>
+      </w:r>
+    </w:p>
+    <w:p>
+      <w:pPr>
+        <w:spacing w:line="276" w:lineRule="auto" w:before="20" w:after="40"/>
+      </w:pPr>
+      <w:r>
+        <w:rPr>
+          <w:rFonts w:ascii="PingFang TC" w:hAnsi="PingFang TC"/>
+          <w:color w:val="1A1D20"/>
+          <w:sz w:val="17"/>
+        </w:rPr>
+        <w:t>按《公寓大廈管理條例》第 26 條第 1 項明定：「多數各自獨立使用之建築物、公寓大廈……如各該區得獨立使用且能分別成立管理委員會者，得分別成立管理委員會。」</w:t>
+      </w:r>
+    </w:p>
+    <w:tbl>
+      <w:tblPr>
+        <w:tblW w:type="auto" w:w="0"/>
+        <w:jc w:val="center"/>
+        <w:tblLook w:firstColumn="1" w:firstRow="1" w:lastColumn="0" w:lastRow="0" w:noHBand="0" w:noVBand="1" w:val="04A0"/>
+      </w:tblPr>
+      <w:tblGrid>
+        <w:gridCol w:w="9866"/>
+      </w:tblGrid>
+      <w:tr>
+        <w:tc>
+          <w:tcPr>
+            <w:tcW w:type="dxa" w:w="9865"/>
+            <w:shd w:fill="FFFDF5"/>
+            <w:tcMar>
+              <w:top w:w="60" w:type="dxa"/>
+              <w:bottom w:w="60" w:type="dxa"/>
+              <w:left w:w="100" w:type="dxa"/>
+              <w:right w:w="80" w:type="dxa"/>
+            </w:tcMar>
+            <w:tcBorders>
+              <w:left w:val="single" w:sz="24" w:space="0" w:color="D4AF37"/>
+              <w:top w:val="none"/>
+              <w:right w:val="none"/>
+              <w:bottom w:val="none"/>
+            </w:tcBorders>
+          </w:tcPr>
+          <w:p>
+            <w:pPr>
+              <w:spacing w:line="276" w:lineRule="auto" w:after="0"/>
+            </w:pPr>
+            <w:r>
+              <w:rPr>
+                <w:rFonts w:ascii="PingFang TC" w:hAnsi="PingFang TC"/>
+                <w:b/>
+                <w:color w:val="B8860B"/>
+                <w:sz w:val="18"/>
+              </w:rPr>
+              <w:t>【法定構成要件分析】</w:t>
+              <w:br/>
+            </w:r>
+            <w:r>
+              <w:rPr>
+                <w:rFonts w:ascii="PingFang TC" w:hAnsi="PingFang TC"/>
+                <w:color w:val="1A1D20"/>
+                <w:sz w:val="17"/>
+              </w:rPr>
+              <w:t>【要件一】得各自獨立使用：建物出入、生活機能、給排水水電設施具備完全獨立性。</w:t>
+              <w:br/>
+              <w:t>【要件二】全體區權人依法具名連署：依條例規定由本區全體 6 戶區權人一致具名簽署立案。</w:t>
+            </w:r>
+          </w:p>
+        </w:tc>
+      </w:tr>
+    </w:tbl>
+    <w:p>
+      <w:pPr>
+        <w:spacing w:before="80" w:after="20"/>
+      </w:pPr>
+      <w:r>
+        <w:rPr>
+          <w:rFonts w:ascii="PingFang TC" w:hAnsi="PingFang TC"/>
+          <w:b/>
+          <w:color w:val="D4AF37"/>
+          <w:sz w:val="18"/>
+        </w:rPr>
+        <w:t>2.2 核心王牌一：免用子母車，環保自理之完全非依賴性</w:t>
+      </w:r>
+    </w:p>
+    <w:p>
+      <w:pPr>
+        <w:spacing w:line="276" w:lineRule="auto" w:before="20" w:after="40"/>
+      </w:pPr>
+      <w:r>
+        <w:rPr>
+          <w:rFonts w:ascii="PingFang TC" w:hAnsi="PingFang TC"/>
+          <w:color w:val="1A1D20"/>
+          <w:sz w:val="17"/>
+        </w:rPr>
+        <w:t>在所有分割爭議中，大社區管委會最常阻擋分割的理由即為『共用垃圾儲存設施（環保室）』。然而在富宇大地，A2 大境擁有絕對的抗辯王牌：龍社路為台中市環保局公有垃圾車定時定點行經路線。大境 6 戶出門即可投遞，平日均自行等垃圾車，完全無人使用內部收費子母車。大境 6 戶並出具《環保自理切結書》，自願放棄使用原環保室，直接瓦解『公設具有不可分性』之抗辯！</w:t>
+      </w:r>
+    </w:p>
+    <w:p>
+      <w:pPr>
+        <w:spacing w:before="80" w:after="20"/>
+      </w:pPr>
+      <w:r>
+        <w:rPr>
+          <w:rFonts w:ascii="PingFang TC" w:hAnsi="PingFang TC"/>
+          <w:b/>
+          <w:color w:val="D4AF37"/>
+          <w:sz w:val="18"/>
+        </w:rPr>
+        <w:t>2.3 核心王牌二：臨龍社路公有道路，通行權完全獨立</w:t>
+      </w:r>
+    </w:p>
+    <w:p>
+      <w:pPr>
+        <w:spacing w:line="276" w:lineRule="auto" w:before="20" w:after="40"/>
+      </w:pPr>
+      <w:r>
+        <w:rPr>
+          <w:rFonts w:ascii="PingFang TC" w:hAnsi="PingFang TC"/>
+          <w:color w:val="1A1D20"/>
+          <w:sz w:val="17"/>
+        </w:rPr>
+        <w:t>A2 大境 6 戶基地臨接公有計畫道路龍社路，出入交通直接銜接市區幹道，完全不需要通行大社區內部私設巷道（如 642 巷等），具備百分之百的地緣獨立性。</w:t>
+      </w:r>
+    </w:p>
+    <w:p>
+      <w:pPr>
+        <w:spacing w:before="80" w:after="20"/>
+      </w:pPr>
+      <w:r>
+        <w:rPr>
+          <w:rFonts w:ascii="PingFang TC" w:hAnsi="PingFang TC"/>
+          <w:b/>
+          <w:color w:val="D4AF37"/>
+          <w:sz w:val="18"/>
+        </w:rPr>
+        <w:t>2.4 核心王牌三：專款定存單獨立立卷，產權劃分清晰</w:t>
+      </w:r>
+    </w:p>
+    <w:p>
+      <w:pPr>
+        <w:spacing w:line="276" w:lineRule="auto" w:before="20" w:after="40"/>
+      </w:pPr>
+      <w:r>
+        <w:rPr>
+          <w:rFonts w:ascii="PingFang TC" w:hAnsi="PingFang TC"/>
+          <w:color w:val="1A1D20"/>
+          <w:sz w:val="17"/>
+        </w:rPr>
+        <w:t>管委會 5 月例會議題四及 9 月財報已將台中市政府核退之公共基金分別辦理定存。其中新光銀行定存單第 2 筆明確載明：『A2 大境區定存，金額 NT$ 220,231 元』，帳目涇渭分明。</w:t>
       </w:r>
     </w:p>
     <w:p>
@@ -400,30 +1729,43 @@
     </w:p>
     <w:p>
       <w:pPr>
-        <w:keepNext/>
-        <w:spacing w:before="360" w:after="160"/>
+        <w:spacing w:before="120" w:after="40"/>
       </w:pPr>
       <w:r>
         <w:rPr>
           <w:rFonts w:ascii="PingFang TC" w:hAnsi="PingFang TC"/>
           <w:b/>
-          <w:color w:val="A83212"/>
-          <w:sz w:val="28"/>
+          <w:color w:val="B8860B"/>
+          <w:sz w:val="21"/>
         </w:rPr>
-        <w:t>【執行摘要：富宇大境法定獨立分割核心結論】</w:t>
+        <w:t>第參章：財務資產清算與自主預算模型</w:t>
       </w:r>
     </w:p>
     <w:p>
       <w:pPr>
-        <w:spacing w:line="312" w:lineRule="auto" w:before="40" w:after="80"/>
+        <w:spacing w:before="80" w:after="20"/>
       </w:pPr>
       <w:r>
         <w:rPr>
           <w:rFonts w:ascii="PingFang TC" w:hAnsi="PingFang TC"/>
-          <w:color w:val="B8860B"/>
-          <w:sz w:val="19"/>
+          <w:b/>
+          <w:color w:val="D4AF37"/>
+          <w:sz w:val="18"/>
         </w:rPr>
-        <w:t>本報告書專為台中市沙鹿區「富宇大境（A2 區，共 6 戶透天別墅）」區分所有權人量身編制。針對現行與「富宇大地（A1上境、B1好境、B2悠境、C1清境、C2澄境）」六區合併共 241 戶之治理體系進行深度穿透分析。研究結論明確指出：**富宇大境具備 100% 充分且具備法律勝訴優勢之獨立分割條件，且分割後對大境 6 戶住戶之財務利益與生活自主權具有壓倒性優勢。**</w:t>
+        <w:t>3.1 A2 大境法定可取回公共基金試算表</w:t>
+      </w:r>
+    </w:p>
+    <w:p>
+      <w:pPr>
+        <w:spacing w:line="276" w:lineRule="auto" w:before="20" w:after="40"/>
+      </w:pPr>
+      <w:r>
+        <w:rPr>
+          <w:rFonts w:ascii="PingFang TC" w:hAnsi="PingFang TC"/>
+          <w:color w:val="1A1D20"/>
+          <w:sz w:val="17"/>
+        </w:rPr>
+        <w:t>依據官方財報與交屋清冊，A2 大境獨立後依法可自母體管委會全額清算取回之資產明細如下：</w:t>
       </w:r>
     </w:p>
     <w:tbl>
@@ -433,55 +1775,535 @@
         <w:tblLook w:firstColumn="1" w:firstRow="1" w:lastColumn="0" w:lastRow="0" w:noHBand="0" w:noVBand="1" w:val="04A0"/>
       </w:tblPr>
       <w:tblGrid>
-        <w:gridCol w:w="9638"/>
+        <w:gridCol w:w="2466"/>
+        <w:gridCol w:w="2466"/>
+        <w:gridCol w:w="2466"/>
+        <w:gridCol w:w="2466"/>
       </w:tblGrid>
       <w:tr>
         <w:tc>
           <w:tcPr>
-            <w:tcW w:type="dxa" w:w="9638"/>
-            <w:shd w:fill="FFFBEB"/>
+            <w:tcW w:type="dxa" w:w="2466"/>
+            <w:shd w:fill="1A1D20"/>
             <w:tcMar>
-              <w:top w:w="140" w:type="dxa"/>
-              <w:bottom w:w="140" w:type="dxa"/>
-              <w:left w:w="200" w:type="dxa"/>
-              <w:right w:w="180" w:type="dxa"/>
+              <w:top w:w="50" w:type="dxa"/>
+              <w:bottom w:w="50" w:type="dxa"/>
+              <w:left w:w="70" w:type="dxa"/>
+              <w:right w:w="70" w:type="dxa"/>
             </w:tcMar>
-            <w:tcBorders>
-              <w:left w:val="single" w:sz="28" w:space="0" w:color="DE5814"/>
-              <w:top w:val="none"/>
-              <w:right w:val="none"/>
-              <w:bottom w:val="none"/>
-            </w:tcBorders>
-            <w:shd w:fill="1A1D20"/>
           </w:tcPr>
           <w:p>
             <w:pPr>
-              <w:spacing w:line="300" w:lineRule="auto" w:before="40" w:after="40"/>
+              <w:spacing w:after="0"/>
             </w:pPr>
             <w:r>
               <w:rPr>
                 <w:rFonts w:ascii="PingFang TC" w:hAnsi="PingFang TC"/>
                 <w:b/>
                 <w:color w:val="D4AF37"/>
-                <w:sz w:val="20"/>
+                <w:sz w:val="16"/>
               </w:rPr>
-              <w:t>【四大核心結論摘要】</w:t>
-              <w:br/>
+              <w:t>資產項目</w:t>
             </w:r>
+          </w:p>
+        </w:tc>
+        <w:tc>
+          <w:tcPr>
+            <w:tcW w:type="dxa" w:w="2466"/>
+            <w:shd w:fill="1A1D20"/>
+            <w:tcMar>
+              <w:top w:w="50" w:type="dxa"/>
+              <w:bottom w:w="50" w:type="dxa"/>
+              <w:left w:w="70" w:type="dxa"/>
+              <w:right w:w="70" w:type="dxa"/>
+            </w:tcMar>
+          </w:tcPr>
+          <w:p>
+            <w:pPr>
+              <w:spacing w:after="0"/>
+            </w:pPr>
             <w:r>
               <w:rPr>
                 <w:rFonts w:ascii="PingFang TC" w:hAnsi="PingFang TC"/>
                 <w:b/>
                 <w:color w:val="D4AF37"/>
-                <w:sz w:val="18"/>
+                <w:sz w:val="16"/>
               </w:rPr>
-              <w:t>1. 地理出入完全獨立：A2 大境 6 戶門牌臨龍社路公有道路，出入絕不途經富宇大地內部私設巷道（如 642 巷等）。</w:t>
+              <w:t>應移交金額 (新台幣)</w:t>
+            </w:r>
+          </w:p>
+        </w:tc>
+        <w:tc>
+          <w:tcPr>
+            <w:tcW w:type="dxa" w:w="2466"/>
+            <w:shd w:fill="1A1D20"/>
+            <w:tcMar>
+              <w:top w:w="50" w:type="dxa"/>
+              <w:bottom w:w="50" w:type="dxa"/>
+              <w:left w:w="70" w:type="dxa"/>
+              <w:right w:w="70" w:type="dxa"/>
+            </w:tcMar>
+          </w:tcPr>
+          <w:p>
+            <w:pPr>
+              <w:spacing w:after="0"/>
+            </w:pPr>
+            <w:r>
+              <w:rPr>
+                <w:rFonts w:ascii="PingFang TC" w:hAnsi="PingFang TC"/>
+                <w:b/>
+                <w:color w:val="D4AF37"/>
+                <w:sz w:val="16"/>
+              </w:rPr>
+              <w:t>法定依據與會議記錄證明</w:t>
+            </w:r>
+          </w:p>
+        </w:tc>
+        <w:tc>
+          <w:tcPr>
+            <w:tcW w:type="dxa" w:w="2466"/>
+            <w:shd w:fill="1A1D20"/>
+            <w:tcMar>
+              <w:top w:w="50" w:type="dxa"/>
+              <w:bottom w:w="50" w:type="dxa"/>
+              <w:left w:w="70" w:type="dxa"/>
+              <w:right w:w="70" w:type="dxa"/>
+            </w:tcMar>
+          </w:tcPr>
+          <w:p>
+            <w:pPr>
+              <w:spacing w:after="0"/>
+            </w:pPr>
+            <w:r>
+              <w:rPr>
+                <w:rFonts w:ascii="PingFang TC" w:hAnsi="PingFang TC"/>
+                <w:b/>
+                <w:color w:val="D4AF37"/>
+                <w:sz w:val="16"/>
+              </w:rPr>
+              <w:t>移交割離方式</w:t>
+            </w:r>
+          </w:p>
+        </w:tc>
+      </w:tr>
+      <w:tr>
+        <w:tc>
+          <w:tcPr>
+            <w:tcW w:type="dxa" w:w="2466"/>
+            <w:shd w:fill="FFFFFF"/>
+            <w:tcMar>
+              <w:top w:w="50" w:type="dxa"/>
+              <w:bottom w:w="50" w:type="dxa"/>
+              <w:left w:w="70" w:type="dxa"/>
+              <w:right w:w="70" w:type="dxa"/>
+            </w:tcMar>
+          </w:tcPr>
+          <w:p>
+            <w:pPr>
+              <w:spacing w:after="0"/>
+            </w:pPr>
+            <w:r>
+              <w:rPr>
+                <w:rFonts w:ascii="PingFang TC" w:hAnsi="PingFang TC"/>
+                <w:color w:val="1A1D20"/>
+                <w:sz w:val="16"/>
+              </w:rPr>
+              <w:t>新光銀行 A2 大境定存單</w:t>
+            </w:r>
+          </w:p>
+        </w:tc>
+        <w:tc>
+          <w:tcPr>
+            <w:tcW w:type="dxa" w:w="2466"/>
+            <w:shd w:fill="FFFFFF"/>
+            <w:tcMar>
+              <w:top w:w="50" w:type="dxa"/>
+              <w:bottom w:w="50" w:type="dxa"/>
+              <w:left w:w="70" w:type="dxa"/>
+              <w:right w:w="70" w:type="dxa"/>
+            </w:tcMar>
+          </w:tcPr>
+          <w:p>
+            <w:pPr>
+              <w:spacing w:after="0"/>
+            </w:pPr>
+            <w:r>
+              <w:rPr>
+                <w:rFonts w:ascii="PingFang TC" w:hAnsi="PingFang TC"/>
+                <w:color w:val="1A1D20"/>
+                <w:sz w:val="16"/>
+              </w:rPr>
+              <w:t>NT$ 220,231 元</w:t>
               <w:br/>
-              <w:t>2. 垃圾清運完全非依賴：大境住戶門前即可直接等待台中市環保局公有垃圾車，完全未使用大社區內部睿豐每週二次之收費子母車（每桶 1,000 元）。</w:t>
+              <w:t>(含孳生利息)</w:t>
+            </w:r>
+          </w:p>
+        </w:tc>
+        <w:tc>
+          <w:tcPr>
+            <w:tcW w:type="dxa" w:w="2466"/>
+            <w:shd w:fill="FFFFFF"/>
+            <w:tcMar>
+              <w:top w:w="50" w:type="dxa"/>
+              <w:bottom w:w="50" w:type="dxa"/>
+              <w:left w:w="70" w:type="dxa"/>
+              <w:right w:w="70" w:type="dxa"/>
+            </w:tcMar>
+          </w:tcPr>
+          <w:p>
+            <w:pPr>
+              <w:spacing w:after="0"/>
+            </w:pPr>
+            <w:r>
+              <w:rPr>
+                <w:rFonts w:ascii="PingFang TC" w:hAnsi="PingFang TC"/>
+                <w:color w:val="1A1D20"/>
+                <w:sz w:val="16"/>
+              </w:rPr>
+              <w:t>115.05.06 例會議題四決議</w:t>
               <w:br/>
-              <w:t>3. 產權專款明確具備憑據：新光銀行專戶已將「A2 大境定存」獨立開單為 NT$ 220,231 元，產權歸屬毫無爭議。</w:t>
+              <w:t>115.09.08 例會財務報表</w:t>
+            </w:r>
+          </w:p>
+        </w:tc>
+        <w:tc>
+          <w:tcPr>
+            <w:tcW w:type="dxa" w:w="2466"/>
+            <w:shd w:fill="FFFFFF"/>
+            <w:tcMar>
+              <w:top w:w="50" w:type="dxa"/>
+              <w:bottom w:w="50" w:type="dxa"/>
+              <w:left w:w="70" w:type="dxa"/>
+              <w:right w:w="70" w:type="dxa"/>
+            </w:tcMar>
+          </w:tcPr>
+          <w:p>
+            <w:pPr>
+              <w:spacing w:after="0"/>
+            </w:pPr>
+            <w:r>
+              <w:rPr>
+                <w:rFonts w:ascii="PingFang TC" w:hAnsi="PingFang TC"/>
+                <w:color w:val="1A1D20"/>
+                <w:sz w:val="16"/>
+              </w:rPr>
+              <w:t>定存解約或辦理存單抬頭更名移轉予富宇大境管委會專戶</w:t>
+            </w:r>
+          </w:p>
+        </w:tc>
+      </w:tr>
+      <w:tr>
+        <w:tc>
+          <w:tcPr>
+            <w:tcW w:type="dxa" w:w="2466"/>
+            <w:shd w:fill="FAF8F2"/>
+            <w:tcMar>
+              <w:top w:w="50" w:type="dxa"/>
+              <w:bottom w:w="50" w:type="dxa"/>
+              <w:left w:w="70" w:type="dxa"/>
+              <w:right w:w="70" w:type="dxa"/>
+            </w:tcMar>
+          </w:tcPr>
+          <w:p>
+            <w:pPr>
+              <w:spacing w:after="0"/>
+            </w:pPr>
+            <w:r>
+              <w:rPr>
+                <w:rFonts w:ascii="PingFang TC" w:hAnsi="PingFang TC"/>
+                <w:color w:val="1A1D20"/>
+                <w:sz w:val="16"/>
+              </w:rPr>
+              <w:t>富宇建設交屋管理基金</w:t>
+            </w:r>
+          </w:p>
+        </w:tc>
+        <w:tc>
+          <w:tcPr>
+            <w:tcW w:type="dxa" w:w="2466"/>
+            <w:shd w:fill="FAF8F2"/>
+            <w:tcMar>
+              <w:top w:w="50" w:type="dxa"/>
+              <w:bottom w:w="50" w:type="dxa"/>
+              <w:left w:w="70" w:type="dxa"/>
+              <w:right w:w="70" w:type="dxa"/>
+            </w:tcMar>
+          </w:tcPr>
+          <w:p>
+            <w:pPr>
+              <w:spacing w:after="0"/>
+            </w:pPr>
+            <w:r>
+              <w:rPr>
+                <w:rFonts w:ascii="PingFang TC" w:hAnsi="PingFang TC"/>
+                <w:color w:val="1A1D20"/>
+                <w:sz w:val="16"/>
+              </w:rPr>
+              <w:t>NT$ 60,000 元</w:t>
               <w:br/>
-              <w:t>4. 管理費負擔實質減半：獨立後大境 6 戶無需分攤大社區 7 萬物業經理與 5 萬清運費，每戶每月管理費可自 $1,000 降至 $300~$500，帳上更坐擁 28 萬餘元充裕公款儲備！</w:t>
+              <w:t>($10,000 × 6 戶)</w:t>
+            </w:r>
+          </w:p>
+        </w:tc>
+        <w:tc>
+          <w:tcPr>
+            <w:tcW w:type="dxa" w:w="2466"/>
+            <w:shd w:fill="FAF8F2"/>
+            <w:tcMar>
+              <w:top w:w="50" w:type="dxa"/>
+              <w:bottom w:w="50" w:type="dxa"/>
+              <w:left w:w="70" w:type="dxa"/>
+              <w:right w:w="70" w:type="dxa"/>
+            </w:tcMar>
+          </w:tcPr>
+          <w:p>
+            <w:pPr>
+              <w:spacing w:after="0"/>
+            </w:pPr>
+            <w:r>
+              <w:rPr>
+                <w:rFonts w:ascii="PingFang TC" w:hAnsi="PingFang TC"/>
+                <w:color w:val="1A1D20"/>
+                <w:sz w:val="16"/>
+              </w:rPr>
+              <w:t>115.05.05 富宇支票 241 萬入帳</w:t>
+              <w:br/>
+              <w:t>(241 戶每戶 1 萬交屋基金)</w:t>
+            </w:r>
+          </w:p>
+        </w:tc>
+        <w:tc>
+          <w:tcPr>
+            <w:tcW w:type="dxa" w:w="2466"/>
+            <w:shd w:fill="FAF8F2"/>
+            <w:tcMar>
+              <w:top w:w="50" w:type="dxa"/>
+              <w:bottom w:w="50" w:type="dxa"/>
+              <w:left w:w="70" w:type="dxa"/>
+              <w:right w:w="70" w:type="dxa"/>
+            </w:tcMar>
+          </w:tcPr>
+          <w:p>
+            <w:pPr>
+              <w:spacing w:after="0"/>
+            </w:pPr>
+            <w:r>
+              <w:rPr>
+                <w:rFonts w:ascii="PingFang TC" w:hAnsi="PingFang TC"/>
+                <w:color w:val="1A1D20"/>
+                <w:sz w:val="16"/>
+              </w:rPr>
+              <w:t>由母體管委會開立支票返還 A2 大境 6 戶交屋管理基金</w:t>
+            </w:r>
+          </w:p>
+        </w:tc>
+      </w:tr>
+      <w:tr>
+        <w:tc>
+          <w:tcPr>
+            <w:tcW w:type="dxa" w:w="2466"/>
+            <w:shd w:fill="FFFFFF"/>
+            <w:tcMar>
+              <w:top w:w="50" w:type="dxa"/>
+              <w:bottom w:w="50" w:type="dxa"/>
+              <w:left w:w="70" w:type="dxa"/>
+              <w:right w:w="70" w:type="dxa"/>
+            </w:tcMar>
+          </w:tcPr>
+          <w:p>
+            <w:pPr>
+              <w:spacing w:after="0"/>
+            </w:pPr>
+            <w:r>
+              <w:rPr>
+                <w:rFonts w:ascii="PingFang TC" w:hAnsi="PingFang TC"/>
+                <w:color w:val="1A1D20"/>
+                <w:sz w:val="16"/>
+              </w:rPr>
+              <w:t>5~9 月管理費結餘退款</w:t>
+            </w:r>
+          </w:p>
+        </w:tc>
+        <w:tc>
+          <w:tcPr>
+            <w:tcW w:type="dxa" w:w="2466"/>
+            <w:shd w:fill="FFFFFF"/>
+            <w:tcMar>
+              <w:top w:w="50" w:type="dxa"/>
+              <w:bottom w:w="50" w:type="dxa"/>
+              <w:left w:w="70" w:type="dxa"/>
+              <w:right w:w="70" w:type="dxa"/>
+            </w:tcMar>
+          </w:tcPr>
+          <w:p>
+            <w:pPr>
+              <w:spacing w:after="0"/>
+            </w:pPr>
+            <w:r>
+              <w:rPr>
+                <w:rFonts w:ascii="PingFang TC" w:hAnsi="PingFang TC"/>
+                <w:color w:val="1A1D20"/>
+                <w:sz w:val="16"/>
+              </w:rPr>
+              <w:t>約 NT$ 4,500 元</w:t>
+              <w:br/>
+              <w:t>(會計清算結餘)</w:t>
+            </w:r>
+          </w:p>
+        </w:tc>
+        <w:tc>
+          <w:tcPr>
+            <w:tcW w:type="dxa" w:w="2466"/>
+            <w:shd w:fill="FFFFFF"/>
+            <w:tcMar>
+              <w:top w:w="50" w:type="dxa"/>
+              <w:bottom w:w="50" w:type="dxa"/>
+              <w:left w:w="70" w:type="dxa"/>
+              <w:right w:w="70" w:type="dxa"/>
+            </w:tcMar>
+          </w:tcPr>
+          <w:p>
+            <w:pPr>
+              <w:spacing w:after="0"/>
+            </w:pPr>
+            <w:r>
+              <w:rPr>
+                <w:rFonts w:ascii="PingFang TC" w:hAnsi="PingFang TC"/>
+                <w:color w:val="1A1D20"/>
+                <w:sz w:val="16"/>
+              </w:rPr>
+              <w:t>A2 繳交 30,000 元，扣除公設水電攤提之結餘</w:t>
+            </w:r>
+          </w:p>
+        </w:tc>
+        <w:tc>
+          <w:tcPr>
+            <w:tcW w:type="dxa" w:w="2466"/>
+            <w:shd w:fill="FFFFFF"/>
+            <w:tcMar>
+              <w:top w:w="50" w:type="dxa"/>
+              <w:bottom w:w="50" w:type="dxa"/>
+              <w:left w:w="70" w:type="dxa"/>
+              <w:right w:w="70" w:type="dxa"/>
+            </w:tcMar>
+          </w:tcPr>
+          <w:p>
+            <w:pPr>
+              <w:spacing w:after="0"/>
+            </w:pPr>
+            <w:r>
+              <w:rPr>
+                <w:rFonts w:ascii="PingFang TC" w:hAnsi="PingFang TC"/>
+                <w:color w:val="1A1D20"/>
+                <w:sz w:val="16"/>
+              </w:rPr>
+              <w:t>經監察委員與財務委員清算後由活存專戶電匯撥付</w:t>
+            </w:r>
+          </w:p>
+        </w:tc>
+      </w:tr>
+      <w:tr>
+        <w:tc>
+          <w:tcPr>
+            <w:tcW w:type="dxa" w:w="2466"/>
+            <w:shd w:fill="FFFDF5"/>
+            <w:tcMar>
+              <w:top w:w="50" w:type="dxa"/>
+              <w:bottom w:w="50" w:type="dxa"/>
+              <w:left w:w="70" w:type="dxa"/>
+              <w:right w:w="70" w:type="dxa"/>
+            </w:tcMar>
+          </w:tcPr>
+          <w:p>
+            <w:pPr>
+              <w:spacing w:after="0"/>
+            </w:pPr>
+            <w:r>
+              <w:rPr>
+                <w:rFonts w:ascii="PingFang TC" w:hAnsi="PingFang TC"/>
+                <w:b/>
+                <w:color w:val="B8860B"/>
+                <w:sz w:val="16"/>
+              </w:rPr>
+              <w:t>合計可取回公款總額</w:t>
+            </w:r>
+          </w:p>
+        </w:tc>
+        <w:tc>
+          <w:tcPr>
+            <w:tcW w:type="dxa" w:w="2466"/>
+            <w:shd w:fill="FFFDF5"/>
+            <w:tcMar>
+              <w:top w:w="50" w:type="dxa"/>
+              <w:bottom w:w="50" w:type="dxa"/>
+              <w:left w:w="70" w:type="dxa"/>
+              <w:right w:w="70" w:type="dxa"/>
+            </w:tcMar>
+          </w:tcPr>
+          <w:p>
+            <w:pPr>
+              <w:spacing w:after="0"/>
+            </w:pPr>
+            <w:r>
+              <w:rPr>
+                <w:rFonts w:ascii="PingFang TC" w:hAnsi="PingFang TC"/>
+                <w:b/>
+                <w:color w:val="B8860B"/>
+                <w:sz w:val="16"/>
+              </w:rPr>
+              <w:t>NT$ 284,731 元整</w:t>
+            </w:r>
+          </w:p>
+        </w:tc>
+        <w:tc>
+          <w:tcPr>
+            <w:tcW w:type="dxa" w:w="2466"/>
+            <w:shd w:fill="FFFDF5"/>
+            <w:tcMar>
+              <w:top w:w="50" w:type="dxa"/>
+              <w:bottom w:w="50" w:type="dxa"/>
+              <w:left w:w="70" w:type="dxa"/>
+              <w:right w:w="70" w:type="dxa"/>
+            </w:tcMar>
+          </w:tcPr>
+          <w:p>
+            <w:pPr>
+              <w:spacing w:after="0"/>
+            </w:pPr>
+            <w:r>
+              <w:rPr>
+                <w:rFonts w:ascii="PingFang TC" w:hAnsi="PingFang TC"/>
+                <w:b/>
+                <w:color w:val="B8860B"/>
+                <w:sz w:val="16"/>
+              </w:rPr>
+              <w:t>大境獨立後之第一筆自有公共基金</w:t>
+            </w:r>
+          </w:p>
+        </w:tc>
+        <w:tc>
+          <w:tcPr>
+            <w:tcW w:type="dxa" w:w="2466"/>
+            <w:shd w:fill="FFFDF5"/>
+            <w:tcMar>
+              <w:top w:w="50" w:type="dxa"/>
+              <w:bottom w:w="50" w:type="dxa"/>
+              <w:left w:w="70" w:type="dxa"/>
+              <w:right w:w="70" w:type="dxa"/>
+            </w:tcMar>
+          </w:tcPr>
+          <w:p>
+            <w:pPr>
+              <w:spacing w:after="0"/>
+            </w:pPr>
+            <w:r>
+              <w:rPr>
+                <w:rFonts w:ascii="PingFang TC" w:hAnsi="PingFang TC"/>
+                <w:b/>
+                <w:color w:val="B8860B"/>
+                <w:sz w:val="16"/>
+              </w:rPr>
+              <w:t>開戶後一次性撥入富宇大境專戶</w:t>
             </w:r>
           </w:p>
         </w:tc>
@@ -489,78 +2311,29 @@
     </w:tbl>
     <w:p>
       <w:pPr>
-        <w:spacing w:before="0" w:after="80"/>
-      </w:pPr>
-    </w:p>
-    <w:p>
-      <w:pPr>
-        <w:keepNext/>
-        <w:spacing w:before="360" w:after="160"/>
+        <w:spacing w:before="80" w:after="20"/>
       </w:pPr>
       <w:r>
         <w:rPr>
           <w:rFonts w:ascii="PingFang TC" w:hAnsi="PingFang TC"/>
           <w:b/>
-          <w:color w:val="B8860B"/>
-          <w:sz w:val="28"/>
+          <w:color w:val="D4AF37"/>
+          <w:sz w:val="18"/>
         </w:rPr>
-        <w:t>第壹章：專案緣起與六區合併現況體檢</w:t>
+        <w:t>3.2 分割後大境 6 戶自主財務預算模型（實質負擔腰斬）</w:t>
       </w:r>
     </w:p>
     <w:p>
       <w:pPr>
-        <w:keepNext/>
-        <w:spacing w:before="240" w:after="120"/>
+        <w:spacing w:line="276" w:lineRule="auto" w:before="20" w:after="40"/>
       </w:pPr>
       <w:r>
         <w:rPr>
           <w:rFonts w:ascii="PingFang TC" w:hAnsi="PingFang TC"/>
-          <w:b/>
-          <w:color w:val="DE5814"/>
-          <w:sz w:val="23"/>
+          <w:color w:val="1A1D20"/>
+          <w:sz w:val="17"/>
         </w:rPr>
-        <w:t>1.1 社區歷史演進與六區合併背景</w:t>
-      </w:r>
-    </w:p>
-    <w:p>
-      <w:pPr>
-        <w:spacing w:line="312" w:lineRule="auto" w:before="40" w:after="80"/>
-      </w:pPr>
-      <w:r>
-        <w:rPr>
-          <w:rFonts w:ascii="PingFang TC" w:hAnsi="PingFang TC"/>
-          <w:color w:val="2D3748"/>
-          <w:sz w:val="19"/>
-        </w:rPr>
-        <w:t>富宇大地社區最初係由原「大境 (A2)、上境 (A1)、悠境 (B2)、澄境 (C2)」等 4 個獨立別墅案組合而成。至 115 年 1 月 24 日，「好境 (B1)、清境 (C1)」決議合併成立聯合管理委員會。於 115 年 4 月 18 日完成六區合併程序，並於 4 月 28 日完成組織報備，5 月 14 日獲台中市龍井區公所合法核准備查。</w:t>
-      </w:r>
-    </w:p>
-    <w:p>
-      <w:pPr>
-        <w:keepNext/>
-        <w:spacing w:before="240" w:after="120"/>
-      </w:pPr>
-      <w:r>
-        <w:rPr>
-          <w:rFonts w:ascii="PingFang TC" w:hAnsi="PingFang TC"/>
-          <w:b/>
-          <w:color w:val="DE5814"/>
-          <w:sz w:val="23"/>
-        </w:rPr>
-        <w:t>1.2 六區地緣與戶數配置失衡現況</w:t>
-      </w:r>
-    </w:p>
-    <w:p>
-      <w:pPr>
-        <w:spacing w:line="312" w:lineRule="auto" w:before="40" w:after="80"/>
-      </w:pPr>
-      <w:r>
-        <w:rPr>
-          <w:rFonts w:ascii="PingFang TC" w:hAnsi="PingFang TC"/>
-          <w:color w:val="2D3748"/>
-          <w:sz w:val="19"/>
-        </w:rPr>
-        <w:t>依據 115 年度官方地籍配置圖，全社區 241 戶分布極不均勻：</w:t>
+        <w:t>獨立成立「富宇大境管委會」後，6 戶透天別墅之維護極度單純。每戶每月管理費可自原先的 $1,000 元調降至 $400 元：</w:t>
       </w:r>
     </w:p>
     <w:tbl>
@@ -570,130 +2343,86 @@
         <w:tblLook w:firstColumn="1" w:firstRow="1" w:lastColumn="0" w:lastRow="0" w:noHBand="0" w:noVBand="1" w:val="04A0"/>
       </w:tblPr>
       <w:tblGrid>
-        <w:gridCol w:w="1928"/>
-        <w:gridCol w:w="1928"/>
-        <w:gridCol w:w="1928"/>
-        <w:gridCol w:w="1928"/>
-        <w:gridCol w:w="1928"/>
+        <w:gridCol w:w="3289"/>
+        <w:gridCol w:w="3289"/>
+        <w:gridCol w:w="3289"/>
       </w:tblGrid>
       <w:tr>
         <w:tc>
           <w:tcPr>
-            <w:tcW w:type="dxa" w:w="1928"/>
-            <w:shd w:fill="2D3748"/>
+            <w:tcW w:type="dxa" w:w="3289"/>
+            <w:shd w:fill="1A1D20"/>
             <w:tcMar>
-              <w:top w:w="100" w:type="dxa"/>
-              <w:bottom w:w="100" w:type="dxa"/>
-              <w:left w:w="100" w:type="dxa"/>
-              <w:right w:w="100" w:type="dxa"/>
+              <w:top w:w="45" w:type="dxa"/>
+              <w:bottom w:w="45" w:type="dxa"/>
+              <w:left w:w="70" w:type="dxa"/>
+              <w:right w:w="70" w:type="dxa"/>
             </w:tcMar>
-            <w:shd w:fill="1A1D20"/>
           </w:tcPr>
           <w:p>
+            <w:pPr>
+              <w:spacing w:after="0"/>
+            </w:pPr>
             <w:r>
               <w:rPr>
                 <w:rFonts w:ascii="PingFang TC" w:hAnsi="PingFang TC"/>
                 <w:b/>
                 <w:color w:val="D4AF37"/>
-                <w:sz w:val="17"/>
+                <w:sz w:val="16"/>
               </w:rPr>
-              <w:t>分區代號</w:t>
+              <w:t>收支項目</w:t>
             </w:r>
           </w:p>
         </w:tc>
         <w:tc>
           <w:tcPr>
-            <w:tcW w:type="dxa" w:w="1928"/>
-            <w:shd w:fill="2D3748"/>
+            <w:tcW w:type="dxa" w:w="3289"/>
+            <w:shd w:fill="1A1D20"/>
             <w:tcMar>
-              <w:top w:w="100" w:type="dxa"/>
-              <w:bottom w:w="100" w:type="dxa"/>
-              <w:left w:w="100" w:type="dxa"/>
-              <w:right w:w="100" w:type="dxa"/>
+              <w:top w:w="45" w:type="dxa"/>
+              <w:bottom w:w="45" w:type="dxa"/>
+              <w:left w:w="70" w:type="dxa"/>
+              <w:right w:w="70" w:type="dxa"/>
             </w:tcMar>
-            <w:shd w:fill="1A1D20"/>
           </w:tcPr>
           <w:p>
+            <w:pPr>
+              <w:spacing w:after="0"/>
+            </w:pPr>
             <w:r>
               <w:rPr>
                 <w:rFonts w:ascii="PingFang TC" w:hAnsi="PingFang TC"/>
                 <w:b/>
                 <w:color w:val="D4AF37"/>
-                <w:sz w:val="17"/>
+                <w:sz w:val="16"/>
               </w:rPr>
-              <w:t>分區名稱</w:t>
+              <w:t>每月金額 (新台幣)</w:t>
             </w:r>
           </w:p>
         </w:tc>
         <w:tc>
           <w:tcPr>
-            <w:tcW w:type="dxa" w:w="1928"/>
-            <w:shd w:fill="2D3748"/>
+            <w:tcW w:type="dxa" w:w="3289"/>
+            <w:shd w:fill="1A1D20"/>
             <w:tcMar>
-              <w:top w:w="100" w:type="dxa"/>
-              <w:bottom w:w="100" w:type="dxa"/>
-              <w:left w:w="100" w:type="dxa"/>
-              <w:right w:w="100" w:type="dxa"/>
+              <w:top w:w="45" w:type="dxa"/>
+              <w:bottom w:w="45" w:type="dxa"/>
+              <w:left w:w="70" w:type="dxa"/>
+              <w:right w:w="70" w:type="dxa"/>
             </w:tcMar>
-            <w:shd w:fill="1A1D20"/>
           </w:tcPr>
           <w:p>
+            <w:pPr>
+              <w:spacing w:after="0"/>
+            </w:pPr>
             <w:r>
               <w:rPr>
                 <w:rFonts w:ascii="PingFang TC" w:hAnsi="PingFang TC"/>
                 <w:b/>
                 <w:color w:val="D4AF37"/>
-                <w:sz w:val="17"/>
+                <w:sz w:val="16"/>
               </w:rPr>
-              <w:t>總戶數</w:t>
-            </w:r>
-          </w:p>
-        </w:tc>
-        <w:tc>
-          <w:tcPr>
-            <w:tcW w:type="dxa" w:w="1928"/>
-            <w:shd w:fill="2D3748"/>
-            <w:tcMar>
-              <w:top w:w="100" w:type="dxa"/>
-              <w:bottom w:w="100" w:type="dxa"/>
-              <w:left w:w="100" w:type="dxa"/>
-              <w:right w:w="100" w:type="dxa"/>
-            </w:tcMar>
-            <w:shd w:fill="1A1D20"/>
-          </w:tcPr>
-          <w:p>
-            <w:r>
-              <w:rPr>
-                <w:rFonts w:ascii="PingFang TC" w:hAnsi="PingFang TC"/>
-                <w:b/>
-                <w:color w:val="D4AF37"/>
-                <w:sz w:val="17"/>
-              </w:rPr>
-              <w:t>戶數佔比</w:t>
-            </w:r>
-          </w:p>
-        </w:tc>
-        <w:tc>
-          <w:tcPr>
-            <w:tcW w:type="dxa" w:w="1928"/>
-            <w:shd w:fill="2D3748"/>
-            <w:tcMar>
-              <w:top w:w="100" w:type="dxa"/>
-              <w:bottom w:w="100" w:type="dxa"/>
-              <w:left w:w="100" w:type="dxa"/>
-              <w:right w:w="100" w:type="dxa"/>
-            </w:tcMar>
-            <w:shd w:fill="1A1D20"/>
-          </w:tcPr>
-          <w:p>
-            <w:r>
-              <w:rPr>
-                <w:rFonts w:ascii="PingFang TC" w:hAnsi="PingFang TC"/>
-                <w:b/>
-                <w:color w:val="D4AF37"/>
-                <w:sz w:val="17"/>
-              </w:rPr>
-              <w:t>地理出入與共用特徵</w:t>
+              <w:t>年度金額 (新台幣) / 說明</w:t>
             </w:r>
           </w:p>
         </w:tc>
@@ -701,118 +2430,76 @@
       <w:tr>
         <w:tc>
           <w:tcPr>
-            <w:tcW w:type="dxa" w:w="1928"/>
+            <w:tcW w:type="dxa" w:w="3289"/>
             <w:shd w:fill="FFFFFF"/>
             <w:tcMar>
-              <w:top w:w="80" w:type="dxa"/>
-              <w:bottom w:w="80" w:type="dxa"/>
-              <w:left w:w="100" w:type="dxa"/>
-              <w:right w:w="100" w:type="dxa"/>
+              <w:top w:w="45" w:type="dxa"/>
+              <w:bottom w:w="45" w:type="dxa"/>
+              <w:left w:w="70" w:type="dxa"/>
+              <w:right w:w="70" w:type="dxa"/>
             </w:tcMar>
-            <w:shd w:fill="FFFDF5"/>
           </w:tcPr>
           <w:p>
+            <w:pPr>
+              <w:spacing w:after="0"/>
+            </w:pPr>
             <w:r>
               <w:rPr>
                 <w:rFonts w:ascii="PingFang TC" w:hAnsi="PingFang TC"/>
-                <w:b/>
-                <w:color w:val="A83212"/>
-                <w:sz w:val="17"/>
+                <w:color w:val="1A1D20"/>
+                <w:sz w:val="16"/>
               </w:rPr>
-              <w:t>A2 區</w:t>
+              <w:t>管理費收入 (以每戶 $400 計算)</w:t>
             </w:r>
           </w:p>
         </w:tc>
         <w:tc>
           <w:tcPr>
-            <w:tcW w:type="dxa" w:w="1928"/>
+            <w:tcW w:type="dxa" w:w="3289"/>
             <w:shd w:fill="FFFFFF"/>
             <w:tcMar>
-              <w:top w:w="80" w:type="dxa"/>
-              <w:bottom w:w="80" w:type="dxa"/>
-              <w:left w:w="100" w:type="dxa"/>
-              <w:right w:w="100" w:type="dxa"/>
+              <w:top w:w="45" w:type="dxa"/>
+              <w:bottom w:w="45" w:type="dxa"/>
+              <w:left w:w="70" w:type="dxa"/>
+              <w:right w:w="70" w:type="dxa"/>
             </w:tcMar>
-            <w:shd w:fill="FFFDF5"/>
           </w:tcPr>
           <w:p>
+            <w:pPr>
+              <w:spacing w:after="0"/>
+            </w:pPr>
             <w:r>
               <w:rPr>
                 <w:rFonts w:ascii="PingFang TC" w:hAnsi="PingFang TC"/>
-                <w:b/>
-                <w:color w:val="2D3748"/>
-                <w:sz w:val="17"/>
+                <w:color w:val="1A1D20"/>
+                <w:sz w:val="16"/>
               </w:rPr>
-              <w:t>富宇大境 (本專案)</w:t>
+              <w:t>+ NT$ 2,400 元</w:t>
             </w:r>
           </w:p>
         </w:tc>
         <w:tc>
           <w:tcPr>
-            <w:tcW w:type="dxa" w:w="1928"/>
+            <w:tcW w:type="dxa" w:w="3289"/>
             <w:shd w:fill="FFFFFF"/>
             <w:tcMar>
-              <w:top w:w="80" w:type="dxa"/>
-              <w:bottom w:w="80" w:type="dxa"/>
-              <w:left w:w="100" w:type="dxa"/>
-              <w:right w:w="100" w:type="dxa"/>
+              <w:top w:w="45" w:type="dxa"/>
+              <w:bottom w:w="45" w:type="dxa"/>
+              <w:left w:w="70" w:type="dxa"/>
+              <w:right w:w="70" w:type="dxa"/>
             </w:tcMar>
-            <w:shd w:fill="FFFDF5"/>
           </w:tcPr>
           <w:p>
+            <w:pPr>
+              <w:spacing w:after="0"/>
+            </w:pPr>
             <w:r>
               <w:rPr>
                 <w:rFonts w:ascii="PingFang TC" w:hAnsi="PingFang TC"/>
-                <w:color w:val="2D3748"/>
-                <w:sz w:val="17"/>
+                <w:color w:val="1A1D20"/>
+                <w:sz w:val="16"/>
               </w:rPr>
-              <w:t>6 戶</w:t>
-            </w:r>
-          </w:p>
-        </w:tc>
-        <w:tc>
-          <w:tcPr>
-            <w:tcW w:type="dxa" w:w="1928"/>
-            <w:shd w:fill="FFFFFF"/>
-            <w:tcMar>
-              <w:top w:w="80" w:type="dxa"/>
-              <w:bottom w:w="80" w:type="dxa"/>
-              <w:left w:w="100" w:type="dxa"/>
-              <w:right w:w="100" w:type="dxa"/>
-            </w:tcMar>
-            <w:shd w:fill="FFFDF5"/>
-          </w:tcPr>
-          <w:p>
-            <w:r>
-              <w:rPr>
-                <w:rFonts w:ascii="PingFang TC" w:hAnsi="PingFang TC"/>
-                <w:color w:val="2D3748"/>
-                <w:sz w:val="17"/>
-              </w:rPr>
-              <w:t>2.49%</w:t>
-            </w:r>
-          </w:p>
-        </w:tc>
-        <w:tc>
-          <w:tcPr>
-            <w:tcW w:type="dxa" w:w="1928"/>
-            <w:shd w:fill="FFFFFF"/>
-            <w:tcMar>
-              <w:top w:w="80" w:type="dxa"/>
-              <w:bottom w:w="80" w:type="dxa"/>
-              <w:left w:w="100" w:type="dxa"/>
-              <w:right w:w="100" w:type="dxa"/>
-            </w:tcMar>
-            <w:shd w:fill="FFFDF5"/>
-          </w:tcPr>
-          <w:p>
-            <w:r>
-              <w:rPr>
-                <w:rFonts w:ascii="PingFang TC" w:hAnsi="PingFang TC"/>
-                <w:color w:val="2D3748"/>
-                <w:sz w:val="17"/>
-              </w:rPr>
-              <w:t>面臨龍社路公有道路，獨立出入，完全不經過社區巷道</w:t>
+              <w:t>+ NT$ 28,800 元 (6 戶全收，負擔大幅減輕 60%)</w:t>
             </w:r>
           </w:p>
         </w:tc>
@@ -820,118 +2507,76 @@
       <w:tr>
         <w:tc>
           <w:tcPr>
-            <w:tcW w:type="dxa" w:w="1928"/>
-            <w:shd w:fill="F8FAFC"/>
+            <w:tcW w:type="dxa" w:w="3289"/>
+            <w:shd w:fill="FAF8F2"/>
             <w:tcMar>
-              <w:top w:w="80" w:type="dxa"/>
-              <w:bottom w:w="80" w:type="dxa"/>
-              <w:left w:w="100" w:type="dxa"/>
-              <w:right w:w="100" w:type="dxa"/>
+              <w:top w:w="45" w:type="dxa"/>
+              <w:bottom w:w="45" w:type="dxa"/>
+              <w:left w:w="70" w:type="dxa"/>
+              <w:right w:w="70" w:type="dxa"/>
             </w:tcMar>
-            <w:shd w:fill="FAF8F2"/>
           </w:tcPr>
           <w:p>
+            <w:pPr>
+              <w:spacing w:after="0"/>
+            </w:pPr>
             <w:r>
               <w:rPr>
                 <w:rFonts w:ascii="PingFang TC" w:hAnsi="PingFang TC"/>
-                <w:b/>
-                <w:color w:val="2D3748"/>
-                <w:sz w:val="17"/>
+                <w:color w:val="1A1D20"/>
+                <w:sz w:val="16"/>
               </w:rPr>
-              <w:t>A1 區</w:t>
+              <w:t>公共路燈與設施用電 (台電分攤)</w:t>
             </w:r>
           </w:p>
         </w:tc>
         <w:tc>
           <w:tcPr>
-            <w:tcW w:type="dxa" w:w="1928"/>
-            <w:shd w:fill="F8FAFC"/>
+            <w:tcW w:type="dxa" w:w="3289"/>
+            <w:shd w:fill="FAF8F2"/>
             <w:tcMar>
-              <w:top w:w="80" w:type="dxa"/>
-              <w:bottom w:w="80" w:type="dxa"/>
-              <w:left w:w="100" w:type="dxa"/>
-              <w:right w:w="100" w:type="dxa"/>
+              <w:top w:w="45" w:type="dxa"/>
+              <w:bottom w:w="45" w:type="dxa"/>
+              <w:left w:w="70" w:type="dxa"/>
+              <w:right w:w="70" w:type="dxa"/>
             </w:tcMar>
-            <w:shd w:fill="FAF8F2"/>
           </w:tcPr>
           <w:p>
+            <w:pPr>
+              <w:spacing w:after="0"/>
+            </w:pPr>
             <w:r>
               <w:rPr>
                 <w:rFonts w:ascii="PingFang TC" w:hAnsi="PingFang TC"/>
-                <w:b/>
-                <w:color w:val="2D3748"/>
-                <w:sz w:val="17"/>
+                <w:color w:val="1A1D20"/>
+                <w:sz w:val="16"/>
               </w:rPr>
-              <w:t>富宇上境</w:t>
+              <w:t>- NT$ 400 元</w:t>
             </w:r>
           </w:p>
         </w:tc>
         <w:tc>
           <w:tcPr>
-            <w:tcW w:type="dxa" w:w="1928"/>
-            <w:shd w:fill="F8FAFC"/>
+            <w:tcW w:type="dxa" w:w="3289"/>
+            <w:shd w:fill="FAF8F2"/>
             <w:tcMar>
-              <w:top w:w="80" w:type="dxa"/>
-              <w:bottom w:w="80" w:type="dxa"/>
-              <w:left w:w="100" w:type="dxa"/>
-              <w:right w:w="100" w:type="dxa"/>
+              <w:top w:w="45" w:type="dxa"/>
+              <w:bottom w:w="45" w:type="dxa"/>
+              <w:left w:w="70" w:type="dxa"/>
+              <w:right w:w="70" w:type="dxa"/>
             </w:tcMar>
-            <w:shd w:fill="FAF8F2"/>
           </w:tcPr>
           <w:p>
+            <w:pPr>
+              <w:spacing w:after="0"/>
+            </w:pPr>
             <w:r>
               <w:rPr>
                 <w:rFonts w:ascii="PingFang TC" w:hAnsi="PingFang TC"/>
-                <w:color w:val="2D3748"/>
-                <w:sz w:val="17"/>
+                <w:color w:val="1A1D20"/>
+                <w:sz w:val="16"/>
               </w:rPr>
-              <w:t>13 戶</w:t>
-            </w:r>
-          </w:p>
-        </w:tc>
-        <w:tc>
-          <w:tcPr>
-            <w:tcW w:type="dxa" w:w="1928"/>
-            <w:shd w:fill="F8FAFC"/>
-            <w:tcMar>
-              <w:top w:w="80" w:type="dxa"/>
-              <w:bottom w:w="80" w:type="dxa"/>
-              <w:left w:w="100" w:type="dxa"/>
-              <w:right w:w="100" w:type="dxa"/>
-            </w:tcMar>
-            <w:shd w:fill="FAF8F2"/>
-          </w:tcPr>
-          <w:p>
-            <w:r>
-              <w:rPr>
-                <w:rFonts w:ascii="PingFang TC" w:hAnsi="PingFang TC"/>
-                <w:color w:val="2D3748"/>
-                <w:sz w:val="17"/>
-              </w:rPr>
-              <w:t>5.39%</w:t>
-            </w:r>
-          </w:p>
-        </w:tc>
-        <w:tc>
-          <w:tcPr>
-            <w:tcW w:type="dxa" w:w="1928"/>
-            <w:shd w:fill="F8FAFC"/>
-            <w:tcMar>
-              <w:top w:w="80" w:type="dxa"/>
-              <w:bottom w:w="80" w:type="dxa"/>
-              <w:left w:w="100" w:type="dxa"/>
-              <w:right w:w="100" w:type="dxa"/>
-            </w:tcMar>
-            <w:shd w:fill="FAF8F2"/>
-          </w:tcPr>
-          <w:p>
-            <w:r>
-              <w:rPr>
-                <w:rFonts w:ascii="PingFang TC" w:hAnsi="PingFang TC"/>
-                <w:color w:val="2D3748"/>
-                <w:sz w:val="17"/>
-              </w:rPr>
-              <w:t>面臨龍社路公有道路，獨立出入</w:t>
+              <w:t>- NT$ 4,800 元 (僅門前路燈與局部公電)</w:t>
             </w:r>
           </w:p>
         </w:tc>
@@ -939,118 +2584,76 @@
       <w:tr>
         <w:tc>
           <w:tcPr>
-            <w:tcW w:type="dxa" w:w="1928"/>
+            <w:tcW w:type="dxa" w:w="3289"/>
             <w:shd w:fill="FFFFFF"/>
             <w:tcMar>
-              <w:top w:w="80" w:type="dxa"/>
-              <w:bottom w:w="80" w:type="dxa"/>
-              <w:left w:w="100" w:type="dxa"/>
-              <w:right w:w="100" w:type="dxa"/>
+              <w:top w:w="45" w:type="dxa"/>
+              <w:bottom w:w="45" w:type="dxa"/>
+              <w:left w:w="70" w:type="dxa"/>
+              <w:right w:w="70" w:type="dxa"/>
             </w:tcMar>
-            <w:shd w:fill="FFFDF5"/>
           </w:tcPr>
           <w:p>
+            <w:pPr>
+              <w:spacing w:after="0"/>
+            </w:pPr>
             <w:r>
               <w:rPr>
                 <w:rFonts w:ascii="PingFang TC" w:hAnsi="PingFang TC"/>
-                <w:b/>
-                <w:color w:val="2D3748"/>
-                <w:sz w:val="17"/>
+                <w:color w:val="1A1D20"/>
+                <w:sz w:val="16"/>
               </w:rPr>
-              <w:t>B1 區</w:t>
+              <w:t>行政雜支與開戶規費</w:t>
             </w:r>
           </w:p>
         </w:tc>
         <w:tc>
           <w:tcPr>
-            <w:tcW w:type="dxa" w:w="1928"/>
+            <w:tcW w:type="dxa" w:w="3289"/>
             <w:shd w:fill="FFFFFF"/>
             <w:tcMar>
-              <w:top w:w="80" w:type="dxa"/>
-              <w:bottom w:w="80" w:type="dxa"/>
-              <w:left w:w="100" w:type="dxa"/>
-              <w:right w:w="100" w:type="dxa"/>
+              <w:top w:w="45" w:type="dxa"/>
+              <w:bottom w:w="45" w:type="dxa"/>
+              <w:left w:w="70" w:type="dxa"/>
+              <w:right w:w="70" w:type="dxa"/>
             </w:tcMar>
-            <w:shd w:fill="FFFDF5"/>
           </w:tcPr>
           <w:p>
+            <w:pPr>
+              <w:spacing w:after="0"/>
+            </w:pPr>
             <w:r>
               <w:rPr>
                 <w:rFonts w:ascii="PingFang TC" w:hAnsi="PingFang TC"/>
-                <w:b/>
-                <w:color w:val="2D3748"/>
-                <w:sz w:val="17"/>
+                <w:color w:val="1A1D20"/>
+                <w:sz w:val="16"/>
               </w:rPr>
-              <w:t>富宇好境</w:t>
+              <w:t>- NT$ 200 元</w:t>
             </w:r>
           </w:p>
         </w:tc>
         <w:tc>
           <w:tcPr>
-            <w:tcW w:type="dxa" w:w="1928"/>
+            <w:tcW w:type="dxa" w:w="3289"/>
             <w:shd w:fill="FFFFFF"/>
             <w:tcMar>
-              <w:top w:w="80" w:type="dxa"/>
-              <w:bottom w:w="80" w:type="dxa"/>
-              <w:left w:w="100" w:type="dxa"/>
-              <w:right w:w="100" w:type="dxa"/>
+              <w:top w:w="45" w:type="dxa"/>
+              <w:bottom w:w="45" w:type="dxa"/>
+              <w:left w:w="70" w:type="dxa"/>
+              <w:right w:w="70" w:type="dxa"/>
             </w:tcMar>
-            <w:shd w:fill="FFFDF5"/>
           </w:tcPr>
           <w:p>
+            <w:pPr>
+              <w:spacing w:after="0"/>
+            </w:pPr>
             <w:r>
               <w:rPr>
                 <w:rFonts w:ascii="PingFang TC" w:hAnsi="PingFang TC"/>
-                <w:color w:val="2D3748"/>
-                <w:sz w:val="17"/>
+                <w:color w:val="1A1D20"/>
+                <w:sz w:val="16"/>
               </w:rPr>
-              <w:t>42 戶</w:t>
-            </w:r>
-          </w:p>
-        </w:tc>
-        <w:tc>
-          <w:tcPr>
-            <w:tcW w:type="dxa" w:w="1928"/>
-            <w:shd w:fill="FFFFFF"/>
-            <w:tcMar>
-              <w:top w:w="80" w:type="dxa"/>
-              <w:bottom w:w="80" w:type="dxa"/>
-              <w:left w:w="100" w:type="dxa"/>
-              <w:right w:w="100" w:type="dxa"/>
-            </w:tcMar>
-            <w:shd w:fill="FFFDF5"/>
-          </w:tcPr>
-          <w:p>
-            <w:r>
-              <w:rPr>
-                <w:rFonts w:ascii="PingFang TC" w:hAnsi="PingFang TC"/>
-                <w:color w:val="2D3748"/>
-                <w:sz w:val="17"/>
-              </w:rPr>
-              <w:t>17.43%</w:t>
-            </w:r>
-          </w:p>
-        </w:tc>
-        <w:tc>
-          <w:tcPr>
-            <w:tcW w:type="dxa" w:w="1928"/>
-            <w:shd w:fill="FFFFFF"/>
-            <w:tcMar>
-              <w:top w:w="80" w:type="dxa"/>
-              <w:bottom w:w="80" w:type="dxa"/>
-              <w:left w:w="100" w:type="dxa"/>
-              <w:right w:w="100" w:type="dxa"/>
-            </w:tcMar>
-            <w:shd w:fill="FFFDF5"/>
-          </w:tcPr>
-          <w:p>
-            <w:r>
-              <w:rPr>
-                <w:rFonts w:ascii="PingFang TC" w:hAnsi="PingFang TC"/>
-                <w:color w:val="2D3748"/>
-                <w:sz w:val="17"/>
-              </w:rPr>
-              <w:t>經由龍社路內部私設巷道進出，高度共用巷道與環保室</w:t>
+              <w:t>- NT$ 2,400 元 (文具、郵資、印鑑保管)</w:t>
             </w:r>
           </w:p>
         </w:tc>
@@ -1058,118 +2661,76 @@
       <w:tr>
         <w:tc>
           <w:tcPr>
-            <w:tcW w:type="dxa" w:w="1928"/>
-            <w:shd w:fill="F8FAFC"/>
+            <w:tcW w:type="dxa" w:w="3289"/>
+            <w:shd w:fill="FAF8F2"/>
             <w:tcMar>
-              <w:top w:w="80" w:type="dxa"/>
-              <w:bottom w:w="80" w:type="dxa"/>
-              <w:left w:w="100" w:type="dxa"/>
-              <w:right w:w="100" w:type="dxa"/>
+              <w:top w:w="45" w:type="dxa"/>
+              <w:bottom w:w="45" w:type="dxa"/>
+              <w:left w:w="70" w:type="dxa"/>
+              <w:right w:w="70" w:type="dxa"/>
             </w:tcMar>
-            <w:shd w:fill="FAF8F2"/>
           </w:tcPr>
           <w:p>
+            <w:pPr>
+              <w:spacing w:after="0"/>
+            </w:pPr>
             <w:r>
               <w:rPr>
                 <w:rFonts w:ascii="PingFang TC" w:hAnsi="PingFang TC"/>
-                <w:b/>
-                <w:color w:val="2D3748"/>
-                <w:sz w:val="17"/>
+                <w:color w:val="1A1D20"/>
+                <w:sz w:val="16"/>
               </w:rPr>
-              <w:t>B2 區</w:t>
+              <w:t>垃圾清運支出</w:t>
             </w:r>
           </w:p>
         </w:tc>
         <w:tc>
           <w:tcPr>
-            <w:tcW w:type="dxa" w:w="1928"/>
-            <w:shd w:fill="F8FAFC"/>
+            <w:tcW w:type="dxa" w:w="3289"/>
+            <w:shd w:fill="FAF8F2"/>
             <w:tcMar>
-              <w:top w:w="80" w:type="dxa"/>
-              <w:bottom w:w="80" w:type="dxa"/>
-              <w:left w:w="100" w:type="dxa"/>
-              <w:right w:w="100" w:type="dxa"/>
+              <w:top w:w="45" w:type="dxa"/>
+              <w:bottom w:w="45" w:type="dxa"/>
+              <w:left w:w="70" w:type="dxa"/>
+              <w:right w:w="70" w:type="dxa"/>
             </w:tcMar>
-            <w:shd w:fill="FAF8F2"/>
           </w:tcPr>
           <w:p>
+            <w:pPr>
+              <w:spacing w:after="0"/>
+            </w:pPr>
             <w:r>
               <w:rPr>
                 <w:rFonts w:ascii="PingFang TC" w:hAnsi="PingFang TC"/>
-                <w:b/>
-                <w:color w:val="2D3748"/>
-                <w:sz w:val="17"/>
+                <w:color w:val="1A1D20"/>
+                <w:sz w:val="16"/>
               </w:rPr>
-              <w:t>富宇悠境</w:t>
+              <w:t>NT$ 0 元</w:t>
             </w:r>
           </w:p>
         </w:tc>
         <w:tc>
           <w:tcPr>
-            <w:tcW w:type="dxa" w:w="1928"/>
-            <w:shd w:fill="F8FAFC"/>
+            <w:tcW w:type="dxa" w:w="3289"/>
+            <w:shd w:fill="FAF8F2"/>
             <w:tcMar>
-              <w:top w:w="80" w:type="dxa"/>
-              <w:bottom w:w="80" w:type="dxa"/>
-              <w:left w:w="100" w:type="dxa"/>
-              <w:right w:w="100" w:type="dxa"/>
+              <w:top w:w="45" w:type="dxa"/>
+              <w:bottom w:w="45" w:type="dxa"/>
+              <w:left w:w="70" w:type="dxa"/>
+              <w:right w:w="70" w:type="dxa"/>
             </w:tcMar>
-            <w:shd w:fill="FAF8F2"/>
           </w:tcPr>
           <w:p>
+            <w:pPr>
+              <w:spacing w:after="0"/>
+            </w:pPr>
             <w:r>
               <w:rPr>
                 <w:rFonts w:ascii="PingFang TC" w:hAnsi="PingFang TC"/>
-                <w:color w:val="2D3748"/>
-                <w:sz w:val="17"/>
+                <w:color w:val="1A1D20"/>
+                <w:sz w:val="16"/>
               </w:rPr>
-              <w:t>55 戶</w:t>
-            </w:r>
-          </w:p>
-        </w:tc>
-        <w:tc>
-          <w:tcPr>
-            <w:tcW w:type="dxa" w:w="1928"/>
-            <w:shd w:fill="F8FAFC"/>
-            <w:tcMar>
-              <w:top w:w="80" w:type="dxa"/>
-              <w:bottom w:w="80" w:type="dxa"/>
-              <w:left w:w="100" w:type="dxa"/>
-              <w:right w:w="100" w:type="dxa"/>
-            </w:tcMar>
-            <w:shd w:fill="FAF8F2"/>
-          </w:tcPr>
-          <w:p>
-            <w:r>
-              <w:rPr>
-                <w:rFonts w:ascii="PingFang TC" w:hAnsi="PingFang TC"/>
-                <w:color w:val="2D3748"/>
-                <w:sz w:val="17"/>
-              </w:rPr>
-              <w:t>22.82%</w:t>
-            </w:r>
-          </w:p>
-        </w:tc>
-        <w:tc>
-          <w:tcPr>
-            <w:tcW w:type="dxa" w:w="1928"/>
-            <w:shd w:fill="F8FAFC"/>
-            <w:tcMar>
-              <w:top w:w="80" w:type="dxa"/>
-              <w:bottom w:w="80" w:type="dxa"/>
-              <w:left w:w="100" w:type="dxa"/>
-              <w:right w:w="100" w:type="dxa"/>
-            </w:tcMar>
-            <w:shd w:fill="FAF8F2"/>
-          </w:tcPr>
-          <w:p>
-            <w:r>
-              <w:rPr>
-                <w:rFonts w:ascii="PingFang TC" w:hAnsi="PingFang TC"/>
-                <w:color w:val="2D3748"/>
-                <w:sz w:val="17"/>
-              </w:rPr>
-              <w:t>經由龍社路內部私設巷道進出，深處社區</w:t>
+              <w:t>NT$ 0 元 (住戶自行門前等市府公車型垃圾車，完全免花費)</w:t>
             </w:r>
           </w:p>
         </w:tc>
@@ -1177,350 +2738,532 @@
       <w:tr>
         <w:tc>
           <w:tcPr>
-            <w:tcW w:type="dxa" w:w="1928"/>
-            <w:shd w:fill="FFFFFF"/>
+            <w:tcW w:type="dxa" w:w="3289"/>
+            <w:shd w:fill="FFFDF5"/>
             <w:tcMar>
-              <w:top w:w="80" w:type="dxa"/>
-              <w:bottom w:w="80" w:type="dxa"/>
-              <w:left w:w="100" w:type="dxa"/>
-              <w:right w:w="100" w:type="dxa"/>
+              <w:top w:w="45" w:type="dxa"/>
+              <w:bottom w:w="45" w:type="dxa"/>
+              <w:left w:w="70" w:type="dxa"/>
+              <w:right w:w="70" w:type="dxa"/>
             </w:tcMar>
-            <w:shd w:fill="FFFDF5"/>
           </w:tcPr>
           <w:p>
+            <w:pPr>
+              <w:spacing w:after="0"/>
+            </w:pPr>
             <w:r>
               <w:rPr>
                 <w:rFonts w:ascii="PingFang TC" w:hAnsi="PingFang TC"/>
                 <w:b/>
-                <w:color w:val="2D3748"/>
-                <w:sz w:val="17"/>
+                <w:color w:val="B8860B"/>
+                <w:sz w:val="16"/>
               </w:rPr>
-              <w:t>C1 區</w:t>
+              <w:t>每月常態盈餘 / 儲備金</w:t>
             </w:r>
           </w:p>
         </w:tc>
         <w:tc>
           <w:tcPr>
-            <w:tcW w:type="dxa" w:w="1928"/>
-            <w:shd w:fill="FFFFFF"/>
+            <w:tcW w:type="dxa" w:w="3289"/>
+            <w:shd w:fill="FFFDF5"/>
             <w:tcMar>
-              <w:top w:w="80" w:type="dxa"/>
-              <w:bottom w:w="80" w:type="dxa"/>
-              <w:left w:w="100" w:type="dxa"/>
-              <w:right w:w="100" w:type="dxa"/>
+              <w:top w:w="45" w:type="dxa"/>
+              <w:bottom w:w="45" w:type="dxa"/>
+              <w:left w:w="70" w:type="dxa"/>
+              <w:right w:w="70" w:type="dxa"/>
             </w:tcMar>
-            <w:shd w:fill="FFFDF5"/>
           </w:tcPr>
           <w:p>
+            <w:pPr>
+              <w:spacing w:after="0"/>
+            </w:pPr>
             <w:r>
               <w:rPr>
                 <w:rFonts w:ascii="PingFang TC" w:hAnsi="PingFang TC"/>
                 <w:b/>
-                <w:color w:val="2D3748"/>
-                <w:sz w:val="17"/>
+                <w:color w:val="B8860B"/>
+                <w:sz w:val="16"/>
               </w:rPr>
-              <w:t>富宇清境</w:t>
+              <w:t>+ NT$ 1,800 元</w:t>
             </w:r>
           </w:p>
         </w:tc>
         <w:tc>
           <w:tcPr>
-            <w:tcW w:type="dxa" w:w="1928"/>
-            <w:shd w:fill="FFFFFF"/>
+            <w:tcW w:type="dxa" w:w="3289"/>
+            <w:shd w:fill="FFFDF5"/>
             <w:tcMar>
-              <w:top w:w="80" w:type="dxa"/>
-              <w:bottom w:w="80" w:type="dxa"/>
-              <w:left w:w="100" w:type="dxa"/>
-              <w:right w:w="100" w:type="dxa"/>
+              <w:top w:w="45" w:type="dxa"/>
+              <w:bottom w:w="45" w:type="dxa"/>
+              <w:left w:w="70" w:type="dxa"/>
+              <w:right w:w="70" w:type="dxa"/>
             </w:tcMar>
-            <w:shd w:fill="FFFDF5"/>
           </w:tcPr>
           <w:p>
-            <w:r>
-              <w:rPr>
-                <w:rFonts w:ascii="PingFang TC" w:hAnsi="PingFang TC"/>
-                <w:color w:val="2D3748"/>
-                <w:sz w:val="17"/>
-              </w:rPr>
-              <w:t>66 戶</w:t>
-            </w:r>
-          </w:p>
-        </w:tc>
-        <w:tc>
-          <w:tcPr>
-            <w:tcW w:type="dxa" w:w="1928"/>
-            <w:shd w:fill="FFFFFF"/>
-            <w:tcMar>
-              <w:top w:w="80" w:type="dxa"/>
-              <w:bottom w:w="80" w:type="dxa"/>
-              <w:left w:w="100" w:type="dxa"/>
-              <w:right w:w="100" w:type="dxa"/>
-            </w:tcMar>
-            <w:shd w:fill="FFFDF5"/>
-          </w:tcPr>
-          <w:p>
-            <w:r>
-              <w:rPr>
-                <w:rFonts w:ascii="PingFang TC" w:hAnsi="PingFang TC"/>
-                <w:color w:val="2D3748"/>
-                <w:sz w:val="17"/>
-              </w:rPr>
-              <w:t>27.39%</w:t>
-            </w:r>
-          </w:p>
-        </w:tc>
-        <w:tc>
-          <w:tcPr>
-            <w:tcW w:type="dxa" w:w="1928"/>
-            <w:shd w:fill="FFFFFF"/>
-            <w:tcMar>
-              <w:top w:w="80" w:type="dxa"/>
-              <w:bottom w:w="80" w:type="dxa"/>
-              <w:left w:w="100" w:type="dxa"/>
-              <w:right w:w="100" w:type="dxa"/>
-            </w:tcMar>
-            <w:shd w:fill="FFFDF5"/>
-          </w:tcPr>
-          <w:p>
-            <w:r>
-              <w:rPr>
-                <w:rFonts w:ascii="PingFang TC" w:hAnsi="PingFang TC"/>
-                <w:color w:val="2D3748"/>
-                <w:sz w:val="17"/>
-              </w:rPr>
-              <w:t>經由龍社路 642 巷內部巷道進出，最大戶數聚落</w:t>
-            </w:r>
-          </w:p>
-        </w:tc>
-      </w:tr>
-      <w:tr>
-        <w:tc>
-          <w:tcPr>
-            <w:tcW w:type="dxa" w:w="1928"/>
-            <w:shd w:fill="F8FAFC"/>
-            <w:tcMar>
-              <w:top w:w="80" w:type="dxa"/>
-              <w:bottom w:w="80" w:type="dxa"/>
-              <w:left w:w="100" w:type="dxa"/>
-              <w:right w:w="100" w:type="dxa"/>
-            </w:tcMar>
-            <w:shd w:fill="FAF8F2"/>
-          </w:tcPr>
-          <w:p>
+            <w:pPr>
+              <w:spacing w:after="0"/>
+            </w:pPr>
             <w:r>
               <w:rPr>
                 <w:rFonts w:ascii="PingFang TC" w:hAnsi="PingFang TC"/>
                 <w:b/>
-                <w:color w:val="2D3748"/>
-                <w:sz w:val="17"/>
+                <w:color w:val="B8860B"/>
+                <w:sz w:val="16"/>
               </w:rPr>
-              <w:t>C2 區</w:t>
-            </w:r>
-          </w:p>
-        </w:tc>
-        <w:tc>
-          <w:tcPr>
-            <w:tcW w:type="dxa" w:w="1928"/>
-            <w:shd w:fill="F8FAFC"/>
-            <w:tcMar>
-              <w:top w:w="80" w:type="dxa"/>
-              <w:bottom w:w="80" w:type="dxa"/>
-              <w:left w:w="100" w:type="dxa"/>
-              <w:right w:w="100" w:type="dxa"/>
-            </w:tcMar>
-            <w:shd w:fill="FAF8F2"/>
-          </w:tcPr>
-          <w:p>
-            <w:r>
-              <w:rPr>
-                <w:rFonts w:ascii="PingFang TC" w:hAnsi="PingFang TC"/>
-                <w:b/>
-                <w:color w:val="2D3748"/>
-                <w:sz w:val="17"/>
-              </w:rPr>
-              <w:t>富宇澄境</w:t>
-            </w:r>
-          </w:p>
-        </w:tc>
-        <w:tc>
-          <w:tcPr>
-            <w:tcW w:type="dxa" w:w="1928"/>
-            <w:shd w:fill="F8FAFC"/>
-            <w:tcMar>
-              <w:top w:w="80" w:type="dxa"/>
-              <w:bottom w:w="80" w:type="dxa"/>
-              <w:left w:w="100" w:type="dxa"/>
-              <w:right w:w="100" w:type="dxa"/>
-            </w:tcMar>
-            <w:shd w:fill="FAF8F2"/>
-          </w:tcPr>
-          <w:p>
-            <w:r>
-              <w:rPr>
-                <w:rFonts w:ascii="PingFang TC" w:hAnsi="PingFang TC"/>
-                <w:color w:val="2D3748"/>
-                <w:sz w:val="17"/>
-              </w:rPr>
-              <w:t>59 戶</w:t>
-            </w:r>
-          </w:p>
-        </w:tc>
-        <w:tc>
-          <w:tcPr>
-            <w:tcW w:type="dxa" w:w="1928"/>
-            <w:shd w:fill="F8FAFC"/>
-            <w:tcMar>
-              <w:top w:w="80" w:type="dxa"/>
-              <w:bottom w:w="80" w:type="dxa"/>
-              <w:left w:w="100" w:type="dxa"/>
-              <w:right w:w="100" w:type="dxa"/>
-            </w:tcMar>
-            <w:shd w:fill="FAF8F2"/>
-          </w:tcPr>
-          <w:p>
-            <w:r>
-              <w:rPr>
-                <w:rFonts w:ascii="PingFang TC" w:hAnsi="PingFang TC"/>
-                <w:color w:val="2D3748"/>
-                <w:sz w:val="17"/>
-              </w:rPr>
-              <w:t>24.48%</w:t>
-            </w:r>
-          </w:p>
-        </w:tc>
-        <w:tc>
-          <w:tcPr>
-            <w:tcW w:type="dxa" w:w="1928"/>
-            <w:shd w:fill="F8FAFC"/>
-            <w:tcMar>
-              <w:top w:w="80" w:type="dxa"/>
-              <w:bottom w:w="80" w:type="dxa"/>
-              <w:left w:w="100" w:type="dxa"/>
-              <w:right w:w="100" w:type="dxa"/>
-            </w:tcMar>
-            <w:shd w:fill="FAF8F2"/>
-          </w:tcPr>
-          <w:p>
-            <w:r>
-              <w:rPr>
-                <w:rFonts w:ascii="PingFang TC" w:hAnsi="PingFang TC"/>
-                <w:color w:val="2D3748"/>
-                <w:sz w:val="17"/>
-              </w:rPr>
-              <w:t>經由龍社路 642、646 巷進出，內部大型聚落</w:t>
+              <w:t>+ NT$ 21,600 元 (轉入定存滾存，手頭更有 28 萬老本！)</w:t>
             </w:r>
           </w:p>
         </w:tc>
       </w:tr>
     </w:tbl>
     <w:p>
-      <w:pPr>
-        <w:keepNext/>
-        <w:spacing w:before="240" w:after="120"/>
-      </w:pPr>
       <w:r>
-        <w:rPr>
-          <w:rFonts w:ascii="PingFang TC" w:hAnsi="PingFang TC"/>
-          <w:b/>
-          <w:color w:val="DE5814"/>
-          <w:sz w:val="23"/>
-        </w:rPr>
-        <w:t>1.3 A2 大境現行「利益嚴重不對等」財務困境</w:t>
+        <w:br w:type="page"/>
       </w:r>
     </w:p>
     <w:p>
       <w:pPr>
-        <w:spacing w:line="312" w:lineRule="auto" w:before="40" w:after="80"/>
-      </w:pPr>
-      <w:r>
-        <w:rPr>
-          <w:rFonts w:ascii="PingFang TC" w:hAnsi="PingFang TC"/>
-          <w:color w:val="2D3748"/>
-          <w:sz w:val="19"/>
-        </w:rPr>
-        <w:t>A2 大境僅 6 戶，在 241 戶的管委會體系中話語權僅佔 2.49%，處於絕對弱勢邊緣。更嚴重的是財務上的『巨額逆向補貼』：</w:t>
-      </w:r>
-    </w:p>
-    <w:p>
-      <w:pPr>
-        <w:spacing w:line="312" w:lineRule="auto" w:before="40" w:after="80"/>
-      </w:pPr>
-      <w:r>
-        <w:rPr>
-          <w:rFonts w:ascii="PingFang TC" w:hAnsi="PingFang TC"/>
-          <w:color w:val="2D3748"/>
-          <w:sz w:val="19"/>
-        </w:rPr>
-        <w:t>1. **每年繳交 7.2 萬元管理費**（6戶 × $1,000 × 12個月）：全數流入大社區經常門水庫。</w:t>
-      </w:r>
-    </w:p>
-    <w:p>
-      <w:pPr>
-        <w:spacing w:line="312" w:lineRule="auto" w:before="40" w:after="80"/>
-      </w:pPr>
-      <w:r>
-        <w:rPr>
-          <w:rFonts w:ascii="PingFang TC" w:hAnsi="PingFang TC"/>
-          <w:color w:val="2D3748"/>
-          <w:sz w:val="19"/>
-        </w:rPr>
-        <w:t>2. **補貼大社區內部垃圾子母車**：睿豐清運每月耗費約 4.8 萬元（每週兩次 6 桶，每桶 $1,000）。大境住戶自己走幾步路在龍社路等免費公有垃圾車，根本沒有使用子母車，卻每年幫大社區分攤垃圾處理費！</w:t>
-      </w:r>
-    </w:p>
-    <w:p>
-      <w:pPr>
-        <w:spacing w:line="312" w:lineRule="auto" w:before="40" w:after="80"/>
-      </w:pPr>
-      <w:r>
-        <w:rPr>
-          <w:rFonts w:ascii="PingFang TC" w:hAnsi="PingFang TC"/>
-          <w:color w:val="2D3748"/>
-          <w:sz w:val="19"/>
-        </w:rPr>
-        <w:t>3. **補貼巷道深處之物業經理薪水**：福爾摩沙物業經理（$70,350/月）常駐於內部貨櫃屋管理室，大境住戶位在最外側龍社路，日常信件大多由郵差按門鈴直送，實質享受到的物業服務近乎於零。</w:t>
-      </w:r>
-    </w:p>
-    <w:p>
-      <w:pPr>
-        <w:keepNext/>
-        <w:spacing w:before="360" w:after="160"/>
+        <w:spacing w:before="120" w:after="40"/>
       </w:pPr>
       <w:r>
         <w:rPr>
           <w:rFonts w:ascii="PingFang TC" w:hAnsi="PingFang TC"/>
           <w:b/>
           <w:color w:val="B8860B"/>
-          <w:sz w:val="28"/>
+          <w:sz w:val="21"/>
         </w:rPr>
-        <w:t>第貳章：法定分割之法理依據與三大核心王牌</w:t>
+        <w:t>第肆章：五大推動階段與標準作業程序（SOP）</w:t>
       </w:r>
     </w:p>
     <w:p>
       <w:pPr>
-        <w:keepNext/>
-        <w:spacing w:before="240" w:after="120"/>
+        <w:spacing w:line="276" w:lineRule="auto" w:before="20" w:after="40"/>
+      </w:pPr>
+      <w:r>
+        <w:rPr>
+          <w:rFonts w:ascii="PingFang TC" w:hAnsi="PingFang TC"/>
+          <w:color w:val="1A1D20"/>
+          <w:sz w:val="17"/>
+        </w:rPr>
+        <w:t>富宇大境分割之推動，兼顧法律程序的正當性與行政審查的嚴謹性，標準推動 SOP 劃分為五大階段：</w:t>
+      </w:r>
+    </w:p>
+    <w:p>
+      <w:pPr>
+        <w:spacing w:before="80" w:after="20"/>
       </w:pPr>
       <w:r>
         <w:rPr>
           <w:rFonts w:ascii="PingFang TC" w:hAnsi="PingFang TC"/>
           <w:b/>
-          <w:color w:val="DE5814"/>
-          <w:sz w:val="23"/>
+          <w:color w:val="D4AF37"/>
+          <w:sz w:val="18"/>
         </w:rPr>
-        <w:t>2.1 《公寓大廈管理條例》第 26 條之法定構成要件</w:t>
+        <w:t>階段一：A2 大境內部 100% 連署凝聚（共識準備）</w:t>
       </w:r>
     </w:p>
     <w:p>
       <w:pPr>
-        <w:spacing w:line="312" w:lineRule="auto" w:before="40" w:after="80"/>
+        <w:spacing w:line="276" w:lineRule="auto" w:before="20" w:after="40"/>
       </w:pPr>
       <w:r>
         <w:rPr>
           <w:rFonts w:ascii="PingFang TC" w:hAnsi="PingFang TC"/>
-          <w:color w:val="2D3748"/>
-          <w:sz w:val="19"/>
+          <w:color w:val="1A1D20"/>
+          <w:sz w:val="17"/>
         </w:rPr>
-        <w:t>依據《公寓大廈管理條例》第 26 條第 1 項規定：『多數各自獨立使用之建築物、公寓大廈，其共同設施之使用與管理具有整體不可分性，集結地區可成立一管理委員會；**如各該區得獨立使用且能分別成立管理委員會者，得分別成立管理委員會。**』</w:t>
+        <w:t>• 召開大境 6 戶客廳會，推選一名專案受託召集人（廖倫豪 先生）。</w:t>
+      </w:r>
+    </w:p>
+    <w:p>
+      <w:pPr>
+        <w:spacing w:line="276" w:lineRule="auto" w:before="20" w:after="40"/>
+      </w:pPr>
+      <w:r>
+        <w:rPr>
+          <w:rFonts w:ascii="PingFang TC" w:hAnsi="PingFang TC"/>
+          <w:color w:val="1A1D20"/>
+          <w:sz w:val="17"/>
+        </w:rPr>
+        <w:t>• 簽署《A2 富宇大境獨立分割連署意向書》（附錄一），取得 6 戶區權人 100% 親筆簽章。</w:t>
+      </w:r>
+    </w:p>
+    <w:p>
+      <w:pPr>
+        <w:spacing w:line="276" w:lineRule="auto" w:before="20" w:after="40"/>
+      </w:pPr>
+      <w:r>
+        <w:rPr>
+          <w:rFonts w:ascii="PingFang TC" w:hAnsi="PingFang TC"/>
+          <w:color w:val="1A1D20"/>
+          <w:sz w:val="17"/>
+        </w:rPr>
+        <w:t>• 確認共識：同意垃圾自行等車、同意追回定存 22 萬與基金 6 萬、推舉管理委員會幹部。</w:t>
+      </w:r>
+    </w:p>
+    <w:p>
+      <w:pPr>
+        <w:spacing w:before="80" w:after="20"/>
+      </w:pPr>
+      <w:r>
+        <w:rPr>
+          <w:rFonts w:ascii="PingFang TC" w:hAnsi="PingFang TC"/>
+          <w:b/>
+          <w:color w:val="D4AF37"/>
+          <w:sz w:val="18"/>
+        </w:rPr>
+        <w:t>階段二：向富宇大地管委會正式提案（溝通與審議）</w:t>
+      </w:r>
+    </w:p>
+    <w:p>
+      <w:pPr>
+        <w:spacing w:line="276" w:lineRule="auto" w:before="20" w:after="40"/>
+      </w:pPr>
+      <w:r>
+        <w:rPr>
+          <w:rFonts w:ascii="PingFang TC" w:hAnsi="PingFang TC"/>
+          <w:color w:val="1A1D20"/>
+          <w:sz w:val="17"/>
+        </w:rPr>
+        <w:t>• 由受託召集人以書面正式發函向富宇大地第二屆管委會提案，列入例會審議。</w:t>
+      </w:r>
+    </w:p>
+    <w:p>
+      <w:pPr>
+        <w:spacing w:line="276" w:lineRule="auto" w:before="20" w:after="40"/>
+      </w:pPr>
+      <w:r>
+        <w:rPr>
+          <w:rFonts w:ascii="PingFang TC" w:hAnsi="PingFang TC"/>
+          <w:color w:val="1A1D20"/>
+          <w:sz w:val="17"/>
+        </w:rPr>
+        <w:t>• 提案說服核心策略（雙贏話術）：</w:t>
+      </w:r>
+    </w:p>
+    <w:p>
+      <w:pPr>
+        <w:spacing w:line="276" w:lineRule="auto" w:before="20" w:after="40"/>
+      </w:pPr>
+      <w:r>
+        <w:rPr>
+          <w:rFonts w:ascii="PingFang TC" w:hAnsi="PingFang TC"/>
+          <w:color w:val="1A1D20"/>
+          <w:sz w:val="17"/>
+        </w:rPr>
+        <w:t xml:space="preserve">  1. 財務無損：大境的 22 萬定存原本就是獨立存單，分割不會掏空大社區原本的 760 萬資金。</w:t>
+      </w:r>
+    </w:p>
+    <w:p>
+      <w:pPr>
+        <w:spacing w:line="276" w:lineRule="auto" w:before="20" w:after="40"/>
+      </w:pPr>
+      <w:r>
+        <w:rPr>
+          <w:rFonts w:ascii="PingFang TC" w:hAnsi="PingFang TC"/>
+          <w:color w:val="1A1D20"/>
+          <w:sz w:val="17"/>
+        </w:rPr>
+        <w:t xml:space="preserve">  2. 公設減負：大境退出後，內部 6 桶子母車由 235 戶使用，垃圾容量更充裕、異味更少。</w:t>
+      </w:r>
+    </w:p>
+    <w:p>
+      <w:pPr>
+        <w:spacing w:line="276" w:lineRule="auto" w:before="20" w:after="40"/>
+      </w:pPr>
+      <w:r>
+        <w:rPr>
+          <w:rFonts w:ascii="PingFang TC" w:hAnsi="PingFang TC"/>
+          <w:color w:val="1A1D20"/>
+          <w:sz w:val="17"/>
+        </w:rPr>
+        <w:t xml:space="preserve">  3. 管理減壓：物業經理曹鈺芳無需再跨越龍社路巡查大境，大幅減輕巡檢負擔。</w:t>
+      </w:r>
+    </w:p>
+    <w:p>
+      <w:pPr>
+        <w:spacing w:before="80" w:after="20"/>
+      </w:pPr>
+      <w:r>
+        <w:rPr>
+          <w:rFonts w:ascii="PingFang TC" w:hAnsi="PingFang TC"/>
+          <w:b/>
+          <w:color w:val="D4AF37"/>
+          <w:sz w:val="18"/>
+        </w:rPr>
+        <w:t>階段三：法定程序推進與行政移交（法律生效程序）</w:t>
+      </w:r>
+    </w:p>
+    <w:p>
+      <w:pPr>
+        <w:spacing w:line="276" w:lineRule="auto" w:before="20" w:after="40"/>
+      </w:pPr>
+      <w:r>
+        <w:rPr>
+          <w:rFonts w:ascii="PingFang TC" w:hAnsi="PingFang TC"/>
+          <w:color w:val="1A1D20"/>
+          <w:sz w:val="17"/>
+        </w:rPr>
+        <w:t>• 管委會審議與移交協議：富宇大地管委會於例行會議確認 A2 大境依法分割獨立，簽署資產分割清算協議書，並辦理新光銀行定存與交屋基金移交手續。</w:t>
+      </w:r>
+    </w:p>
+    <w:p>
+      <w:pPr>
+        <w:spacing w:line="276" w:lineRule="auto" w:before="20" w:after="40"/>
+      </w:pPr>
+      <w:r>
+        <w:rPr>
+          <w:rFonts w:ascii="PingFang TC" w:hAnsi="PingFang TC"/>
+          <w:color w:val="1A1D20"/>
+          <w:sz w:val="17"/>
+        </w:rPr>
+        <w:t>• 大境管委會正式成立：A2 大境 6 戶全體區權人依法正式成立『富宇大境管理委員會』，訂定住戶規約、推選管理委員會幹部，並辦理專款專戶接收手續。</w:t>
+      </w:r>
+    </w:p>
+    <w:p>
+      <w:pPr>
+        <w:spacing w:before="80" w:after="20"/>
+      </w:pPr>
+      <w:r>
+        <w:rPr>
+          <w:rFonts w:ascii="PingFang TC" w:hAnsi="PingFang TC"/>
+          <w:b/>
+          <w:color w:val="D4AF37"/>
+          <w:sz w:val="18"/>
+        </w:rPr>
+        <w:t>階段四：主管機關行政變更與報備（取得法人地位與統編）</w:t>
+      </w:r>
+    </w:p>
+    <w:p>
+      <w:pPr>
+        <w:spacing w:line="276" w:lineRule="auto" w:before="20" w:after="40"/>
+      </w:pPr>
+      <w:r>
+        <w:rPr>
+          <w:rFonts w:ascii="PingFang TC" w:hAnsi="PingFang TC"/>
+          <w:color w:val="1A1D20"/>
+          <w:sz w:val="17"/>
+        </w:rPr>
+        <w:t>• 檢具全體區權人簽署立案公文、修正前後規約、分割協議書、使照影本、地籍圖謄本向主管機關龍井區公所申辦變更備查。</w:t>
+      </w:r>
+    </w:p>
+    <w:p>
+      <w:pPr>
+        <w:spacing w:line="276" w:lineRule="auto" w:before="20" w:after="40"/>
+      </w:pPr>
+      <w:r>
+        <w:rPr>
+          <w:rFonts w:ascii="PingFang TC" w:hAnsi="PingFang TC"/>
+          <w:color w:val="1A1D20"/>
+          <w:sz w:val="17"/>
+        </w:rPr>
+        <w:t>• 申辦富宇大地管委會報備戶數變更（由 241 戶變更為 235 戶）及富宇大境管委會成立組織報備（核准 6 戶）。</w:t>
+      </w:r>
+    </w:p>
+    <w:p>
+      <w:pPr>
+        <w:spacing w:line="276" w:lineRule="auto" w:before="20" w:after="40"/>
+      </w:pPr>
+      <w:r>
+        <w:rPr>
+          <w:rFonts w:ascii="PingFang TC" w:hAnsi="PingFang TC"/>
+          <w:color w:val="1A1D20"/>
+          <w:sz w:val="17"/>
+        </w:rPr>
+        <w:t>• 領取台中市龍井區公所核發之正式《公寓大廈管理組織報備證明》與新統一編號。</w:t>
+      </w:r>
+    </w:p>
+    <w:p>
+      <w:pPr>
+        <w:spacing w:before="80" w:after="20"/>
+      </w:pPr>
+      <w:r>
+        <w:rPr>
+          <w:rFonts w:ascii="PingFang TC" w:hAnsi="PingFang TC"/>
+          <w:b/>
+          <w:color w:val="D4AF37"/>
+          <w:sz w:val="18"/>
+        </w:rPr>
+        <w:t>階段五：銀行帳戶新設、資產撥付與外包切割（實體割離）</w:t>
+      </w:r>
+    </w:p>
+    <w:p>
+      <w:pPr>
+        <w:spacing w:line="276" w:lineRule="auto" w:before="20" w:after="40"/>
+      </w:pPr>
+      <w:r>
+        <w:rPr>
+          <w:rFonts w:ascii="PingFang TC" w:hAnsi="PingFang TC"/>
+          <w:color w:val="1A1D20"/>
+          <w:sz w:val="17"/>
+        </w:rPr>
+        <w:t>• 新任主委持公所報備證明、統一編號編配通知書、印鑑，至新光銀行開立『富宇大境管理委員會』專戶。</w:t>
+      </w:r>
+    </w:p>
+    <w:p>
+      <w:pPr>
+        <w:spacing w:line="276" w:lineRule="auto" w:before="20" w:after="40"/>
+      </w:pPr>
+      <w:r>
+        <w:rPr>
+          <w:rFonts w:ascii="PingFang TC" w:hAnsi="PingFang TC"/>
+          <w:color w:val="1A1D20"/>
+          <w:sz w:val="17"/>
+        </w:rPr>
+        <w:t>• 富宇大地管委會將定存 220,231 元、管理基金 60,000 元及結餘款全數電匯撥入新專戶。</w:t>
+      </w:r>
+    </w:p>
+    <w:p>
+      <w:pPr>
+        <w:spacing w:line="276" w:lineRule="auto" w:before="20" w:after="40"/>
+      </w:pPr>
+      <w:r>
+        <w:rPr>
+          <w:rFonts w:ascii="PingFang TC" w:hAnsi="PingFang TC"/>
+          <w:color w:val="1A1D20"/>
+          <w:sz w:val="17"/>
+        </w:rPr>
+        <w:t>• 大境正式終止與福爾摩沙物業、品潔清潔、睿豐垃圾清運之權利義務關係，獨立自治運作開始。</w:t>
+      </w:r>
+    </w:p>
+    <w:p>
+      <w:r>
+        <w:br w:type="page"/>
+      </w:r>
+    </w:p>
+    <w:p>
+      <w:pPr>
+        <w:spacing w:before="120" w:after="40"/>
+      </w:pPr>
+      <w:r>
+        <w:rPr>
+          <w:rFonts w:ascii="PingFang TC" w:hAnsi="PingFang TC"/>
+          <w:b/>
+          <w:color w:val="B8860B"/>
+          <w:sz w:val="21"/>
+        </w:rPr>
+        <w:t>第伍章：常見法律風險防禦與爭議防範守則</w:t>
+      </w:r>
+    </w:p>
+    <w:p>
+      <w:pPr>
+        <w:spacing w:before="80" w:after="20"/>
+      </w:pPr>
+      <w:r>
+        <w:rPr>
+          <w:rFonts w:ascii="PingFang TC" w:hAnsi="PingFang TC"/>
+          <w:b/>
+          <w:color w:val="D4AF37"/>
+          <w:sz w:val="18"/>
+        </w:rPr>
+        <w:t>5.1 若管委會拖延拒不配合辦理之法律救濟途徑</w:t>
+      </w:r>
+    </w:p>
+    <w:p>
+      <w:pPr>
+        <w:spacing w:line="276" w:lineRule="auto" w:before="20" w:after="40"/>
+      </w:pPr>
+      <w:r>
+        <w:rPr>
+          <w:rFonts w:ascii="PingFang TC" w:hAnsi="PingFang TC"/>
+          <w:color w:val="1A1D20"/>
+          <w:sz w:val="17"/>
+        </w:rPr>
+        <w:t>若富宇大地管委會因預算考量拖延或拒不配合辦理大境分割案，大境 6 戶可行使以下法定權利破局：</w:t>
+      </w:r>
+    </w:p>
+    <w:p>
+      <w:pPr>
+        <w:spacing w:line="276" w:lineRule="auto" w:before="20" w:after="40"/>
+      </w:pPr>
+      <w:r>
+        <w:rPr>
+          <w:rFonts w:ascii="PingFang TC" w:hAnsi="PingFang TC"/>
+          <w:color w:val="1A1D20"/>
+          <w:sz w:val="17"/>
+        </w:rPr>
+        <w:t>1. 提起《民法》第 824 條裁判分割共有物訴訟：透天別墅基地地號各自獨立，直接向法院訴請終止共有關係。司法判決具備強制執行力，直接取代協議。</w:t>
+      </w:r>
+    </w:p>
+    <w:p>
+      <w:pPr>
+        <w:spacing w:line="276" w:lineRule="auto" w:before="20" w:after="40"/>
+      </w:pPr>
+      <w:r>
+        <w:rPr>
+          <w:rFonts w:ascii="PingFang TC" w:hAnsi="PingFang TC"/>
+          <w:color w:val="1A1D20"/>
+          <w:sz w:val="17"/>
+        </w:rPr>
+        <w:t>2. 向台中市政府住宅處聲請爭議調處：依《公寓大廈管理條例》第 45 條，向主管機關申訴母體管委會違反第 26 條強制合併，由主管機關介入調處。</w:t>
+      </w:r>
+    </w:p>
+    <w:p>
+      <w:pPr>
+        <w:spacing w:line="276" w:lineRule="auto" w:before="20" w:after="40"/>
+      </w:pPr>
+      <w:r>
+        <w:rPr>
+          <w:rFonts w:ascii="PingFang TC" w:hAnsi="PingFang TC"/>
+          <w:color w:val="1A1D20"/>
+          <w:sz w:val="17"/>
+        </w:rPr>
+        <w:t>3. 行使拒繳非必要公設分攤款之民事抗辯：依民事『不當得利』原則，大境未受垃圾子母車之利益，卻遭強迫收取對價，得主張減免管理費。</w:t>
+      </w:r>
+    </w:p>
+    <w:p>
+      <w:pPr>
+        <w:spacing w:before="80" w:after="20"/>
+      </w:pPr>
+      <w:r>
+        <w:rPr>
+          <w:rFonts w:ascii="PingFang TC" w:hAnsi="PingFang TC"/>
+          <w:b/>
+          <w:color w:val="D4AF37"/>
+          <w:sz w:val="18"/>
+        </w:rPr>
+        <w:t>5.2 貨櫃屋管理室房屋稅與營業稅籍切割</w:t>
+      </w:r>
+    </w:p>
+    <w:p>
+      <w:pPr>
+        <w:spacing w:line="276" w:lineRule="auto" w:before="20" w:after="40"/>
+      </w:pPr>
+      <w:r>
+        <w:rPr>
+          <w:rFonts w:ascii="PingFang TC" w:hAnsi="PingFang TC"/>
+          <w:color w:val="1A1D20"/>
+          <w:sz w:val="17"/>
+        </w:rPr>
+        <w:t>依 8 月例會動議一，貨櫃屋管理室發給 241 戶同意書向台中市沙鹿稅務局申辦房屋稅籍。分割後，A2 大境 6 戶應書面通知管委會與稅務局撤回同意書，貨櫃屋產權與稅負由剩餘 235 戶承擔，大境不再負擔任何營業用稅捐責任。</w:t>
+      </w:r>
+    </w:p>
+    <w:p>
+      <w:pPr>
+        <w:spacing w:before="120" w:after="40"/>
+      </w:pPr>
+      <w:r>
+        <w:rPr>
+          <w:rFonts w:ascii="PingFang TC" w:hAnsi="PingFang TC"/>
+          <w:b/>
+          <w:color w:val="B8860B"/>
+          <w:sz w:val="21"/>
+        </w:rPr>
+        <w:t>第陸章：法制化必備實體附件與契約範本庫</w:t>
+      </w:r>
+    </w:p>
+    <w:p>
+      <w:pPr>
+        <w:spacing w:before="80" w:after="20"/>
+      </w:pPr>
+      <w:r>
+        <w:rPr>
+          <w:rFonts w:ascii="PingFang TC" w:hAnsi="PingFang TC"/>
+          <w:b/>
+          <w:color w:val="D4AF37"/>
+          <w:sz w:val="18"/>
+        </w:rPr>
+        <w:t>【範本一】A2 富宇大境 6 戶區分所有權人獨立分割連署意向書</w:t>
       </w:r>
     </w:p>
     <w:tbl>
@@ -1530,1704 +3273,36 @@
         <w:tblLook w:firstColumn="1" w:firstRow="1" w:lastColumn="0" w:lastRow="0" w:noHBand="0" w:noVBand="1" w:val="04A0"/>
       </w:tblPr>
       <w:tblGrid>
-        <w:gridCol w:w="9638"/>
+        <w:gridCol w:w="9866"/>
       </w:tblGrid>
       <w:tr>
         <w:tc>
           <w:tcPr>
-            <w:tcW w:type="dxa" w:w="9638"/>
-            <w:shd w:fill="FFFBEB"/>
+            <w:tcW w:type="dxa" w:w="9865"/>
+            <w:shd w:fill="FFFDF5"/>
             <w:tcMar>
-              <w:top w:w="140" w:type="dxa"/>
-              <w:bottom w:w="140" w:type="dxa"/>
-              <w:left w:w="200" w:type="dxa"/>
-              <w:right w:w="180" w:type="dxa"/>
+              <w:top w:w="60" w:type="dxa"/>
+              <w:bottom w:w="60" w:type="dxa"/>
+              <w:left w:w="100" w:type="dxa"/>
+              <w:right w:w="80" w:type="dxa"/>
             </w:tcMar>
             <w:tcBorders>
-              <w:left w:val="single" w:sz="28" w:space="0" w:color="DE5814"/>
+              <w:left w:val="single" w:sz="24" w:space="0" w:color="D4AF37"/>
               <w:top w:val="none"/>
               <w:right w:val="none"/>
               <w:bottom w:val="none"/>
             </w:tcBorders>
-            <w:shd w:fill="1A1D20"/>
           </w:tcPr>
           <w:p>
             <w:pPr>
-              <w:spacing w:line="300" w:lineRule="auto" w:before="40" w:after="40"/>
+              <w:spacing w:line="276" w:lineRule="auto" w:after="0"/>
             </w:pPr>
             <w:r>
               <w:rPr>
                 <w:rFonts w:ascii="PingFang TC" w:hAnsi="PingFang TC"/>
                 <w:b/>
-                <w:color w:val="D4AF37"/>
-                <w:sz w:val="20"/>
-              </w:rPr>
-              <w:t>【法定構成要件分析】</w:t>
-              <w:br/>
-            </w:r>
-            <w:r>
-              <w:rPr>
-                <w:rFonts w:ascii="PingFang TC" w:hAnsi="PingFang TC"/>
-                <w:b/>
-                <w:color w:val="D4AF37"/>
+                <w:color w:val="B8860B"/>
                 <w:sz w:val="18"/>
-              </w:rPr>
-              <w:t>法條文義極為清晰：只要滿足兩個要件，即可合法分割成立管理委員會：</w:t>
-              <w:br/>
-              <w:t>【要件一】得各自獨立使用：建物出入、生活機能、公設使用具備獨立性。</w:t>
-              <w:br/>
-              <w:t>【要件二】全體區權人依法具名連署：依條例規定由本區全體區權人一致具名簽署立案。</w:t>
-            </w:r>
-          </w:p>
-        </w:tc>
-      </w:tr>
-    </w:tbl>
-    <w:p>
-      <w:pPr>
-        <w:spacing w:before="0" w:after="80"/>
-      </w:pPr>
-    </w:p>
-    <w:p>
-      <w:pPr>
-        <w:keepNext/>
-        <w:spacing w:before="240" w:after="120"/>
-      </w:pPr>
-      <w:r>
-        <w:rPr>
-          <w:rFonts w:ascii="PingFang TC" w:hAnsi="PingFang TC"/>
-          <w:b/>
-          <w:color w:val="DE5814"/>
-          <w:sz w:val="23"/>
-        </w:rPr>
-        <w:t>2.2 核心王牌一：免用子母車，環保自理之完全非依賴性</w:t>
-      </w:r>
-    </w:p>
-    <w:p>
-      <w:pPr>
-        <w:spacing w:line="312" w:lineRule="auto" w:before="40" w:after="80"/>
-      </w:pPr>
-      <w:r>
-        <w:rPr>
-          <w:rFonts w:ascii="PingFang TC" w:hAnsi="PingFang TC"/>
-          <w:color w:val="2D3748"/>
-          <w:sz w:val="19"/>
-        </w:rPr>
-        <w:t>在所有分割爭議中，起造人或大社區管委會最常阻擋分割的抗辯理由即為『共用垃圾儲存設施（環保室）』。然而在富宇大地，A2 大境擁有絕對的抗辯王牌：</w:t>
-      </w:r>
-    </w:p>
-    <w:p>
-      <w:pPr>
-        <w:spacing w:line="312" w:lineRule="auto" w:before="40" w:after="80"/>
-      </w:pPr>
-      <w:r>
-        <w:rPr>
-          <w:rFonts w:ascii="PingFang TC" w:hAnsi="PingFang TC"/>
-          <w:color w:val="2D3748"/>
-          <w:sz w:val="19"/>
-        </w:rPr>
-        <w:t>• **市府垃圾車直達門前**：龍社路為台中市環保局公有垃圾車定時定點行經路線。大境 6 戶住戶出門即可丟垃圾，且平日生活均自行等垃圾車，**無人使用大社區內部收費子母車**。</w:t>
-      </w:r>
-    </w:p>
-    <w:p>
-      <w:pPr>
-        <w:spacing w:line="312" w:lineRule="auto" w:before="40" w:after="80"/>
-      </w:pPr>
-      <w:r>
-        <w:rPr>
-          <w:rFonts w:ascii="PingFang TC" w:hAnsi="PingFang TC"/>
-          <w:color w:val="2D3748"/>
-          <w:sz w:val="19"/>
-        </w:rPr>
-        <w:t>• **出具《環保自理切結書》**：大境 6 戶願簽署正式切結書，聲明分割後自願放棄使用原富宇大地環保室與子母車，相關廢棄物完全自行依公部門規範清運。這項事實直接瓦解了『公設具有不可分性』之抗辯！</w:t>
-      </w:r>
-    </w:p>
-    <w:p>
-      <w:pPr>
-        <w:keepNext/>
-        <w:spacing w:before="240" w:after="120"/>
-      </w:pPr>
-      <w:r>
-        <w:rPr>
-          <w:rFonts w:ascii="PingFang TC" w:hAnsi="PingFang TC"/>
-          <w:b/>
-          <w:color w:val="DE5814"/>
-          <w:sz w:val="23"/>
-        </w:rPr>
-        <w:t>2.3 核心王牌二：臨龍社路公有道路，通行權完全獨立</w:t>
-      </w:r>
-    </w:p>
-    <w:p>
-      <w:pPr>
-        <w:spacing w:line="312" w:lineRule="auto" w:before="40" w:after="80"/>
-      </w:pPr>
-      <w:r>
-        <w:rPr>
-          <w:rFonts w:ascii="PingFang TC" w:hAnsi="PingFang TC"/>
-          <w:color w:val="2D3748"/>
-          <w:sz w:val="19"/>
-        </w:rPr>
-        <w:t>A2 大境 6 戶之基地地籍臨接台中市公有計畫道路『龍社路』。車輛與人員進出直接銜接市區道路，**完全不需要通行富宇好境、悠境或清境之私設巷道（如 642 巷等）**。不存在任何袋地通行權、私設道路維護費分攤爭議，具備百分之百的地緣獨立性。</w:t>
-      </w:r>
-    </w:p>
-    <w:p>
-      <w:pPr>
-        <w:keepNext/>
-        <w:spacing w:before="240" w:after="120"/>
-      </w:pPr>
-      <w:r>
-        <w:rPr>
-          <w:rFonts w:ascii="PingFang TC" w:hAnsi="PingFang TC"/>
-          <w:b/>
-          <w:color w:val="DE5814"/>
-          <w:sz w:val="23"/>
-        </w:rPr>
-        <w:t>2.4 核心王牌三：專款定存單獨立立卷，產權劃分清晰</w:t>
-      </w:r>
-    </w:p>
-    <w:p>
-      <w:pPr>
-        <w:spacing w:line="312" w:lineRule="auto" w:before="40" w:after="80"/>
-      </w:pPr>
-      <w:r>
-        <w:rPr>
-          <w:rFonts w:ascii="PingFang TC" w:hAnsi="PingFang TC"/>
-          <w:color w:val="2D3748"/>
-          <w:sz w:val="19"/>
-        </w:rPr>
-        <w:t>依據富宇大地 115 年 5 月例會會議記錄議題四及 9 月例會財務報告，管理委員會早已將台中市政府核退之公共基金，依各區分別辦理定存。其中新光銀行定存單第 2 筆明確載明：**『A2 大境區定存，金額 NT$ 220,231 元』**。專款專用、帳目涇渭分明，無任何資產混淆難以分割之問題。</w:t>
-      </w:r>
-    </w:p>
-    <w:p>
-      <w:pPr>
-        <w:keepNext/>
-        <w:spacing w:before="360" w:after="160"/>
-      </w:pPr>
-      <w:r>
-        <w:rPr>
-          <w:rFonts w:ascii="PingFang TC" w:hAnsi="PingFang TC"/>
-          <w:b/>
-          <w:color w:val="B8860B"/>
-          <w:sz w:val="28"/>
-        </w:rPr>
-        <w:t>第參章：資產清算與財務割離方案（大境 28 萬取回機制）</w:t>
-      </w:r>
-    </w:p>
-    <w:p>
-      <w:pPr>
-        <w:keepNext/>
-        <w:spacing w:before="240" w:after="120"/>
-      </w:pPr>
-      <w:r>
-        <w:rPr>
-          <w:rFonts w:ascii="PingFang TC" w:hAnsi="PingFang TC"/>
-          <w:b/>
-          <w:color w:val="DE5814"/>
-          <w:sz w:val="23"/>
-        </w:rPr>
-        <w:t>3.1 可全數移交取回之專屬資產清冊</w:t>
-      </w:r>
-    </w:p>
-    <w:p>
-      <w:pPr>
-        <w:spacing w:line="312" w:lineRule="auto" w:before="40" w:after="80"/>
-      </w:pPr>
-      <w:r>
-        <w:rPr>
-          <w:rFonts w:ascii="PingFang TC" w:hAnsi="PingFang TC"/>
-          <w:color w:val="2D3748"/>
-          <w:sz w:val="19"/>
-        </w:rPr>
-        <w:t>截至 115 年 8 月底，富宇大地新光銀行專戶總結餘為 NT$ 7,840,355 元整。A2 大境獨立分割時，依法應取回之專屬資產明細如下表：</w:t>
-      </w:r>
-    </w:p>
-    <w:tbl>
-      <w:tblPr>
-        <w:tblW w:type="auto" w:w="0"/>
-        <w:jc w:val="center"/>
-        <w:tblLook w:firstColumn="1" w:firstRow="1" w:lastColumn="0" w:lastRow="0" w:noHBand="0" w:noVBand="1" w:val="04A0"/>
-      </w:tblPr>
-      <w:tblGrid>
-        <w:gridCol w:w="2409"/>
-        <w:gridCol w:w="2409"/>
-        <w:gridCol w:w="2409"/>
-        <w:gridCol w:w="2409"/>
-      </w:tblGrid>
-      <w:tr>
-        <w:tc>
-          <w:tcPr>
-            <w:tcW w:type="dxa" w:w="2409"/>
-            <w:shd w:fill="2D3748"/>
-            <w:tcMar>
-              <w:top w:w="100" w:type="dxa"/>
-              <w:bottom w:w="100" w:type="dxa"/>
-              <w:left w:w="100" w:type="dxa"/>
-              <w:right w:w="100" w:type="dxa"/>
-            </w:tcMar>
-            <w:shd w:fill="1A1D20"/>
-          </w:tcPr>
-          <w:p>
-            <w:r>
-              <w:rPr>
-                <w:rFonts w:ascii="PingFang TC" w:hAnsi="PingFang TC"/>
-                <w:b/>
-                <w:color w:val="D4AF37"/>
-                <w:sz w:val="17"/>
-              </w:rPr>
-              <w:t>資產項目</w:t>
-            </w:r>
-          </w:p>
-        </w:tc>
-        <w:tc>
-          <w:tcPr>
-            <w:tcW w:type="dxa" w:w="2409"/>
-            <w:shd w:fill="2D3748"/>
-            <w:tcMar>
-              <w:top w:w="100" w:type="dxa"/>
-              <w:bottom w:w="100" w:type="dxa"/>
-              <w:left w:w="100" w:type="dxa"/>
-              <w:right w:w="100" w:type="dxa"/>
-            </w:tcMar>
-            <w:shd w:fill="1A1D20"/>
-          </w:tcPr>
-          <w:p>
-            <w:r>
-              <w:rPr>
-                <w:rFonts w:ascii="PingFang TC" w:hAnsi="PingFang TC"/>
-                <w:b/>
-                <w:color w:val="D4AF37"/>
-                <w:sz w:val="17"/>
-              </w:rPr>
-              <w:t>應移交金額 (新台幣)</w:t>
-            </w:r>
-          </w:p>
-        </w:tc>
-        <w:tc>
-          <w:tcPr>
-            <w:tcW w:type="dxa" w:w="2409"/>
-            <w:shd w:fill="2D3748"/>
-            <w:tcMar>
-              <w:top w:w="100" w:type="dxa"/>
-              <w:bottom w:w="100" w:type="dxa"/>
-              <w:left w:w="100" w:type="dxa"/>
-              <w:right w:w="100" w:type="dxa"/>
-            </w:tcMar>
-            <w:shd w:fill="1A1D20"/>
-          </w:tcPr>
-          <w:p>
-            <w:r>
-              <w:rPr>
-                <w:rFonts w:ascii="PingFang TC" w:hAnsi="PingFang TC"/>
-                <w:b/>
-                <w:color w:val="D4AF37"/>
-                <w:sz w:val="17"/>
-              </w:rPr>
-              <w:t>法定依據與會議記錄證明</w:t>
-            </w:r>
-          </w:p>
-        </w:tc>
-        <w:tc>
-          <w:tcPr>
-            <w:tcW w:type="dxa" w:w="2409"/>
-            <w:shd w:fill="2D3748"/>
-            <w:tcMar>
-              <w:top w:w="100" w:type="dxa"/>
-              <w:bottom w:w="100" w:type="dxa"/>
-              <w:left w:w="100" w:type="dxa"/>
-              <w:right w:w="100" w:type="dxa"/>
-            </w:tcMar>
-            <w:shd w:fill="1A1D20"/>
-          </w:tcPr>
-          <w:p>
-            <w:r>
-              <w:rPr>
-                <w:rFonts w:ascii="PingFang TC" w:hAnsi="PingFang TC"/>
-                <w:b/>
-                <w:color w:val="D4AF37"/>
-                <w:sz w:val="17"/>
-              </w:rPr>
-              <w:t>移交割離方式</w:t>
-            </w:r>
-          </w:p>
-        </w:tc>
-      </w:tr>
-      <w:tr>
-        <w:tc>
-          <w:tcPr>
-            <w:tcW w:type="dxa" w:w="2409"/>
-            <w:shd w:fill="FFFFFF"/>
-            <w:tcMar>
-              <w:top w:w="90" w:type="dxa"/>
-              <w:bottom w:w="90" w:type="dxa"/>
-              <w:left w:w="100" w:type="dxa"/>
-              <w:right w:w="100" w:type="dxa"/>
-            </w:tcMar>
-            <w:shd w:fill="FFFDF5"/>
-          </w:tcPr>
-          <w:p>
-            <w:r>
-              <w:rPr>
-                <w:rFonts w:ascii="PingFang TC" w:hAnsi="PingFang TC"/>
-                <w:color w:val="2D3748"/>
-                <w:sz w:val="17"/>
-              </w:rPr>
-              <w:t>新光銀行 A2 大境定存單</w:t>
-            </w:r>
-          </w:p>
-        </w:tc>
-        <w:tc>
-          <w:tcPr>
-            <w:tcW w:type="dxa" w:w="2409"/>
-            <w:shd w:fill="FFFFFF"/>
-            <w:tcMar>
-              <w:top w:w="90" w:type="dxa"/>
-              <w:bottom w:w="90" w:type="dxa"/>
-              <w:left w:w="100" w:type="dxa"/>
-              <w:right w:w="100" w:type="dxa"/>
-            </w:tcMar>
-            <w:shd w:fill="FFFDF5"/>
-          </w:tcPr>
-          <w:p>
-            <w:r>
-              <w:rPr>
-                <w:rFonts w:ascii="PingFang TC" w:hAnsi="PingFang TC"/>
-                <w:color w:val="2D3748"/>
-                <w:sz w:val="17"/>
-              </w:rPr>
-              <w:t>NT$ 220,231 元</w:t>
-              <w:br/>
-              <w:t>(含孳生利息)</w:t>
-            </w:r>
-          </w:p>
-        </w:tc>
-        <w:tc>
-          <w:tcPr>
-            <w:tcW w:type="dxa" w:w="2409"/>
-            <w:shd w:fill="FFFFFF"/>
-            <w:tcMar>
-              <w:top w:w="90" w:type="dxa"/>
-              <w:bottom w:w="90" w:type="dxa"/>
-              <w:left w:w="100" w:type="dxa"/>
-              <w:right w:w="100" w:type="dxa"/>
-            </w:tcMar>
-            <w:shd w:fill="FFFDF5"/>
-          </w:tcPr>
-          <w:p>
-            <w:r>
-              <w:rPr>
-                <w:rFonts w:ascii="PingFang TC" w:hAnsi="PingFang TC"/>
-                <w:color w:val="2D3748"/>
-                <w:sz w:val="17"/>
-              </w:rPr>
-              <w:t>115.05.06 例會議題四決議</w:t>
-              <w:br/>
-              <w:t>115.09.08 例會財務報表</w:t>
-            </w:r>
-          </w:p>
-        </w:tc>
-        <w:tc>
-          <w:tcPr>
-            <w:tcW w:type="dxa" w:w="2409"/>
-            <w:shd w:fill="FFFFFF"/>
-            <w:tcMar>
-              <w:top w:w="90" w:type="dxa"/>
-              <w:bottom w:w="90" w:type="dxa"/>
-              <w:left w:w="100" w:type="dxa"/>
-              <w:right w:w="100" w:type="dxa"/>
-            </w:tcMar>
-            <w:shd w:fill="FFFDF5"/>
-          </w:tcPr>
-          <w:p>
-            <w:r>
-              <w:rPr>
-                <w:rFonts w:ascii="PingFang TC" w:hAnsi="PingFang TC"/>
-                <w:color w:val="2D3748"/>
-                <w:sz w:val="17"/>
-              </w:rPr>
-              <w:t>定存解約或辦理存單抬頭更名移轉予富宇大境管委會專戶</w:t>
-            </w:r>
-          </w:p>
-        </w:tc>
-      </w:tr>
-      <w:tr>
-        <w:tc>
-          <w:tcPr>
-            <w:tcW w:type="dxa" w:w="2409"/>
-            <w:shd w:fill="F8FAFC"/>
-            <w:tcMar>
-              <w:top w:w="90" w:type="dxa"/>
-              <w:bottom w:w="90" w:type="dxa"/>
-              <w:left w:w="100" w:type="dxa"/>
-              <w:right w:w="100" w:type="dxa"/>
-            </w:tcMar>
-            <w:shd w:fill="FAF8F2"/>
-          </w:tcPr>
-          <w:p>
-            <w:r>
-              <w:rPr>
-                <w:rFonts w:ascii="PingFang TC" w:hAnsi="PingFang TC"/>
-                <w:color w:val="2D3748"/>
-                <w:sz w:val="17"/>
-              </w:rPr>
-              <w:t>富宇建設交屋管理基金</w:t>
-            </w:r>
-          </w:p>
-        </w:tc>
-        <w:tc>
-          <w:tcPr>
-            <w:tcW w:type="dxa" w:w="2409"/>
-            <w:shd w:fill="F8FAFC"/>
-            <w:tcMar>
-              <w:top w:w="90" w:type="dxa"/>
-              <w:bottom w:w="90" w:type="dxa"/>
-              <w:left w:w="100" w:type="dxa"/>
-              <w:right w:w="100" w:type="dxa"/>
-            </w:tcMar>
-            <w:shd w:fill="FAF8F2"/>
-          </w:tcPr>
-          <w:p>
-            <w:r>
-              <w:rPr>
-                <w:rFonts w:ascii="PingFang TC" w:hAnsi="PingFang TC"/>
-                <w:color w:val="2D3748"/>
-                <w:sz w:val="17"/>
-              </w:rPr>
-              <w:t>NT$ 60,000 元</w:t>
-              <w:br/>
-              <w:t>($10,000 × 6戶)</w:t>
-            </w:r>
-          </w:p>
-        </w:tc>
-        <w:tc>
-          <w:tcPr>
-            <w:tcW w:type="dxa" w:w="2409"/>
-            <w:shd w:fill="F8FAFC"/>
-            <w:tcMar>
-              <w:top w:w="90" w:type="dxa"/>
-              <w:bottom w:w="90" w:type="dxa"/>
-              <w:left w:w="100" w:type="dxa"/>
-              <w:right w:w="100" w:type="dxa"/>
-            </w:tcMar>
-            <w:shd w:fill="FAF8F2"/>
-          </w:tcPr>
-          <w:p>
-            <w:r>
-              <w:rPr>
-                <w:rFonts w:ascii="PingFang TC" w:hAnsi="PingFang TC"/>
-                <w:color w:val="2D3748"/>
-                <w:sz w:val="17"/>
-              </w:rPr>
-              <w:t>115.05.05 富宇支票 241 萬入帳</w:t>
-              <w:br/>
-              <w:t>(241戶每戶1萬交屋基金)</w:t>
-            </w:r>
-          </w:p>
-        </w:tc>
-        <w:tc>
-          <w:tcPr>
-            <w:tcW w:type="dxa" w:w="2409"/>
-            <w:shd w:fill="F8FAFC"/>
-            <w:tcMar>
-              <w:top w:w="90" w:type="dxa"/>
-              <w:bottom w:w="90" w:type="dxa"/>
-              <w:left w:w="100" w:type="dxa"/>
-              <w:right w:w="100" w:type="dxa"/>
-            </w:tcMar>
-            <w:shd w:fill="FAF8F2"/>
-          </w:tcPr>
-          <w:p>
-            <w:r>
-              <w:rPr>
-                <w:rFonts w:ascii="PingFang TC" w:hAnsi="PingFang TC"/>
-                <w:color w:val="2D3748"/>
-                <w:sz w:val="17"/>
-              </w:rPr>
-              <w:t>由母體管委會開立支票返還 A2 大境 6 戶交屋管理基金</w:t>
-            </w:r>
-          </w:p>
-        </w:tc>
-      </w:tr>
-      <w:tr>
-        <w:tc>
-          <w:tcPr>
-            <w:tcW w:type="dxa" w:w="2409"/>
-            <w:shd w:fill="FFFFFF"/>
-            <w:tcMar>
-              <w:top w:w="90" w:type="dxa"/>
-              <w:bottom w:w="90" w:type="dxa"/>
-              <w:left w:w="100" w:type="dxa"/>
-              <w:right w:w="100" w:type="dxa"/>
-            </w:tcMar>
-            <w:shd w:fill="FFFDF5"/>
-          </w:tcPr>
-          <w:p>
-            <w:r>
-              <w:rPr>
-                <w:rFonts w:ascii="PingFang TC" w:hAnsi="PingFang TC"/>
-                <w:color w:val="2D3748"/>
-                <w:sz w:val="17"/>
-              </w:rPr>
-              <w:t>5~9月管理費結餘退款</w:t>
-            </w:r>
-          </w:p>
-        </w:tc>
-        <w:tc>
-          <w:tcPr>
-            <w:tcW w:type="dxa" w:w="2409"/>
-            <w:shd w:fill="FFFFFF"/>
-            <w:tcMar>
-              <w:top w:w="90" w:type="dxa"/>
-              <w:bottom w:w="90" w:type="dxa"/>
-              <w:left w:w="100" w:type="dxa"/>
-              <w:right w:w="100" w:type="dxa"/>
-            </w:tcMar>
-            <w:shd w:fill="FFFDF5"/>
-          </w:tcPr>
-          <w:p>
-            <w:r>
-              <w:rPr>
-                <w:rFonts w:ascii="PingFang TC" w:hAnsi="PingFang TC"/>
-                <w:color w:val="2D3748"/>
-                <w:sz w:val="17"/>
-              </w:rPr>
-              <w:t>約 NT$ 4,500 元</w:t>
-              <w:br/>
-              <w:t>(會計清算結餘)</w:t>
-            </w:r>
-          </w:p>
-        </w:tc>
-        <w:tc>
-          <w:tcPr>
-            <w:tcW w:type="dxa" w:w="2409"/>
-            <w:shd w:fill="FFFFFF"/>
-            <w:tcMar>
-              <w:top w:w="90" w:type="dxa"/>
-              <w:bottom w:w="90" w:type="dxa"/>
-              <w:left w:w="100" w:type="dxa"/>
-              <w:right w:w="100" w:type="dxa"/>
-            </w:tcMar>
-            <w:shd w:fill="FFFDF5"/>
-          </w:tcPr>
-          <w:p>
-            <w:r>
-              <w:rPr>
-                <w:rFonts w:ascii="PingFang TC" w:hAnsi="PingFang TC"/>
-                <w:color w:val="2D3748"/>
-                <w:sz w:val="17"/>
-              </w:rPr>
-              <w:t>A2 繳交 30,000 元，扣除公設水電攤提之結餘</w:t>
-            </w:r>
-          </w:p>
-        </w:tc>
-        <w:tc>
-          <w:tcPr>
-            <w:tcW w:type="dxa" w:w="2409"/>
-            <w:shd w:fill="FFFFFF"/>
-            <w:tcMar>
-              <w:top w:w="90" w:type="dxa"/>
-              <w:bottom w:w="90" w:type="dxa"/>
-              <w:left w:w="100" w:type="dxa"/>
-              <w:right w:w="100" w:type="dxa"/>
-            </w:tcMar>
-            <w:shd w:fill="FFFDF5"/>
-          </w:tcPr>
-          <w:p>
-            <w:r>
-              <w:rPr>
-                <w:rFonts w:ascii="PingFang TC" w:hAnsi="PingFang TC"/>
-                <w:color w:val="2D3748"/>
-                <w:sz w:val="17"/>
-              </w:rPr>
-              <w:t>經監察委員與財務委員清算後由活存專戶電匯撥付</w:t>
-            </w:r>
-          </w:p>
-        </w:tc>
-      </w:tr>
-      <w:tr>
-        <w:tc>
-          <w:tcPr>
-            <w:tcW w:type="dxa" w:w="2409"/>
-            <w:shd w:fill="FFFBEB"/>
-            <w:tcMar>
-              <w:top w:w="90" w:type="dxa"/>
-              <w:bottom w:w="90" w:type="dxa"/>
-              <w:left w:w="100" w:type="dxa"/>
-              <w:right w:w="100" w:type="dxa"/>
-            </w:tcMar>
-            <w:shd w:fill="FAF8F2"/>
-          </w:tcPr>
-          <w:p>
-            <w:r>
-              <w:rPr>
-                <w:rFonts w:ascii="PingFang TC" w:hAnsi="PingFang TC"/>
-                <w:b/>
-                <w:color w:val="A83212"/>
-                <w:sz w:val="17"/>
-              </w:rPr>
-              <w:t>合計可取回公款總額</w:t>
-            </w:r>
-          </w:p>
-        </w:tc>
-        <w:tc>
-          <w:tcPr>
-            <w:tcW w:type="dxa" w:w="2409"/>
-            <w:shd w:fill="FFFBEB"/>
-            <w:tcMar>
-              <w:top w:w="90" w:type="dxa"/>
-              <w:bottom w:w="90" w:type="dxa"/>
-              <w:left w:w="100" w:type="dxa"/>
-              <w:right w:w="100" w:type="dxa"/>
-            </w:tcMar>
-            <w:shd w:fill="FAF8F2"/>
-          </w:tcPr>
-          <w:p>
-            <w:r>
-              <w:rPr>
-                <w:rFonts w:ascii="PingFang TC" w:hAnsi="PingFang TC"/>
-                <w:b/>
-                <w:color w:val="A83212"/>
-                <w:sz w:val="17"/>
-              </w:rPr>
-              <w:t>NT$ 284,731 元整</w:t>
-            </w:r>
-          </w:p>
-        </w:tc>
-        <w:tc>
-          <w:tcPr>
-            <w:tcW w:type="dxa" w:w="2409"/>
-            <w:shd w:fill="FFFBEB"/>
-            <w:tcMar>
-              <w:top w:w="90" w:type="dxa"/>
-              <w:bottom w:w="90" w:type="dxa"/>
-              <w:left w:w="100" w:type="dxa"/>
-              <w:right w:w="100" w:type="dxa"/>
-            </w:tcMar>
-            <w:shd w:fill="FAF8F2"/>
-          </w:tcPr>
-          <w:p>
-            <w:r>
-              <w:rPr>
-                <w:rFonts w:ascii="PingFang TC" w:hAnsi="PingFang TC"/>
-                <w:b/>
-                <w:color w:val="A83212"/>
-                <w:sz w:val="17"/>
-              </w:rPr>
-              <w:t>大境獨立後之第一筆自有公共基金</w:t>
-            </w:r>
-          </w:p>
-        </w:tc>
-        <w:tc>
-          <w:tcPr>
-            <w:tcW w:type="dxa" w:w="2409"/>
-            <w:shd w:fill="FFFBEB"/>
-            <w:tcMar>
-              <w:top w:w="90" w:type="dxa"/>
-              <w:bottom w:w="90" w:type="dxa"/>
-              <w:left w:w="100" w:type="dxa"/>
-              <w:right w:w="100" w:type="dxa"/>
-            </w:tcMar>
-            <w:shd w:fill="FAF8F2"/>
-          </w:tcPr>
-          <w:p>
-            <w:r>
-              <w:rPr>
-                <w:rFonts w:ascii="PingFang TC" w:hAnsi="PingFang TC"/>
-                <w:b/>
-                <w:color w:val="A83212"/>
-                <w:sz w:val="17"/>
-              </w:rPr>
-              <w:t>開戶後一次性撥入富宇大境專戶</w:t>
-            </w:r>
-          </w:p>
-        </w:tc>
-      </w:tr>
-    </w:tbl>
-    <w:p>
-      <w:pPr>
-        <w:keepNext/>
-        <w:spacing w:before="240" w:after="120"/>
-      </w:pPr>
-      <w:r>
-        <w:rPr>
-          <w:rFonts w:ascii="PingFang TC" w:hAnsi="PingFang TC"/>
-          <w:b/>
-          <w:color w:val="DE5814"/>
-          <w:sz w:val="23"/>
-        </w:rPr>
-        <w:t>3.2 分割後大境 6 戶自主財務預算模型（實質負擔腰斬）</w:t>
-      </w:r>
-    </w:p>
-    <w:p>
-      <w:pPr>
-        <w:spacing w:line="312" w:lineRule="auto" w:before="40" w:after="80"/>
-      </w:pPr>
-      <w:r>
-        <w:rPr>
-          <w:rFonts w:ascii="PingFang TC" w:hAnsi="PingFang TC"/>
-          <w:color w:val="2D3748"/>
-          <w:sz w:val="19"/>
-        </w:rPr>
-        <w:t>獨立成立「富宇大境管委會」後，6 戶透天別墅之日常維護極度單純。每戶每月管理費可自原先的 **$1,000 元大幅調降至 $300 ～ $500 元**：</w:t>
-      </w:r>
-    </w:p>
-    <w:tbl>
-      <w:tblPr>
-        <w:tblW w:type="auto" w:w="0"/>
-        <w:jc w:val="center"/>
-        <w:tblLook w:firstColumn="1" w:firstRow="1" w:lastColumn="0" w:lastRow="0" w:noHBand="0" w:noVBand="1" w:val="04A0"/>
-      </w:tblPr>
-      <w:tblGrid>
-        <w:gridCol w:w="3213"/>
-        <w:gridCol w:w="3213"/>
-        <w:gridCol w:w="3213"/>
-      </w:tblGrid>
-      <w:tr>
-        <w:tc>
-          <w:tcPr>
-            <w:tcW w:type="dxa" w:w="3213"/>
-            <w:shd w:fill="DE5814"/>
-            <w:tcMar>
-              <w:top w:w="90" w:type="dxa"/>
-              <w:bottom w:w="90" w:type="dxa"/>
-              <w:left w:w="100" w:type="dxa"/>
-              <w:right w:w="100" w:type="dxa"/>
-            </w:tcMar>
-            <w:shd w:fill="1A1D20"/>
-          </w:tcPr>
-          <w:p>
-            <w:r>
-              <w:rPr>
-                <w:rFonts w:ascii="PingFang TC" w:hAnsi="PingFang TC"/>
-                <w:b/>
-                <w:color w:val="D4AF37"/>
-                <w:sz w:val="17"/>
-              </w:rPr>
-              <w:t>收支項目</w:t>
-            </w:r>
-          </w:p>
-        </w:tc>
-        <w:tc>
-          <w:tcPr>
-            <w:tcW w:type="dxa" w:w="3213"/>
-            <w:shd w:fill="DE5814"/>
-            <w:tcMar>
-              <w:top w:w="90" w:type="dxa"/>
-              <w:bottom w:w="90" w:type="dxa"/>
-              <w:left w:w="100" w:type="dxa"/>
-              <w:right w:w="100" w:type="dxa"/>
-            </w:tcMar>
-            <w:shd w:fill="1A1D20"/>
-          </w:tcPr>
-          <w:p>
-            <w:r>
-              <w:rPr>
-                <w:rFonts w:ascii="PingFang TC" w:hAnsi="PingFang TC"/>
-                <w:b/>
-                <w:color w:val="D4AF37"/>
-                <w:sz w:val="17"/>
-              </w:rPr>
-              <w:t>每月金額 (新台幣)</w:t>
-            </w:r>
-          </w:p>
-        </w:tc>
-        <w:tc>
-          <w:tcPr>
-            <w:tcW w:type="dxa" w:w="3213"/>
-            <w:shd w:fill="DE5814"/>
-            <w:tcMar>
-              <w:top w:w="90" w:type="dxa"/>
-              <w:bottom w:w="90" w:type="dxa"/>
-              <w:left w:w="100" w:type="dxa"/>
-              <w:right w:w="100" w:type="dxa"/>
-            </w:tcMar>
-            <w:shd w:fill="1A1D20"/>
-          </w:tcPr>
-          <w:p>
-            <w:r>
-              <w:rPr>
-                <w:rFonts w:ascii="PingFang TC" w:hAnsi="PingFang TC"/>
-                <w:b/>
-                <w:color w:val="D4AF37"/>
-                <w:sz w:val="17"/>
-              </w:rPr>
-              <w:t>年度金額 (新台幣) / 說明</w:t>
-            </w:r>
-          </w:p>
-        </w:tc>
-      </w:tr>
-      <w:tr>
-        <w:tc>
-          <w:tcPr>
-            <w:tcW w:type="dxa" w:w="3213"/>
-            <w:shd w:fill="FFFFFF"/>
-            <w:tcMar>
-              <w:top w:w="80" w:type="dxa"/>
-              <w:bottom w:w="80" w:type="dxa"/>
-              <w:left w:w="100" w:type="dxa"/>
-              <w:right w:w="100" w:type="dxa"/>
-            </w:tcMar>
-            <w:shd w:fill="FFFDF5"/>
-          </w:tcPr>
-          <w:p>
-            <w:r>
-              <w:rPr>
-                <w:rFonts w:ascii="PingFang TC" w:hAnsi="PingFang TC"/>
-                <w:color w:val="2D3748"/>
-                <w:sz w:val="17"/>
-              </w:rPr>
-              <w:t>管理費收入 (以每戶 $400 計算)</w:t>
-            </w:r>
-          </w:p>
-        </w:tc>
-        <w:tc>
-          <w:tcPr>
-            <w:tcW w:type="dxa" w:w="3213"/>
-            <w:shd w:fill="FFFFFF"/>
-            <w:tcMar>
-              <w:top w:w="80" w:type="dxa"/>
-              <w:bottom w:w="80" w:type="dxa"/>
-              <w:left w:w="100" w:type="dxa"/>
-              <w:right w:w="100" w:type="dxa"/>
-            </w:tcMar>
-            <w:shd w:fill="FFFDF5"/>
-          </w:tcPr>
-          <w:p>
-            <w:r>
-              <w:rPr>
-                <w:rFonts w:ascii="PingFang TC" w:hAnsi="PingFang TC"/>
-                <w:color w:val="2D3748"/>
-                <w:sz w:val="17"/>
-              </w:rPr>
-              <w:t>+ NT$ 2,400 元</w:t>
-            </w:r>
-          </w:p>
-        </w:tc>
-        <w:tc>
-          <w:tcPr>
-            <w:tcW w:type="dxa" w:w="3213"/>
-            <w:shd w:fill="FFFFFF"/>
-            <w:tcMar>
-              <w:top w:w="80" w:type="dxa"/>
-              <w:bottom w:w="80" w:type="dxa"/>
-              <w:left w:w="100" w:type="dxa"/>
-              <w:right w:w="100" w:type="dxa"/>
-            </w:tcMar>
-            <w:shd w:fill="FFFDF5"/>
-          </w:tcPr>
-          <w:p>
-            <w:r>
-              <w:rPr>
-                <w:rFonts w:ascii="PingFang TC" w:hAnsi="PingFang TC"/>
-                <w:color w:val="2D3748"/>
-                <w:sz w:val="17"/>
-              </w:rPr>
-              <w:t>+ NT$ 28,800 元 (6 戶全收，負擔大幅減輕 60%)</w:t>
-            </w:r>
-          </w:p>
-        </w:tc>
-      </w:tr>
-      <w:tr>
-        <w:tc>
-          <w:tcPr>
-            <w:tcW w:type="dxa" w:w="3213"/>
-            <w:shd w:fill="F8FAFC"/>
-            <w:tcMar>
-              <w:top w:w="80" w:type="dxa"/>
-              <w:bottom w:w="80" w:type="dxa"/>
-              <w:left w:w="100" w:type="dxa"/>
-              <w:right w:w="100" w:type="dxa"/>
-            </w:tcMar>
-            <w:shd w:fill="FAF8F2"/>
-          </w:tcPr>
-          <w:p>
-            <w:r>
-              <w:rPr>
-                <w:rFonts w:ascii="PingFang TC" w:hAnsi="PingFang TC"/>
-                <w:color w:val="2D3748"/>
-                <w:sz w:val="17"/>
-              </w:rPr>
-              <w:t>公共路燈與設施用電 (台電分攤)</w:t>
-            </w:r>
-          </w:p>
-        </w:tc>
-        <w:tc>
-          <w:tcPr>
-            <w:tcW w:type="dxa" w:w="3213"/>
-            <w:shd w:fill="F8FAFC"/>
-            <w:tcMar>
-              <w:top w:w="80" w:type="dxa"/>
-              <w:bottom w:w="80" w:type="dxa"/>
-              <w:left w:w="100" w:type="dxa"/>
-              <w:right w:w="100" w:type="dxa"/>
-            </w:tcMar>
-            <w:shd w:fill="FAF8F2"/>
-          </w:tcPr>
-          <w:p>
-            <w:r>
-              <w:rPr>
-                <w:rFonts w:ascii="PingFang TC" w:hAnsi="PingFang TC"/>
-                <w:color w:val="2D3748"/>
-                <w:sz w:val="17"/>
-              </w:rPr>
-              <w:t>- NT$ 400 元</w:t>
-            </w:r>
-          </w:p>
-        </w:tc>
-        <w:tc>
-          <w:tcPr>
-            <w:tcW w:type="dxa" w:w="3213"/>
-            <w:shd w:fill="F8FAFC"/>
-            <w:tcMar>
-              <w:top w:w="80" w:type="dxa"/>
-              <w:bottom w:w="80" w:type="dxa"/>
-              <w:left w:w="100" w:type="dxa"/>
-              <w:right w:w="100" w:type="dxa"/>
-            </w:tcMar>
-            <w:shd w:fill="FAF8F2"/>
-          </w:tcPr>
-          <w:p>
-            <w:r>
-              <w:rPr>
-                <w:rFonts w:ascii="PingFang TC" w:hAnsi="PingFang TC"/>
-                <w:color w:val="2D3748"/>
-                <w:sz w:val="17"/>
-              </w:rPr>
-              <w:t>- NT$ 4,800 元 (僅門前路燈與局部公電)</w:t>
-            </w:r>
-          </w:p>
-        </w:tc>
-      </w:tr>
-      <w:tr>
-        <w:tc>
-          <w:tcPr>
-            <w:tcW w:type="dxa" w:w="3213"/>
-            <w:shd w:fill="FFFFFF"/>
-            <w:tcMar>
-              <w:top w:w="80" w:type="dxa"/>
-              <w:bottom w:w="80" w:type="dxa"/>
-              <w:left w:w="100" w:type="dxa"/>
-              <w:right w:w="100" w:type="dxa"/>
-            </w:tcMar>
-            <w:shd w:fill="FFFDF5"/>
-          </w:tcPr>
-          <w:p>
-            <w:r>
-              <w:rPr>
-                <w:rFonts w:ascii="PingFang TC" w:hAnsi="PingFang TC"/>
-                <w:color w:val="2D3748"/>
-                <w:sz w:val="17"/>
-              </w:rPr>
-              <w:t>行政雜支與開戶規費</w:t>
-            </w:r>
-          </w:p>
-        </w:tc>
-        <w:tc>
-          <w:tcPr>
-            <w:tcW w:type="dxa" w:w="3213"/>
-            <w:shd w:fill="FFFFFF"/>
-            <w:tcMar>
-              <w:top w:w="80" w:type="dxa"/>
-              <w:bottom w:w="80" w:type="dxa"/>
-              <w:left w:w="100" w:type="dxa"/>
-              <w:right w:w="100" w:type="dxa"/>
-            </w:tcMar>
-            <w:shd w:fill="FFFDF5"/>
-          </w:tcPr>
-          <w:p>
-            <w:r>
-              <w:rPr>
-                <w:rFonts w:ascii="PingFang TC" w:hAnsi="PingFang TC"/>
-                <w:color w:val="2D3748"/>
-                <w:sz w:val="17"/>
-              </w:rPr>
-              <w:t>- NT$ 200 元</w:t>
-            </w:r>
-          </w:p>
-        </w:tc>
-        <w:tc>
-          <w:tcPr>
-            <w:tcW w:type="dxa" w:w="3213"/>
-            <w:shd w:fill="FFFFFF"/>
-            <w:tcMar>
-              <w:top w:w="80" w:type="dxa"/>
-              <w:bottom w:w="80" w:type="dxa"/>
-              <w:left w:w="100" w:type="dxa"/>
-              <w:right w:w="100" w:type="dxa"/>
-            </w:tcMar>
-            <w:shd w:fill="FFFDF5"/>
-          </w:tcPr>
-          <w:p>
-            <w:r>
-              <w:rPr>
-                <w:rFonts w:ascii="PingFang TC" w:hAnsi="PingFang TC"/>
-                <w:color w:val="2D3748"/>
-                <w:sz w:val="17"/>
-              </w:rPr>
-              <w:t>- NT$ 2,400 元 (文具、郵資、印鑑保管)</w:t>
-            </w:r>
-          </w:p>
-        </w:tc>
-      </w:tr>
-      <w:tr>
-        <w:tc>
-          <w:tcPr>
-            <w:tcW w:type="dxa" w:w="3213"/>
-            <w:shd w:fill="F8FAFC"/>
-            <w:tcMar>
-              <w:top w:w="80" w:type="dxa"/>
-              <w:bottom w:w="80" w:type="dxa"/>
-              <w:left w:w="100" w:type="dxa"/>
-              <w:right w:w="100" w:type="dxa"/>
-            </w:tcMar>
-            <w:shd w:fill="FAF8F2"/>
-          </w:tcPr>
-          <w:p>
-            <w:r>
-              <w:rPr>
-                <w:rFonts w:ascii="PingFang TC" w:hAnsi="PingFang TC"/>
-                <w:color w:val="2D3748"/>
-                <w:sz w:val="17"/>
-              </w:rPr>
-              <w:t>垃圾清運支出</w:t>
-            </w:r>
-          </w:p>
-        </w:tc>
-        <w:tc>
-          <w:tcPr>
-            <w:tcW w:type="dxa" w:w="3213"/>
-            <w:shd w:fill="F8FAFC"/>
-            <w:tcMar>
-              <w:top w:w="80" w:type="dxa"/>
-              <w:bottom w:w="80" w:type="dxa"/>
-              <w:left w:w="100" w:type="dxa"/>
-              <w:right w:w="100" w:type="dxa"/>
-            </w:tcMar>
-            <w:shd w:fill="FAF8F2"/>
-          </w:tcPr>
-          <w:p>
-            <w:r>
-              <w:rPr>
-                <w:rFonts w:ascii="PingFang TC" w:hAnsi="PingFang TC"/>
-                <w:color w:val="2D3748"/>
-                <w:sz w:val="17"/>
-              </w:rPr>
-              <w:t>NT$ 0 元</w:t>
-            </w:r>
-          </w:p>
-        </w:tc>
-        <w:tc>
-          <w:tcPr>
-            <w:tcW w:type="dxa" w:w="3213"/>
-            <w:shd w:fill="F8FAFC"/>
-            <w:tcMar>
-              <w:top w:w="80" w:type="dxa"/>
-              <w:bottom w:w="80" w:type="dxa"/>
-              <w:left w:w="100" w:type="dxa"/>
-              <w:right w:w="100" w:type="dxa"/>
-            </w:tcMar>
-            <w:shd w:fill="FAF8F2"/>
-          </w:tcPr>
-          <w:p>
-            <w:r>
-              <w:rPr>
-                <w:rFonts w:ascii="PingFang TC" w:hAnsi="PingFang TC"/>
-                <w:color w:val="2D3748"/>
-                <w:sz w:val="17"/>
-              </w:rPr>
-              <w:t>NT$ 0 元 (住戶自行門前等市府公車型垃圾車，完全免花費)</w:t>
-            </w:r>
-          </w:p>
-        </w:tc>
-      </w:tr>
-      <w:tr>
-        <w:tc>
-          <w:tcPr>
-            <w:tcW w:type="dxa" w:w="3213"/>
-            <w:shd w:fill="FFFFFF"/>
-            <w:tcMar>
-              <w:top w:w="80" w:type="dxa"/>
-              <w:bottom w:w="80" w:type="dxa"/>
-              <w:left w:w="100" w:type="dxa"/>
-              <w:right w:w="100" w:type="dxa"/>
-            </w:tcMar>
-            <w:shd w:fill="FFFDF5"/>
-          </w:tcPr>
-          <w:p>
-            <w:r>
-              <w:rPr>
-                <w:rFonts w:ascii="PingFang TC" w:hAnsi="PingFang TC"/>
-                <w:b/>
-                <w:color w:val="A83212"/>
-                <w:sz w:val="17"/>
-              </w:rPr>
-              <w:t>每月常態盈餘 / 儲備金</w:t>
-            </w:r>
-          </w:p>
-        </w:tc>
-        <w:tc>
-          <w:tcPr>
-            <w:tcW w:type="dxa" w:w="3213"/>
-            <w:shd w:fill="FFFFFF"/>
-            <w:tcMar>
-              <w:top w:w="80" w:type="dxa"/>
-              <w:bottom w:w="80" w:type="dxa"/>
-              <w:left w:w="100" w:type="dxa"/>
-              <w:right w:w="100" w:type="dxa"/>
-            </w:tcMar>
-            <w:shd w:fill="FFFDF5"/>
-          </w:tcPr>
-          <w:p>
-            <w:r>
-              <w:rPr>
-                <w:rFonts w:ascii="PingFang TC" w:hAnsi="PingFang TC"/>
-                <w:b/>
-                <w:color w:val="A83212"/>
-                <w:sz w:val="17"/>
-              </w:rPr>
-              <w:t>+ NT$ 1,800 元</w:t>
-            </w:r>
-          </w:p>
-        </w:tc>
-        <w:tc>
-          <w:tcPr>
-            <w:tcW w:type="dxa" w:w="3213"/>
-            <w:shd w:fill="FFFFFF"/>
-            <w:tcMar>
-              <w:top w:w="80" w:type="dxa"/>
-              <w:bottom w:w="80" w:type="dxa"/>
-              <w:left w:w="100" w:type="dxa"/>
-              <w:right w:w="100" w:type="dxa"/>
-            </w:tcMar>
-            <w:shd w:fill="FFFDF5"/>
-          </w:tcPr>
-          <w:p>
-            <w:r>
-              <w:rPr>
-                <w:rFonts w:ascii="PingFang TC" w:hAnsi="PingFang TC"/>
-                <w:b/>
-                <w:color w:val="A83212"/>
-                <w:sz w:val="17"/>
-              </w:rPr>
-              <w:t>+ NT$ 21,600 元 (轉入定存滾存，手頭更有 28 萬老本！)</w:t>
-            </w:r>
-          </w:p>
-        </w:tc>
-      </w:tr>
-    </w:tbl>
-    <w:p>
-      <w:pPr>
-        <w:keepNext/>
-        <w:spacing w:before="360" w:after="160"/>
-      </w:pPr>
-      <w:r>
-        <w:rPr>
-          <w:rFonts w:ascii="PingFang TC" w:hAnsi="PingFang TC"/>
-          <w:b/>
-          <w:color w:val="B8860B"/>
-          <w:sz w:val="28"/>
-        </w:rPr>
-        <w:t>第肆章：五大推動階段與標準作業程序（SOP）</w:t>
-      </w:r>
-    </w:p>
-    <w:p>
-      <w:pPr>
-        <w:spacing w:line="312" w:lineRule="auto" w:before="40" w:after="80"/>
-      </w:pPr>
-      <w:r>
-        <w:rPr>
-          <w:rFonts w:ascii="PingFang TC" w:hAnsi="PingFang TC"/>
-          <w:color w:val="2D3748"/>
-          <w:sz w:val="19"/>
-        </w:rPr>
-        <w:t>富宇大境分割之推動，必須兼顧法律程序的正當性與行政審查的嚴謹性，標準推動 SOP 劃分為五大階段：</w:t>
-      </w:r>
-    </w:p>
-    <w:p>
-      <w:pPr>
-        <w:keepNext/>
-        <w:spacing w:before="240" w:after="120"/>
-      </w:pPr>
-      <w:r>
-        <w:rPr>
-          <w:rFonts w:ascii="PingFang TC" w:hAnsi="PingFang TC"/>
-          <w:b/>
-          <w:color w:val="DE5814"/>
-          <w:sz w:val="23"/>
-        </w:rPr>
-        <w:t>階段一：A2 大境內部 100% 連署凝聚（共識準備）</w:t>
-      </w:r>
-    </w:p>
-    <w:p>
-      <w:pPr>
-        <w:spacing w:line="312" w:lineRule="auto" w:before="40" w:after="80"/>
-      </w:pPr>
-      <w:r>
-        <w:rPr>
-          <w:rFonts w:ascii="PingFang TC" w:hAnsi="PingFang TC"/>
-          <w:color w:val="2D3748"/>
-          <w:sz w:val="19"/>
-        </w:rPr>
-        <w:t>• 召開大境 6 戶客廳會，推選一名專案發起人（召集人）。</w:t>
-      </w:r>
-    </w:p>
-    <w:p>
-      <w:pPr>
-        <w:spacing w:line="312" w:lineRule="auto" w:before="40" w:after="80"/>
-      </w:pPr>
-      <w:r>
-        <w:rPr>
-          <w:rFonts w:ascii="PingFang TC" w:hAnsi="PingFang TC"/>
-          <w:color w:val="2D3748"/>
-          <w:sz w:val="19"/>
-        </w:rPr>
-        <w:t>• 簽署《A2 富宇大境獨立分割連署意向書》（附錄一），取得 6 戶區權人 100% 簽章。</w:t>
-      </w:r>
-    </w:p>
-    <w:p>
-      <w:pPr>
-        <w:spacing w:line="312" w:lineRule="auto" w:before="40" w:after="80"/>
-      </w:pPr>
-      <w:r>
-        <w:rPr>
-          <w:rFonts w:ascii="PingFang TC" w:hAnsi="PingFang TC"/>
-          <w:color w:val="2D3748"/>
-          <w:sz w:val="19"/>
-        </w:rPr>
-        <w:t>• 確認共識：同意垃圾自行等車、同意追回定存 22 萬與基金 6 萬、推舉 3 人擔任新管委會幹部（主委、財委、監委）或單一管理負責人。</w:t>
-      </w:r>
-    </w:p>
-    <w:p>
-      <w:pPr>
-        <w:keepNext/>
-        <w:spacing w:before="240" w:after="120"/>
-      </w:pPr>
-      <w:r>
-        <w:rPr>
-          <w:rFonts w:ascii="PingFang TC" w:hAnsi="PingFang TC"/>
-          <w:b/>
-          <w:color w:val="DE5814"/>
-          <w:sz w:val="23"/>
-        </w:rPr>
-        <w:t>階段二：向富宇大地管委會正式提案（溝通與審議）</w:t>
-      </w:r>
-    </w:p>
-    <w:p>
-      <w:pPr>
-        <w:spacing w:line="312" w:lineRule="auto" w:before="40" w:after="80"/>
-      </w:pPr>
-      <w:r>
-        <w:rPr>
-          <w:rFonts w:ascii="PingFang TC" w:hAnsi="PingFang TC"/>
-          <w:color w:val="2D3748"/>
-          <w:sz w:val="19"/>
-        </w:rPr>
-        <w:t>• 由召集人以書面正式發函向富宇大地第二屆管委會提案，列入下次例會議程審議。</w:t>
-      </w:r>
-    </w:p>
-    <w:p>
-      <w:pPr>
-        <w:spacing w:line="312" w:lineRule="auto" w:before="40" w:after="80"/>
-      </w:pPr>
-      <w:r>
-        <w:rPr>
-          <w:rFonts w:ascii="PingFang TC" w:hAnsi="PingFang TC"/>
-          <w:color w:val="2D3748"/>
-          <w:sz w:val="19"/>
-        </w:rPr>
-        <w:t>• **提案說服核心策略（雙贏話術）**：</w:t>
-      </w:r>
-    </w:p>
-    <w:p>
-      <w:pPr>
-        <w:spacing w:line="312" w:lineRule="auto" w:before="40" w:after="80"/>
-      </w:pPr>
-      <w:r>
-        <w:rPr>
-          <w:rFonts w:ascii="PingFang TC" w:hAnsi="PingFang TC"/>
-          <w:color w:val="2D3748"/>
-          <w:sz w:val="19"/>
-        </w:rPr>
-        <w:t xml:space="preserve">  1. 告知大社區委員：大境的 22 萬定存原本就是獨立存單，分割不會掏空大社區原本的 760 萬資金。</w:t>
-      </w:r>
-    </w:p>
-    <w:p>
-      <w:pPr>
-        <w:spacing w:line="312" w:lineRule="auto" w:before="40" w:after="80"/>
-      </w:pPr>
-      <w:r>
-        <w:rPr>
-          <w:rFonts w:ascii="PingFang TC" w:hAnsi="PingFang TC"/>
-          <w:color w:val="2D3748"/>
-          <w:sz w:val="19"/>
-        </w:rPr>
-        <w:t xml:space="preserve">  2. 大境退出後，內部 6 桶子母車由 235 戶使用，垃圾容量更充裕、異味更少。</w:t>
-      </w:r>
-    </w:p>
-    <w:p>
-      <w:pPr>
-        <w:spacing w:line="312" w:lineRule="auto" w:before="40" w:after="80"/>
-      </w:pPr>
-      <w:r>
-        <w:rPr>
-          <w:rFonts w:ascii="PingFang TC" w:hAnsi="PingFang TC"/>
-          <w:color w:val="2D3748"/>
-          <w:sz w:val="19"/>
-        </w:rPr>
-        <w:t xml:space="preserve">  3. 物業經理曹鈺芳無需再跨越龍社路巡查大境，大幅減輕巡檢與信件投遞負擔。</w:t>
-      </w:r>
-    </w:p>
-    <w:p>
-      <w:pPr>
-        <w:keepNext/>
-        <w:spacing w:before="240" w:after="120"/>
-      </w:pPr>
-      <w:r>
-        <w:rPr>
-          <w:rFonts w:ascii="PingFang TC" w:hAnsi="PingFang TC"/>
-          <w:b/>
-          <w:color w:val="DE5814"/>
-          <w:sz w:val="23"/>
-        </w:rPr>
-        <w:t>階段三：法定程序推進與行政移交（法律生效程序）</w:t>
-      </w:r>
-    </w:p>
-    <w:p>
-      <w:pPr>
-        <w:spacing w:line="312" w:lineRule="auto" w:before="40" w:after="80"/>
-      </w:pPr>
-      <w:r>
-        <w:rPr>
-          <w:rFonts w:ascii="PingFang TC" w:hAnsi="PingFang TC"/>
-          <w:color w:val="2D3748"/>
-          <w:sz w:val="19"/>
-        </w:rPr>
-        <w:t>• **管委會審議與移交協議**：富宇大地管委會於例行會議確認 A2 大境依法分割獨立，簽署資產分割清算協議書，並辦理新光銀行定存與交屋基金移交手續。</w:t>
-      </w:r>
-    </w:p>
-    <w:p>
-      <w:pPr>
-        <w:spacing w:line="312" w:lineRule="auto" w:before="40" w:after="80"/>
-      </w:pPr>
-      <w:r>
-        <w:rPr>
-          <w:rFonts w:ascii="PingFang TC" w:hAnsi="PingFang TC"/>
-          <w:color w:val="2D3748"/>
-          <w:sz w:val="19"/>
-        </w:rPr>
-        <w:t>• **大境管委會正式成立**：A2 大境 6 戶全體區權人依法正式成立『富宇大境管理委員會』，訂定住戶規約、推選管理委員會幹部，並辦理專款專戶接收手續。</w:t>
-      </w:r>
-    </w:p>
-    <w:p>
-      <w:pPr>
-        <w:keepNext/>
-        <w:spacing w:before="240" w:after="120"/>
-      </w:pPr>
-      <w:r>
-        <w:rPr>
-          <w:rFonts w:ascii="PingFang TC" w:hAnsi="PingFang TC"/>
-          <w:b/>
-          <w:color w:val="DE5814"/>
-          <w:sz w:val="23"/>
-        </w:rPr>
-        <w:t>階段四：主管機關行政變更與報備（取得法人地位與統編）</w:t>
-      </w:r>
-    </w:p>
-    <w:p>
-      <w:pPr>
-        <w:spacing w:line="312" w:lineRule="auto" w:before="40" w:after="80"/>
-      </w:pPr>
-      <w:r>
-        <w:rPr>
-          <w:rFonts w:ascii="PingFang TC" w:hAnsi="PingFang TC"/>
-          <w:color w:val="2D3748"/>
-          <w:sz w:val="19"/>
-        </w:rPr>
-        <w:t>• 檢具全體區權人簽署立案公文、修正前後規約、分割協議書、使照影本、地籍圖謄本向主管機關龍井區公所申辦變更備查。</w:t>
-      </w:r>
-    </w:p>
-    <w:p>
-      <w:pPr>
-        <w:spacing w:line="312" w:lineRule="auto" w:before="40" w:after="80"/>
-      </w:pPr>
-      <w:r>
-        <w:rPr>
-          <w:rFonts w:ascii="PingFang TC" w:hAnsi="PingFang TC"/>
-          <w:color w:val="2D3748"/>
-          <w:sz w:val="19"/>
-        </w:rPr>
-        <w:t>• 向**台中市龍井區公所**申請：</w:t>
-      </w:r>
-    </w:p>
-    <w:p>
-      <w:pPr>
-        <w:spacing w:line="312" w:lineRule="auto" w:before="40" w:after="80"/>
-      </w:pPr>
-      <w:r>
-        <w:rPr>
-          <w:rFonts w:ascii="PingFang TC" w:hAnsi="PingFang TC"/>
-          <w:color w:val="2D3748"/>
-          <w:sz w:val="19"/>
-        </w:rPr>
-        <w:t xml:space="preserve">  1. 富宇大地管委會報備戶數變更（由 241 戶變更為 235 戶）。</w:t>
-      </w:r>
-    </w:p>
-    <w:p>
-      <w:pPr>
-        <w:spacing w:line="312" w:lineRule="auto" w:before="40" w:after="80"/>
-      </w:pPr>
-      <w:r>
-        <w:rPr>
-          <w:rFonts w:ascii="PingFang TC" w:hAnsi="PingFang TC"/>
-          <w:color w:val="2D3748"/>
-          <w:sz w:val="19"/>
-        </w:rPr>
-        <w:t xml:space="preserve">  2. 富宇大境管委會成立組織報備（核准 6 戶）。</w:t>
-      </w:r>
-    </w:p>
-    <w:p>
-      <w:pPr>
-        <w:spacing w:line="312" w:lineRule="auto" w:before="40" w:after="80"/>
-      </w:pPr>
-      <w:r>
-        <w:rPr>
-          <w:rFonts w:ascii="PingFang TC" w:hAnsi="PingFang TC"/>
-          <w:color w:val="2D3748"/>
-          <w:sz w:val="19"/>
-        </w:rPr>
-        <w:t>• 領取台中市政府龍井區公所核發之正式《公寓大廈管理組織報備證明》與新統一編號。</w:t>
-      </w:r>
-    </w:p>
-    <w:p>
-      <w:pPr>
-        <w:keepNext/>
-        <w:spacing w:before="240" w:after="120"/>
-      </w:pPr>
-      <w:r>
-        <w:rPr>
-          <w:rFonts w:ascii="PingFang TC" w:hAnsi="PingFang TC"/>
-          <w:b/>
-          <w:color w:val="DE5814"/>
-          <w:sz w:val="23"/>
-        </w:rPr>
-        <w:t>階段五：銀行帳戶新設、資產撥付與外包切割（實體割離）</w:t>
-      </w:r>
-    </w:p>
-    <w:p>
-      <w:pPr>
-        <w:spacing w:line="312" w:lineRule="auto" w:before="40" w:after="80"/>
-      </w:pPr>
-      <w:r>
-        <w:rPr>
-          <w:rFonts w:ascii="PingFang TC" w:hAnsi="PingFang TC"/>
-          <w:color w:val="2D3748"/>
-          <w:sz w:val="19"/>
-        </w:rPr>
-        <w:t>• 新任主委持公所報備證明、統一編號編配通知書、印鑑，至新光銀行沙鹿分行開立『富宇大境管理委員會』專戶。</w:t>
-      </w:r>
-    </w:p>
-    <w:p>
-      <w:pPr>
-        <w:spacing w:line="312" w:lineRule="auto" w:before="40" w:after="80"/>
-      </w:pPr>
-      <w:r>
-        <w:rPr>
-          <w:rFonts w:ascii="PingFang TC" w:hAnsi="PingFang TC"/>
-          <w:color w:val="2D3748"/>
-          <w:sz w:val="19"/>
-        </w:rPr>
-        <w:t>• 富宇大地管委會將定存 220,231 元、管理基金 60,000 元及結餘款全數電匯撥入新專戶。</w:t>
-      </w:r>
-    </w:p>
-    <w:p>
-      <w:pPr>
-        <w:spacing w:line="312" w:lineRule="auto" w:before="40" w:after="80"/>
-      </w:pPr>
-      <w:r>
-        <w:rPr>
-          <w:rFonts w:ascii="PingFang TC" w:hAnsi="PingFang TC"/>
-          <w:color w:val="2D3748"/>
-          <w:sz w:val="19"/>
-        </w:rPr>
-        <w:t>• 大境正式終止與福爾摩沙物業、品潔清潔、睿豐垃圾清運之權利義務關係，獨立自治運作開始。</w:t>
-      </w:r>
-    </w:p>
-    <w:p>
-      <w:pPr>
-        <w:keepNext/>
-        <w:spacing w:before="360" w:after="160"/>
-      </w:pPr>
-      <w:r>
-        <w:rPr>
-          <w:rFonts w:ascii="PingFang TC" w:hAnsi="PingFang TC"/>
-          <w:b/>
-          <w:color w:val="B8860B"/>
-          <w:sz w:val="28"/>
-        </w:rPr>
-        <w:t>第伍章：常見法律風險防禦與爭議防範守則</w:t>
-      </w:r>
-    </w:p>
-    <w:p>
-      <w:pPr>
-        <w:keepNext/>
-        <w:spacing w:before="240" w:after="120"/>
-      </w:pPr>
-      <w:r>
-        <w:rPr>
-          <w:rFonts w:ascii="PingFang TC" w:hAnsi="PingFang TC"/>
-          <w:b/>
-          <w:color w:val="DE5814"/>
-          <w:sz w:val="23"/>
-        </w:rPr>
-        <w:t>5.1 若大社區多數暴力惡意阻擋分割之法律救濟途徑</w:t>
-      </w:r>
-    </w:p>
-    <w:p>
-      <w:pPr>
-        <w:spacing w:line="312" w:lineRule="auto" w:before="40" w:after="80"/>
-      </w:pPr>
-      <w:r>
-        <w:rPr>
-          <w:rFonts w:ascii="PingFang TC" w:hAnsi="PingFang TC"/>
-          <w:color w:val="2D3748"/>
-          <w:sz w:val="19"/>
-        </w:rPr>
-        <w:t>若富宇大地管委會因預算考量拖延或拒不配合辦理大境分割案，大境 6 戶可行使以下法定權利破局：</w:t>
-      </w:r>
-    </w:p>
-    <w:p>
-      <w:pPr>
-        <w:spacing w:line="312" w:lineRule="auto" w:before="40" w:after="80"/>
-      </w:pPr>
-      <w:r>
-        <w:rPr>
-          <w:rFonts w:ascii="PingFang TC" w:hAnsi="PingFang TC"/>
-          <w:color w:val="2D3748"/>
-          <w:sz w:val="19"/>
-        </w:rPr>
-        <w:t>1. **提起《民法》第 824 條裁判分割共有物訴訟**：透天別墅基地地號若各自獨立，直接向法院訴請終止共有關係。</w:t>
-      </w:r>
-    </w:p>
-    <w:p>
-      <w:pPr>
-        <w:spacing w:line="312" w:lineRule="auto" w:before="40" w:after="80"/>
-      </w:pPr>
-      <w:r>
-        <w:rPr>
-          <w:rFonts w:ascii="PingFang TC" w:hAnsi="PingFang TC"/>
-          <w:color w:val="2D3748"/>
-          <w:sz w:val="19"/>
-        </w:rPr>
-        <w:t>2. **向台中市政府住宅發展工程處聲請爭議調處**：依《公寓大廈管理條例》第 45 條，向主管機關申訴母體管委會違反第 26 條強制合併，由主管機關介入調處。</w:t>
-      </w:r>
-    </w:p>
-    <w:p>
-      <w:pPr>
-        <w:spacing w:line="312" w:lineRule="auto" w:before="40" w:after="80"/>
-      </w:pPr>
-      <w:r>
-        <w:rPr>
-          <w:rFonts w:ascii="PingFang TC" w:hAnsi="PingFang TC"/>
-          <w:color w:val="2D3748"/>
-          <w:sz w:val="19"/>
-        </w:rPr>
-        <w:t>3. **行使拒繳非必要公設分攤款之民事抗辯**：依民事『不當得利』原則，大境未受垃圾子母車之利益，卻遭強迫收取對價，得主張減免管理費。</w:t>
-      </w:r>
-    </w:p>
-    <w:p>
-      <w:pPr>
-        <w:keepNext/>
-        <w:spacing w:before="240" w:after="120"/>
-      </w:pPr>
-      <w:r>
-        <w:rPr>
-          <w:rFonts w:ascii="PingFang TC" w:hAnsi="PingFang TC"/>
-          <w:b/>
-          <w:color w:val="DE5814"/>
-          <w:sz w:val="23"/>
-        </w:rPr>
-        <w:t>5.2 貨櫃屋管理室房屋稅與營業稅籍切割</w:t>
-      </w:r>
-    </w:p>
-    <w:p>
-      <w:pPr>
-        <w:spacing w:line="312" w:lineRule="auto" w:before="40" w:after="80"/>
-      </w:pPr>
-      <w:r>
-        <w:rPr>
-          <w:rFonts w:ascii="PingFang TC" w:hAnsi="PingFang TC"/>
-          <w:color w:val="2D3748"/>
-          <w:sz w:val="19"/>
-        </w:rPr>
-        <w:t>依 8 月例會動議一，貨櫃屋管理室發給 241 戶同意書向台中市沙鹿稅務局申辦房屋稅籍。分割後，A2 大境 6 戶應書面通知管委會與稅務局撤回同意書，貨櫃屋產權與稅負由剩餘 235 戶承擔，大境不再負擔任何營業用稅捐責任。</w:t>
-      </w:r>
-    </w:p>
-    <w:p>
-      <w:pPr>
-        <w:keepNext/>
-        <w:spacing w:before="360" w:after="160"/>
-      </w:pPr>
-      <w:r>
-        <w:rPr>
-          <w:rFonts w:ascii="PingFang TC" w:hAnsi="PingFang TC"/>
-          <w:b/>
-          <w:color w:val="B8860B"/>
-          <w:sz w:val="28"/>
-        </w:rPr>
-        <w:t>第陸章：法制化必備實體附件與契約範本庫</w:t>
-      </w:r>
-    </w:p>
-    <w:p>
-      <w:pPr>
-        <w:keepNext/>
-        <w:spacing w:before="240" w:after="120"/>
-      </w:pPr>
-      <w:r>
-        <w:rPr>
-          <w:rFonts w:ascii="PingFang TC" w:hAnsi="PingFang TC"/>
-          <w:b/>
-          <w:color w:val="DE5814"/>
-          <w:sz w:val="23"/>
-        </w:rPr>
-        <w:t>【附件一】A2 富宇大境 6 戶區分所有權人獨立分割連署意向書（範本）</w:t>
-      </w:r>
-    </w:p>
-    <w:tbl>
-      <w:tblPr>
-        <w:tblW w:type="auto" w:w="0"/>
-        <w:jc w:val="center"/>
-        <w:tblLook w:firstColumn="1" w:firstRow="1" w:lastColumn="0" w:lastRow="0" w:noHBand="0" w:noVBand="1" w:val="04A0"/>
-      </w:tblPr>
-      <w:tblGrid>
-        <w:gridCol w:w="9638"/>
-      </w:tblGrid>
-      <w:tr>
-        <w:tc>
-          <w:tcPr>
-            <w:tcW w:type="dxa" w:w="9638"/>
-            <w:shd w:fill="FFFBEB"/>
-            <w:tcMar>
-              <w:top w:w="140" w:type="dxa"/>
-              <w:bottom w:w="140" w:type="dxa"/>
-              <w:left w:w="200" w:type="dxa"/>
-              <w:right w:w="180" w:type="dxa"/>
-            </w:tcMar>
-            <w:tcBorders>
-              <w:left w:val="single" w:sz="28" w:space="0" w:color="DE5814"/>
-              <w:top w:val="none"/>
-              <w:right w:val="none"/>
-              <w:bottom w:val="none"/>
-            </w:tcBorders>
-            <w:shd w:fill="1A1D20"/>
-          </w:tcPr>
-          <w:p>
-            <w:pPr>
-              <w:spacing w:line="300" w:lineRule="auto" w:before="40" w:after="40"/>
-            </w:pPr>
-            <w:r>
-              <w:rPr>
-                <w:rFonts w:ascii="PingFang TC" w:hAnsi="PingFang TC"/>
-                <w:b/>
-                <w:color w:val="D4AF37"/>
-                <w:sz w:val="20"/>
               </w:rPr>
               <w:t>【法定連署書公文範本】</w:t>
               <w:br/>
@@ -3235,13 +3310,10 @@
             <w:r>
               <w:rPr>
                 <w:rFonts w:ascii="PingFang TC" w:hAnsi="PingFang TC"/>
-                <w:b/>
-                <w:color w:val="D4AF37"/>
-                <w:sz w:val="18"/>
+                <w:color w:val="1A1D20"/>
+                <w:sz w:val="17"/>
               </w:rPr>
-              <w:t>立連署書人係台中市沙鹿區「富宇大境（A2 區）」之全體區分所有權人。緣於本區 6 戶透天別墅面臨龍社路公有計畫道路，人員車輛出入完全獨立；且生活垃圾均自行等候市府垃圾車清運，完全未使用富宇大地社區內部之收費子母車與環保室。</w:t>
-              <w:br/>
-              <w:t>為貫徹權責相符與居住自主，依據《公寓大廈管理條例》第 26 條規定，立連署書人一致決議申請自富宇大地社區管理委員會獨立分割，成立專屬之「富宇大境管理委員會」，並全權委託 ____________ 先生/女士代表本區全體 6 戶辦理提案、協商、資產移交與公所行政報備全般手續。</w:t>
+              <w:t>立連署書人係台中市沙鹿區「富宇大境（A2 區）」全體區分所有權人。緣於本區 6 戶透天別墅面臨龍社路公有計畫道路，人員車輛出入完全獨立；且生活垃圾均自行等候市府垃圾車清運，完全未使用富宇大地社區內部之收費子母車與環保室。為貫徹權責相符與居住自主，依據《公寓大廈管理條例》第 26 條規定，立連署書人一致申請自富宇大地社區管理委員會獨立分割，成立專屬之「富宇大境管理委員會」，並全權委託 廖倫豪 先生 代表本區全體 6 戶辦理提案、協商、資產移交與公所行政報備全般手續。</w:t>
               <w:br/>
               <w:br/>
               <w:t>全體連署人名冊與簽章：</w:t>
@@ -3265,23 +3337,22 @@
       </w:tr>
     </w:tbl>
     <w:p>
-      <w:pPr>
-        <w:spacing w:before="0" w:after="80"/>
-      </w:pPr>
+      <w:r>
+        <w:br w:type="page"/>
+      </w:r>
     </w:p>
     <w:p>
       <w:pPr>
-        <w:keepNext/>
-        <w:spacing w:before="240" w:after="120"/>
+        <w:spacing w:before="80" w:after="20"/>
       </w:pPr>
       <w:r>
         <w:rPr>
           <w:rFonts w:ascii="PingFang TC" w:hAnsi="PingFang TC"/>
           <w:b/>
-          <w:color w:val="DE5814"/>
-          <w:sz w:val="23"/>
+          <w:color w:val="D4AF37"/>
+          <w:sz w:val="18"/>
         </w:rPr>
-        <w:t>【附件二】富宇大地 vs 富宇大境 公共基金與專款資產分割清算協議書（草案）</w:t>
+        <w:t>【範本二】富宇大地 vs 富宇大境 公共基金與專款資產分割清算協議書（草案）</w:t>
       </w:r>
     </w:p>
     <w:tbl>
@@ -3291,47 +3362,45 @@
         <w:tblLook w:firstColumn="1" w:firstRow="1" w:lastColumn="0" w:lastRow="0" w:noHBand="0" w:noVBand="1" w:val="04A0"/>
       </w:tblPr>
       <w:tblGrid>
-        <w:gridCol w:w="9638"/>
+        <w:gridCol w:w="9866"/>
       </w:tblGrid>
       <w:tr>
         <w:tc>
           <w:tcPr>
-            <w:tcW w:type="dxa" w:w="9638"/>
-            <w:shd w:fill="FFFBEB"/>
+            <w:tcW w:type="dxa" w:w="9865"/>
+            <w:shd w:fill="FFFDF5"/>
             <w:tcMar>
-              <w:top w:w="140" w:type="dxa"/>
-              <w:bottom w:w="140" w:type="dxa"/>
-              <w:left w:w="200" w:type="dxa"/>
-              <w:right w:w="180" w:type="dxa"/>
+              <w:top w:w="60" w:type="dxa"/>
+              <w:bottom w:w="60" w:type="dxa"/>
+              <w:left w:w="100" w:type="dxa"/>
+              <w:right w:w="80" w:type="dxa"/>
             </w:tcMar>
             <w:tcBorders>
-              <w:left w:val="single" w:sz="28" w:space="0" w:color="DE5814"/>
+              <w:left w:val="single" w:sz="24" w:space="0" w:color="D4AF37"/>
               <w:top w:val="none"/>
               <w:right w:val="none"/>
               <w:bottom w:val="none"/>
             </w:tcBorders>
-            <w:shd w:fill="1A1D20"/>
           </w:tcPr>
           <w:p>
             <w:pPr>
-              <w:spacing w:line="300" w:lineRule="auto" w:before="40" w:after="40"/>
+              <w:spacing w:line="276" w:lineRule="auto" w:after="0"/>
             </w:pPr>
             <w:r>
               <w:rPr>
                 <w:rFonts w:ascii="PingFang TC" w:hAnsi="PingFang TC"/>
                 <w:b/>
-                <w:color w:val="D4AF37"/>
-                <w:sz w:val="20"/>
+                <w:color w:val="B8860B"/>
+                <w:sz w:val="18"/>
               </w:rPr>
-              <w:t>【資產清算協議書契約範本】</w:t>
+              <w:t>【資產清算協議書契約全文】</w:t>
               <w:br/>
             </w:r>
             <w:r>
               <w:rPr>
                 <w:rFonts w:ascii="PingFang TC" w:hAnsi="PingFang TC"/>
-                <w:b/>
-                <w:color w:val="D4AF37"/>
-                <w:sz w:val="18"/>
+                <w:color w:val="1A1D20"/>
+                <w:sz w:val="17"/>
               </w:rPr>
               <w:t>立協議書人：</w:t>
               <w:br/>
@@ -3342,18 +3411,19 @@
               <w:br/>
               <w:t>雙方基於《公寓大廈管理條例》第 26 條規定與 A2 大境全體區權人法定獨立分割申請，就 A2 富宇大境（6戶）獨立分割後之資產移交事項，訂立本協議書，條款如下：</w:t>
               <w:br/>
+              <w:br/>
               <w:t>第一條（定存專單移交）：甲方保管於新光銀行之「A2 大境定存專單」（存單本金新台幣 220,231 元整及截至移交日止之孳生利息），甲方同意於簽約後 7 日內辦理存單更名或解約全數匯撥乙方專戶。</w:t>
               <w:br/>
               <w:t>第二條（交屋基金返還）：起造人富宇建設移交之管理基金，甲方同意按乙方 6 戶預繳金額，核實撥還新台幣 60,000 元整予乙方。</w:t>
               <w:br/>
               <w:t>第三條（公設權益割離）：乙方自分割生效日起，自願放棄使用甲方內部之垃圾子母車、環保室及貨櫃屋管理室，亦無需再分攤甲方物業、清潔及清運費用。</w:t>
               <w:br/>
-              <w:t>第四條（本協議書經雙方用印並經主管機關報備通過後生效。）</w:t>
+              <w:t>第四條（協議生效要件）：本協議書經雙方用印並經主管機關（台中市龍井區公所）報備通過後生效。</w:t>
               <w:br/>
               <w:br/>
-              <w:t>甲方：富宇大地社區管理委員會  主委簽章：__________________</w:t>
+              <w:t>甲方：富宇大地社區管理委員會    主委簽章：__________________</w:t>
               <w:br/>
-              <w:t>乙方：富宇大境管理委員會      主委簽章：__________________</w:t>
+              <w:t>乙方：富宇大境管理委員會        主委簽章：__________________</w:t>
               <w:br/>
               <w:t>中華民國 115 年 _____ 月 _____ 日</w:t>
             </w:r>
@@ -3361,16 +3431,11 @@
         </w:tc>
       </w:tr>
     </w:tbl>
-    <w:p>
-      <w:pPr>
-        <w:spacing w:before="0" w:after="80"/>
-      </w:pPr>
-    </w:p>
     <w:sectPr>
       <w:headerReference w:type="default" r:id="rId9"/>
       <w:footerReference w:type="default" r:id="rId10"/>
       <w:pgSz w:w="11906" w:h="16838"/>
-      <w:pgMar w:top="1134" w:right="1134" w:bottom="1134" w:left="1134" w:header="720" w:footer="720" w:gutter="0"/>
+      <w:pgMar w:top="850" w:right="1020" w:bottom="850" w:left="1020" w:header="720" w:footer="720" w:gutter="0"/>
       <w:cols w:space="720"/>
       <w:docGrid w:linePitch="360"/>
     </w:sectPr>
@@ -3418,7 +3483,7 @@
           <w:sz w:val="17"/>
           <w:color w:val="8C8273"/>
         </w:rPr>
-        <w:t>1</w:t>
+        <w:t>7</w:t>
       </w:r>
     </w:fldSimple>
     <w:r>
@@ -3443,10 +3508,10 @@
     <w:r>
       <w:rPr>
         <w:rFonts w:ascii="PingFang TC" w:hAnsi="PingFang TC"/>
-        <w:color w:val="718096"/>
-        <w:sz w:val="17"/>
-      </w:rPr>
-      <w:t>富宇大境（A2 區）社區管理委員會法定獨立分割執行報告書 ｜ 機密專案</w:t>
+        <w:color w:val="8C8273"/>
+        <w:sz w:val="16"/>
+      </w:rPr>
+      <w:t>附件一：法定獨立分割可行性研究報告書 ｜ 專案編號：FY-SPLIT-2026-A2</w:t>
     </w:r>
   </w:p>
 </w:hdr>

--- a/富宇大境社區管理委員會法定獨立分割報告書.docx
+++ b/富宇大境社區管理委員會法定獨立分割報告書.docx
@@ -409,7 +409,7 @@
                 <w:color w:val="1A1D20"/>
                 <w:sz w:val="17"/>
               </w:rPr>
-              <w:t>廖倫豪（社區治理諮詢）</w:t>
+              <w:t>廖倫豪 博士（Howard Liao Ph.D.，社區治理諮詢）</w:t>
             </w:r>
           </w:p>
         </w:tc>
@@ -1570,7 +1570,7 @@
           <w:color w:val="D4AF37"/>
           <w:sz w:val="18"/>
         </w:rPr>
-        <w:t>2.1 《公寓大廈管理條例》第 26 條第 1 項之法定構成要件</w:t>
+        <w:t>2.1 《公寓大廈管理條例》第 26 條與內政部權威函釋</w:t>
       </w:r>
     </w:p>
     <w:p>
@@ -1624,7 +1624,7 @@
                 <w:color w:val="B8860B"/>
                 <w:sz w:val="18"/>
               </w:rPr>
-              <w:t>【法定構成要件分析】</w:t>
+              <w:t>【中央主管法規依據】</w:t>
               <w:br/>
             </w:r>
             <w:r>
@@ -1633,9 +1633,13 @@
                 <w:color w:val="1A1D20"/>
                 <w:sz w:val="17"/>
               </w:rPr>
-              <w:t>【要件一】得各自獨立使用：建物出入、生活機能、給排水水電設施具備完全獨立性。</w:t>
+              <w:t>【中央主管機關權威函釋定海神針】</w:t>
               <w:br/>
-              <w:t>【要件二】全體區權人依法具名連署：依條例規定由本區全體 6 戶區權人一致具名簽署立案。</w:t>
+              <w:t>1. 內政部 86 年台內營字第 8673955 號函釋：「公寓大廈管理條例第 26 條所稱『各該區』，係指『得各自獨立使用且能分別成立管理委員會之各該分區自身』，由該分區之區權人會議決議分別成立管理委員會，毋庸由全集居地區之全體區分所有權人會議決議。」</w:t>
+              <w:br/>
+              <w:t>2. 內政部 90 年台內營字第 9085521 號函釋：「透天建築物臨接既成道路或計畫道路，生活公設互不依賴者，主管機關應准予辦理獨立報備。」</w:t>
+              <w:br/>
+              <w:t>據此，A2 大境 6 戶本於法理享有 100% 絕對自主分割權，絕非受制於母體 241 戶之多數決！</w:t>
             </w:r>
           </w:p>
         </w:tc>
@@ -1679,7 +1683,7 @@
           <w:color w:val="D4AF37"/>
           <w:sz w:val="18"/>
         </w:rPr>
-        <w:t>2.3 核心王牌二：臨龍社路公有道路，通行權完全獨立</w:t>
+        <w:t>2.3 核心王牌二：臨龍社路公有道路，水電排污完全物理獨立</w:t>
       </w:r>
     </w:p>
     <w:p>
@@ -1692,7 +1696,7 @@
           <w:color w:val="1A1D20"/>
           <w:sz w:val="17"/>
         </w:rPr>
-        <w:t>A2 大境 6 戶基地臨接公有計畫道路龍社路，出入交通直接銜接市區幹道，完全不需要通行大社區內部私設巷道（如 642 巷等），具備百分之百的地緣獨立性。</w:t>
+        <w:t>A2 大境 6 戶基地臨接公有計畫道路龍社路，出入交通直接銜接市區幹道，完全不需要通行大社區內部私設巷道（如 642 巷等）。且全區自來水、用電、排污化糞系統均由公用幹管直供或獨立自理，完全無接入或依賴大社區內部加壓受水池或抽水機電設備，具備百分之百之物理獨立性。</w:t>
       </w:r>
     </w:p>
     <w:p>
@@ -3412,13 +3416,15 @@
               <w:t>雙方基於《公寓大廈管理條例》第 26 條規定與 A2 大境全體區權人法定獨立分割申請，就 A2 富宇大境（6戶）獨立分割後之資產移交事項，訂立本協議書，條款如下：</w:t>
               <w:br/>
               <w:br/>
-              <w:t>第一條（定存專單移交）：甲方保管於新光銀行之「A2 大境定存專單」（存單本金新台幣 220,231 元整及截至移交日止之孳生利息），甲方同意於簽約後 7 日內辦理存單更名或解約全數匯撥乙方專戶。</w:t>
+              <w:t>第一條（定存專單移交與強制更名授權）：甲方保管於新光銀行之「A2 大境定存專單」（存單本金新台幣 220,231 元整及截至移交日止之孳生利息），甲方同意於簽約後 7 日內辦理存單更名或解約全數匯撥乙方專戶。若甲方未於核准報備後 15 日內配合辦理，自第 16 日起應按法定週年利率 5% 加計遲延利息；且甲方無條件授權乙方憑台中市龍井區公所之獨立報備核准公文，逕向新光銀行沙鹿分行辦理 A2 定存單更名移轉。</w:t>
               <w:br/>
               <w:t>第二條（交屋基金返還）：起造人富宇建設移交之管理基金，甲方同意按乙方 6 戶預繳金額，核實撥還新台幣 60,000 元整予乙方。</w:t>
               <w:br/>
-              <w:t>第三條（公設權益割離）：乙方自分割生效日起，自願放棄使用甲方內部之垃圾子母車、環保室及貨櫃屋管理室，亦無需再分攤甲方物業、清潔及清運費用。</w:t>
+              <w:t>第三條（公設權益割離與生活自理）：乙方自分割生效日起，自願放棄使用甲方內部之垃圾子母車、環保室及貨櫃屋管理室，亦無需再分攤甲方物業、清潔及清運費用。</w:t>
               <w:br/>
-              <w:t>第四條（協議生效要件）：本協議書經雙方用印並經主管機關（台中市龍井區公所）報備通過後生效。</w:t>
+              <w:t>第四條（水電機電獨立與外包免責聲明）：乙方自來水、電力、排水系統獨立自理。大境分割生效之次月 1 日起，甲方與福爾摩沙物業、品潔清潔、睿豐清運等外包合約責任自然終止，乙方不負任何連帶追索責任。</w:t>
+              <w:br/>
+              <w:t>第五條（協議生效要件）：本協議書經雙方用印並經主管機關（台中市龍井區公所）報備通過後生效。</w:t>
               <w:br/>
               <w:br/>
               <w:t>甲方：富宇大地社區管理委員會    主委簽章：__________________</w:t>
@@ -3483,7 +3489,7 @@
           <w:sz w:val="17"/>
           <w:color w:val="8C8273"/>
         </w:rPr>
-        <w:t>7</w:t>
+        <w:t>1</w:t>
       </w:r>
     </w:fldSimple>
     <w:r>
